--- a/klagomål/A 55142-2025 FSC-klagomål.docx
+++ b/klagomål/A 55142-2025 FSC-klagomål.docx
@@ -662,7 +662,7 @@
     <w:r>
       <w:tab/>
       <w:tab/>
-      <w:t>2025-11-08</w:t>
+      <w:t>2025-11-09</w:t>
       <w:br/>
       <w:br/>
     </w:r>

--- a/klagomål/A 55142-2025 FSC-klagomål.docx
+++ b/klagomål/A 55142-2025 FSC-klagomål.docx
@@ -662,7 +662,7 @@
     <w:r>
       <w:tab/>
       <w:tab/>
-      <w:t>2025-11-09</w:t>
+      <w:t>2025-11-10</w:t>
       <w:br/>
       <w:br/>
     </w:r>

--- a/klagomål/A 55142-2025 FSC-klagomål.docx
+++ b/klagomål/A 55142-2025 FSC-klagomål.docx
@@ -662,7 +662,7 @@
     <w:r>
       <w:tab/>
       <w:tab/>
-      <w:t>2025-11-10</w:t>
+      <w:t>2025-11-11</w:t>
       <w:br/>
       <w:br/>
     </w:r>

--- a/klagomål/A 55142-2025 FSC-klagomål.docx
+++ b/klagomål/A 55142-2025 FSC-klagomål.docx
@@ -168,7 +168,7 @@
     </w:p>
     <w:p>
       <w:r>
-        <w:t>Detta dokument behandlar höga naturvärden i avverkningsanmälan A 55142-2025 i Västerviks kommun. Denna avverkningsanmälan inkom 2025-11-07 10:29:15 och omfattar 1,3 ha.</w:t>
+        <w:t>Detta dokument behandlar höga naturvärden i avverkningsanmälan A 55142-2025 i Västerviks kommun. Denna avverkningsanmälan inkom 2025-11-07 00:00:00 och omfattar 1,3 ha.</w:t>
       </w:r>
     </w:p>
     <w:p>
@@ -662,7 +662,7 @@
     <w:r>
       <w:tab/>
       <w:tab/>
-      <w:t>2025-11-11</w:t>
+      <w:t>2025-11-12</w:t>
       <w:br/>
       <w:br/>
     </w:r>

--- a/klagomål/A 55142-2025 FSC-klagomål.docx
+++ b/klagomål/A 55142-2025 FSC-klagomål.docx
@@ -662,7 +662,7 @@
     <w:r>
       <w:tab/>
       <w:tab/>
-      <w:t>2025-11-12</w:t>
+      <w:t>2025-11-13</w:t>
       <w:br/>
       <w:br/>
     </w:r>

--- a/klagomål/A 55142-2025 FSC-klagomål.docx
+++ b/klagomål/A 55142-2025 FSC-klagomål.docx
@@ -662,7 +662,7 @@
     <w:r>
       <w:tab/>
       <w:tab/>
-      <w:t>2025-11-13</w:t>
+      <w:t>2025-11-14</w:t>
       <w:br/>
       <w:br/>
     </w:r>

--- a/klagomål/A 55142-2025 FSC-klagomål.docx
+++ b/klagomål/A 55142-2025 FSC-klagomål.docx
@@ -662,7 +662,7 @@
     <w:r>
       <w:tab/>
       <w:tab/>
-      <w:t>2025-11-14</w:t>
+      <w:t>2025-11-15</w:t>
       <w:br/>
       <w:br/>
     </w:r>

--- a/klagomål/A 55142-2025 FSC-klagomål.docx
+++ b/klagomål/A 55142-2025 FSC-klagomål.docx
@@ -662,7 +662,7 @@
     <w:r>
       <w:tab/>
       <w:tab/>
-      <w:t>2025-11-15</w:t>
+      <w:t>2025-11-20</w:t>
       <w:br/>
       <w:br/>
     </w:r>

--- a/klagomål/A 55142-2025 FSC-klagomål.docx
+++ b/klagomål/A 55142-2025 FSC-klagomål.docx
@@ -662,7 +662,7 @@
     <w:r>
       <w:tab/>
       <w:tab/>
-      <w:t>2025-11-20</w:t>
+      <w:t>2025-11-21</w:t>
       <w:br/>
       <w:br/>
     </w:r>

--- a/klagomål/A 55142-2025 FSC-klagomål.docx
+++ b/klagomål/A 55142-2025 FSC-klagomål.docx
@@ -662,7 +662,7 @@
     <w:r>
       <w:tab/>
       <w:tab/>
-      <w:t>2025-11-21</w:t>
+      <w:t>2025-11-22</w:t>
       <w:br/>
       <w:br/>
     </w:r>

--- a/klagomål/A 55142-2025 FSC-klagomål.docx
+++ b/klagomål/A 55142-2025 FSC-klagomål.docx
@@ -662,7 +662,7 @@
     <w:r>
       <w:tab/>
       <w:tab/>
-      <w:t>2025-11-22</w:t>
+      <w:t>2025-11-23</w:t>
       <w:br/>
       <w:br/>
     </w:r>

--- a/klagomål/A 55142-2025 FSC-klagomål.docx
+++ b/klagomål/A 55142-2025 FSC-klagomål.docx
@@ -662,7 +662,7 @@
     <w:r>
       <w:tab/>
       <w:tab/>
-      <w:t>2025-11-23</w:t>
+      <w:t>2025-11-24</w:t>
       <w:br/>
       <w:br/>
     </w:r>

--- a/klagomål/A 55142-2025 FSC-klagomål.docx
+++ b/klagomål/A 55142-2025 FSC-klagomål.docx
@@ -662,7 +662,7 @@
     <w:r>
       <w:tab/>
       <w:tab/>
-      <w:t>2025-11-24</w:t>
+      <w:t>2025-11-25</w:t>
       <w:br/>
       <w:br/>
     </w:r>

--- a/klagomål/A 55142-2025 FSC-klagomål.docx
+++ b/klagomål/A 55142-2025 FSC-klagomål.docx
@@ -662,7 +662,7 @@
     <w:r>
       <w:tab/>
       <w:tab/>
-      <w:t>2025-11-25</w:t>
+      <w:t>2025-11-26</w:t>
       <w:br/>
       <w:br/>
     </w:r>

--- a/klagomål/A 55142-2025 FSC-klagomål.docx
+++ b/klagomål/A 55142-2025 FSC-klagomål.docx
@@ -662,7 +662,7 @@
     <w:r>
       <w:tab/>
       <w:tab/>
-      <w:t>2025-11-26</w:t>
+      <w:t>2025-11-27</w:t>
       <w:br/>
       <w:br/>
     </w:r>

--- a/klagomål/A 55142-2025 FSC-klagomål.docx
+++ b/klagomål/A 55142-2025 FSC-klagomål.docx
@@ -662,7 +662,7 @@
     <w:r>
       <w:tab/>
       <w:tab/>
-      <w:t>2025-11-27</w:t>
+      <w:t>2025-11-28</w:t>
       <w:br/>
       <w:br/>
     </w:r>

--- a/klagomål/A 55142-2025 FSC-klagomål.docx
+++ b/klagomål/A 55142-2025 FSC-klagomål.docx
@@ -662,7 +662,7 @@
     <w:r>
       <w:tab/>
       <w:tab/>
-      <w:t>2025-11-28</w:t>
+      <w:t>2025-11-29</w:t>
       <w:br/>
       <w:br/>
     </w:r>

--- a/klagomål/A 55142-2025 FSC-klagomål.docx
+++ b/klagomål/A 55142-2025 FSC-klagomål.docx
@@ -662,7 +662,7 @@
     <w:r>
       <w:tab/>
       <w:tab/>
-      <w:t>2025-11-29</w:t>
+      <w:t>2025-11-30</w:t>
       <w:br/>
       <w:br/>
     </w:r>

--- a/klagomål/A 55142-2025 FSC-klagomål.docx
+++ b/klagomål/A 55142-2025 FSC-klagomål.docx
@@ -662,7 +662,7 @@
     <w:r>
       <w:tab/>
       <w:tab/>
-      <w:t>2025-11-30</w:t>
+      <w:t>2025-12-01</w:t>
       <w:br/>
       <w:br/>
     </w:r>

--- a/klagomål/A 55142-2025 FSC-klagomål.docx
+++ b/klagomål/A 55142-2025 FSC-klagomål.docx
@@ -662,7 +662,7 @@
     <w:r>
       <w:tab/>
       <w:tab/>
-      <w:t>2025-12-01</w:t>
+      <w:t>2025-12-02</w:t>
       <w:br/>
       <w:br/>
     </w:r>

--- a/klagomål/A 55142-2025 FSC-klagomål.docx
+++ b/klagomål/A 55142-2025 FSC-klagomål.docx
@@ -662,7 +662,7 @@
     <w:r>
       <w:tab/>
       <w:tab/>
-      <w:t>2025-12-02</w:t>
+      <w:t>2025-12-03</w:t>
       <w:br/>
       <w:br/>
     </w:r>

--- a/klagomål/A 55142-2025 FSC-klagomål.docx
+++ b/klagomål/A 55142-2025 FSC-klagomål.docx
@@ -662,7 +662,7 @@
     <w:r>
       <w:tab/>
       <w:tab/>
-      <w:t>2025-12-03</w:t>
+      <w:t>2025-12-04</w:t>
       <w:br/>
       <w:br/>
     </w:r>

--- a/klagomål/A 55142-2025 FSC-klagomål.docx
+++ b/klagomål/A 55142-2025 FSC-klagomål.docx
@@ -662,7 +662,7 @@
     <w:r>
       <w:tab/>
       <w:tab/>
-      <w:t>2025-12-04</w:t>
+      <w:t>2025-12-05</w:t>
       <w:br/>
       <w:br/>
     </w:r>

--- a/klagomål/A 55142-2025 FSC-klagomål.docx
+++ b/klagomål/A 55142-2025 FSC-klagomål.docx
@@ -662,7 +662,7 @@
     <w:r>
       <w:tab/>
       <w:tab/>
-      <w:t>2025-12-05</w:t>
+      <w:t>2025-12-06</w:t>
       <w:br/>
       <w:br/>
     </w:r>

--- a/klagomål/A 55142-2025 FSC-klagomål.docx
+++ b/klagomål/A 55142-2025 FSC-klagomål.docx
@@ -163,7 +163,7 @@
         <w:pStyle w:val="Title"/>
       </w:pPr>
       <w:r>
-        <w:t>Inledande FSC- /PEFC-klagomål – information om höga naturvärden i avverkningsanmälan A 55142-2025 i Västerviks kommun</w:t>
+        <w:t>Inledande FSC- /PEFC-klagomål – information om höga naturvärden och fridlysta arter i avverkningsanmälan A 55142-2025 i Västerviks kommun</w:t>
       </w:r>
     </w:p>
     <w:p>
@@ -173,7 +173,7 @@
     </w:p>
     <w:p>
       <w:r>
-        <w:t>Nedan presenteras fynd av naturvårdsarter som gjorts i det avverkningsanmälda området, samt relevanta utdrag ur standarderna för FSC, Chain of Custody, Controlled Wood och PEFC.</w:t>
+        <w:t>Nedan presenteras fynd av naturvårdsarter och fridlysta arter som gjorts i det avverkningsanmälda området, samt relevanta utdrag ur standarderna för FSC, Chain of Custody, Controlled Wood och PEFC. I BILAGA 1 finns artfakta om fridlysta arter.</w:t>
       </w:r>
     </w:p>
     <w:p>
@@ -191,7 +191,7 @@
     </w:p>
     <w:p>
       <w:r>
-        <w:t>I avverkningsanmälan har följande 1 naturvårdsarter hittats: hasselticka (S). Arter som är signalarter enligt Skogsstyrelsen har markerats med (S).</w:t>
+        <w:t>I avverkningsanmälan har följande 2 naturvårdsarter hittats: entita (NT, §4) och hasselticka (S). Av dessa är 1 rödlistade. För rödlistade arter har rödlistekategorin angivits inom parentes. Arter som är signalarter enligt Skogsstyrelsen har markerats med (S). För fridlysta arter anges även paragrafen i Artskyddsförordningen som arten är fridlyst enligt.</w:t>
       </w:r>
     </w:p>
     <w:p>
@@ -262,6 +262,49 @@
         <w:pStyle w:val="Heading1"/>
       </w:pPr>
       <w:r>
+        <w:t>Fridlysta arter</w:t>
+      </w:r>
+    </w:p>
+    <w:p>
+      <w:r>
+        <w:t>Följande fridlysta arter har sina livsmiljöer och växtplatser i den avverkningsanmälda skogen: entita (NT, §4).</w:t>
+      </w:r>
+    </w:p>
+    <w:p>
+      <w:r>
+        <w:t xml:space="preserve">Observera att medlemsländerna är skyldiga att agera i enlighet med EU:s fågeldirektiv där det uttryckligen står att direktivet gäller för fåglar samt för deras ägg, bon och </w:t>
+      </w:r>
+      <w:r>
+        <w:rPr>
+          <w:b/>
+        </w:rPr>
+        <w:t xml:space="preserve">livsmiljöer </w:t>
+      </w:r>
+      <w:r>
+        <w:t>(artikel 1). Vidare att de åtgärder som vidtas inte får leda till en försämring av den nuvarande situationen beträffande bevarandet av de fågelarter som avses i artikel 1 (artikel 13). Fågeldirektivet är styrande för tillsynsansvariga myndigheters ärendehantering, ställningstaganden och beslutsfattande.</w:t>
+      </w:r>
+    </w:p>
+    <w:p>
+      <w:r>
+        <w:rPr>
+          <w:b/>
+        </w:rPr>
+        <w:t>Entita (NT, §4)</w:t>
+      </w:r>
+      <w:r>
+        <w:t>, rödlistad som nära hotad och prioriterad art i Skogsvårdslagen, har häckningsrevir i anmälan. Minskningstakten innevarande 10-årsperiod beräknas till 20 (10–30) %. Entitan är ortstrogen och reviret är i genomsnitt omkring 5 hektar, ibland uppåt 20 hektar stort. Entitan är en utpräglad lövskogsfågel som föredrar flerskiktade, gärna högvuxna skogar med inslag av äldre träd och välutvecklat buskskikt. Även alkärr med videsnår hör till de miljöer som utnyttjas. Arten häckar ofta i skogar som är svagt eller inte alls påverkade av skogsbruk, ofta rör det sig om värdekärnor med höga naturvärden. Entitan missgynnas av konventionellt skogsbruk och dess ortstrohet och dåliga spridningsförmåga gör den känslig för fragmentering (Skogsstyrelsen, 2016, SLU Artdatabanken, 2021).</w:t>
+      </w:r>
+    </w:p>
+    <w:p>
+      <w:r>
+        <w:t>I BILAGA 1 finns mer detaljerad information om ekologi samt krav på livsmiljö hos fridlysta arter.</w:t>
+      </w:r>
+    </w:p>
+    <w:p>
+      <w:pPr>
+        <w:pStyle w:val="Heading1"/>
+      </w:pPr>
+      <w:r>
         <w:t>Certifiering</w:t>
       </w:r>
     </w:p>
@@ -309,6 +352,22 @@
       <w:r>
         <w:t>I den avverkningsanmälda skogen har fridlysta arter sina livsmiljöer och växtplatser. Att skada de fridlysta arternas livsmiljöer, växtplatser eller ekologiska funktion är inte tillåtet enligt artskyddsförordningen.</w:t>
       </w:r>
+      <w:r>
+        <w:rPr>
+          <w:i/>
+        </w:rPr>
+        <w:t xml:space="preserve"> EU:s medlemsländer och skogsbolag är skyldiga att agera i enlighet med EU:s fågeldirektiv där det uttryckligen står att direktivet gäller för fåglar samt för deras ägg, bon och </w:t>
+      </w:r>
+      <w:r>
+        <w:rPr>
+          <w:b/>
+          <w:i/>
+        </w:rPr>
+        <w:t xml:space="preserve">livsmiljöer </w:t>
+      </w:r>
+      <w:r>
+        <w:t>(artikel 1). Vidare att de åtgärder som vidtas inte får leda till en försämring av den nuvarande situationen beträffande bevarandet av de fågelarter som avses i artikel 1 (artikel 13).</w:t>
+      </w:r>
     </w:p>
     <w:p>
       <w:r>
@@ -347,7 +406,7 @@
         <w:rPr>
           <w:i/>
         </w:rPr>
-        <w:t>I det avverkningsanmälda skogsområdet har 1 naturvårdsarter varav 0 rödlistade arter sina livsmiljöer och växtplatser.</w:t>
+        <w:t>I det avverkningsanmälda skogsområdet har 2 naturvårdsarter varav 1 rödlistade arter sina livsmiljöer och växtplatser.</w:t>
       </w:r>
     </w:p>
     <w:p>
@@ -534,6 +593,83 @@
         <w:t>I den avverkningsanmälda skogen har fridlysta arter sina livsmiljöer och växtplatser. Att skada de fridlysta arternas livsmiljöer, växtplatser eller ekologiska funktion är inte tillåtet enligt artskyddsförordningen</w:t>
       </w:r>
     </w:p>
+    <w:p>
+      <w:r>
+        <w:br w:type="page"/>
+      </w:r>
+    </w:p>
+    <w:p>
+      <w:pPr>
+        <w:pStyle w:val="Title"/>
+      </w:pPr>
+      <w:r>
+        <w:t>BILAGA 1 – Fridlysta arter</w:t>
+      </w:r>
+    </w:p>
+    <w:p>
+      <w:pPr>
+        <w:pStyle w:val="Heading1"/>
+      </w:pPr>
+      <w:r>
+        <w:t>Entita – ekologi samt krav på livsmiljön</w:t>
+      </w:r>
+    </w:p>
+    <w:p>
+      <w:r>
+        <w:t>Entita (NT, §4) är rödlistad som nära hotad, fridlyst och prioriterad art enligt Skogsvårdslagen. Den omfattas av EU:s fågeldirektiv. Minskningstakten har uppgått till 20 (10–30) % under de senaste 10 åren och bedöms vara nära gränsvärdet för Sårbar (VU). (A2b) (SLU Artdatabanken, 2021).</w:t>
+      </w:r>
+    </w:p>
+    <w:p>
+      <w:r>
+        <w:t>Entitan är en utpräglad lövskogsfågel som påträffas i ädellövskogar, strandskogar, ekhagar, igenväxande hagmarker, lövdungar, parker och trädgårdar. Den föredrar flerskiktade, gärna högvuxna skogar med inslag av äldre träd och med ett välutvecklat buskskikt. Ek- och hasseldominerade skogar och dungar, samt alkärr med videsnår, hör till de miljöer som ofta utnyttjas. I sydligaste Sverige är bokskog en viktig miljö (Skogsstyrelsen, 2016).</w:t>
+      </w:r>
+    </w:p>
+    <w:p>
+      <w:r>
+        <w:t>Reviren är relativt stora för en småfågel, i genomsnitt omkring 5 hektar men de kan vara upp till 20 hektar. Entitan är en utpräglad stannfågel och rör sig inte långt från kläckningsplatsen; ungfåglarna sprider sig sällan mer än 5 km från födelseplatsen och etablerade fåglar lämnar därefter inte sitt revir (Skogsstyrelsen, 2016). Det häckande paret försvarar sitt revir året runt. De tillåter dock en grupp av ungfåglar att etablera sig inom deras revir och så bildas en vinterflock, vilket sker redan i juni månad. Även under kalla vintrar stannar entitan kvar inom sitt revir. Hittar man entitor vid sitt foderbord beror det på att fågelmatningen ligger inom ett entiterevir (SLU Artdatabanken, 2021). Arten är känslig för fragmentering och har svårt att etablera sig i isolerade skogsområden. Entitan är hålhäckare, men kan inte själv hacka fram sitt hål utan är beroende av miljöer som erbjuder naturliga hål (Skogsstyrelsen, 2016).</w:t>
+      </w:r>
+    </w:p>
+    <w:p>
+      <w:r>
+        <w:t>Arten häckar ofta i skogar som är svagt eller inte alls påverkade av skogsbruk. Särskilt i Svealand ofta i skogar som har höga naturvärden och utgör skogliga värdekärnor. Entitan missgynnas av konventionellt skogsbruk genom minskad förekomst av risiga, flerskiktade skogar liksom av avverkning av lövträdsrika kantzoner. Entitans ortstrohet och dåliga spridningsförmåga gör den känslig för fragmentering (Skogsstyrelsen, 2016).</w:t>
+      </w:r>
+    </w:p>
+    <w:p>
+      <w:pPr>
+        <w:pStyle w:val="Heading2"/>
+      </w:pPr>
+      <w:r>
+        <w:t>Referenser – entita</w:t>
+      </w:r>
+    </w:p>
+    <w:p>
+      <w:r>
+        <w:t xml:space="preserve">Skogsstyrelsen, 2016. </w:t>
+      </w:r>
+      <w:r>
+        <w:rPr>
+          <w:i/>
+        </w:rPr>
+        <w:t xml:space="preserve">Vägledning för hänsyn till entita. </w:t>
+      </w:r>
+      <w:r>
+        <w:t>https://www.skogsstyrelsen.se/globalassets/lag-och-tillsyn/artskydd/vagledningar-for-hansyn-till-faglar/entita-vagledning-hansyn2.pdf</w:t>
+      </w:r>
+    </w:p>
+    <w:p>
+      <w:r>
+        <w:t xml:space="preserve">SLU Artdatabanken, 2021. </w:t>
+      </w:r>
+      <w:r>
+        <w:rPr>
+          <w:i/>
+        </w:rPr>
+        <w:t xml:space="preserve">Artfaktablad. Naturvård – artfakta. </w:t>
+      </w:r>
+      <w:r>
+        <w:t>SLU Artdatabanken, Uppsala</w:t>
+      </w:r>
+    </w:p>
     <w:sectPr>
       <w:headerReference w:type="even" r:id="rId8"/>
       <w:headerReference w:type="default" r:id="rId9"/>
@@ -662,7 +798,7 @@
     <w:r>
       <w:tab/>
       <w:tab/>
-      <w:t>2025-12-06</w:t>
+      <w:t>2025-12-07</w:t>
       <w:br/>
       <w:br/>
     </w:r>

--- a/klagomål/A 55142-2025 FSC-klagomål.docx
+++ b/klagomål/A 55142-2025 FSC-klagomål.docx
@@ -798,7 +798,7 @@
     <w:r>
       <w:tab/>
       <w:tab/>
-      <w:t>2025-12-07</w:t>
+      <w:t>2025-12-08</w:t>
       <w:br/>
       <w:br/>
     </w:r>

--- a/klagomål/A 55142-2025 FSC-klagomål.docx
+++ b/klagomål/A 55142-2025 FSC-klagomål.docx
@@ -798,7 +798,7 @@
     <w:r>
       <w:tab/>
       <w:tab/>
-      <w:t>2025-12-08</w:t>
+      <w:t>2025-12-09</w:t>
       <w:br/>
       <w:br/>
     </w:r>

--- a/klagomål/A 55142-2025 FSC-klagomål.docx
+++ b/klagomål/A 55142-2025 FSC-klagomål.docx
@@ -798,7 +798,7 @@
     <w:r>
       <w:tab/>
       <w:tab/>
-      <w:t>2025-12-09</w:t>
+      <w:t>2025-12-10</w:t>
       <w:br/>
       <w:br/>
     </w:r>

--- a/klagomål/A 55142-2025 FSC-klagomål.docx
+++ b/klagomål/A 55142-2025 FSC-klagomål.docx
@@ -798,7 +798,7 @@
     <w:r>
       <w:tab/>
       <w:tab/>
-      <w:t>2025-12-10</w:t>
+      <w:t>2025-12-11</w:t>
       <w:br/>
       <w:br/>
     </w:r>

--- a/klagomål/A 55142-2025 FSC-klagomål.docx
+++ b/klagomål/A 55142-2025 FSC-klagomål.docx
@@ -798,7 +798,7 @@
     <w:r>
       <w:tab/>
       <w:tab/>
-      <w:t>2025-12-11</w:t>
+      <w:t>2025-12-12</w:t>
       <w:br/>
       <w:br/>
     </w:r>

--- a/klagomål/A 55142-2025 FSC-klagomål.docx
+++ b/klagomål/A 55142-2025 FSC-klagomål.docx
@@ -798,7 +798,7 @@
     <w:r>
       <w:tab/>
       <w:tab/>
-      <w:t>2025-12-12</w:t>
+      <w:t>2025-12-13</w:t>
       <w:br/>
       <w:br/>
     </w:r>

--- a/klagomål/A 55142-2025 FSC-klagomål.docx
+++ b/klagomål/A 55142-2025 FSC-klagomål.docx
@@ -798,7 +798,7 @@
     <w:r>
       <w:tab/>
       <w:tab/>
-      <w:t>2025-12-19</w:t>
+      <w:t>2025-12-20</w:t>
       <w:br/>
       <w:br/>
     </w:r>

--- a/klagomål/A 55142-2025 FSC-klagomål.docx
+++ b/klagomål/A 55142-2025 FSC-klagomål.docx
@@ -798,7 +798,7 @@
     <w:r>
       <w:tab/>
       <w:tab/>
-      <w:t>2025-12-20</w:t>
+      <w:t>2025-12-21</w:t>
       <w:br/>
       <w:br/>
     </w:r>

--- a/klagomål/A 55142-2025 FSC-klagomål.docx
+++ b/klagomål/A 55142-2025 FSC-klagomål.docx
@@ -798,7 +798,7 @@
     <w:r>
       <w:tab/>
       <w:tab/>
-      <w:t>2025-12-21</w:t>
+      <w:t>2025-12-22</w:t>
       <w:br/>
       <w:br/>
     </w:r>

--- a/klagomål/A 55142-2025 FSC-klagomål.docx
+++ b/klagomål/A 55142-2025 FSC-klagomål.docx
@@ -798,7 +798,7 @@
     <w:r>
       <w:tab/>
       <w:tab/>
-      <w:t>2025-12-22</w:t>
+      <w:t>2025-12-26</w:t>
       <w:br/>
       <w:br/>
     </w:r>

--- a/klagomål/A 55142-2025 FSC-klagomål.docx
+++ b/klagomål/A 55142-2025 FSC-klagomål.docx
@@ -798,7 +798,7 @@
     <w:r>
       <w:tab/>
       <w:tab/>
-      <w:t>2025-12-26</w:t>
+      <w:t>2025-12-28</w:t>
       <w:br/>
       <w:br/>
     </w:r>

--- a/klagomål/A 55142-2025 FSC-klagomål.docx
+++ b/klagomål/A 55142-2025 FSC-klagomål.docx
@@ -798,7 +798,7 @@
     <w:r>
       <w:tab/>
       <w:tab/>
-      <w:t>2025-12-28</w:t>
+      <w:t>2025-12-29</w:t>
       <w:br/>
       <w:br/>
     </w:r>

--- a/klagomål/A 55142-2025 FSC-klagomål.docx
+++ b/klagomål/A 55142-2025 FSC-klagomål.docx
@@ -798,7 +798,7 @@
     <w:r>
       <w:tab/>
       <w:tab/>
-      <w:t>2025-12-29</w:t>
+      <w:t>2025-12-30</w:t>
       <w:br/>
       <w:br/>
     </w:r>

--- a/klagomål/A 55142-2025 FSC-klagomål.docx
+++ b/klagomål/A 55142-2025 FSC-klagomål.docx
@@ -798,7 +798,7 @@
     <w:r>
       <w:tab/>
       <w:tab/>
-      <w:t>2025-12-30</w:t>
+      <w:t>2025-12-31</w:t>
       <w:br/>
       <w:br/>
     </w:r>

--- a/klagomål/A 55142-2025 FSC-klagomål.docx
+++ b/klagomål/A 55142-2025 FSC-klagomål.docx
@@ -798,7 +798,7 @@
     <w:r>
       <w:tab/>
       <w:tab/>
-      <w:t>2025-12-31</w:t>
+      <w:t>2026-01-03</w:t>
       <w:br/>
       <w:br/>
     </w:r>

--- a/klagomål/A 55142-2025 FSC-klagomål.docx
+++ b/klagomål/A 55142-2025 FSC-klagomål.docx
@@ -798,7 +798,7 @@
     <w:r>
       <w:tab/>
       <w:tab/>
-      <w:t>2026-01-07</w:t>
+      <w:t>2026-01-08</w:t>
       <w:br/>
       <w:br/>
     </w:r>

--- a/klagomål/A 55142-2025 FSC-klagomål.docx
+++ b/klagomål/A 55142-2025 FSC-klagomål.docx
@@ -798,7 +798,7 @@
     <w:r>
       <w:tab/>
       <w:tab/>
-      <w:t>2026-01-08</w:t>
+      <w:t>2026-01-09</w:t>
       <w:br/>
       <w:br/>
     </w:r>

--- a/klagomål/A 55142-2025 FSC-klagomål.docx
+++ b/klagomål/A 55142-2025 FSC-klagomål.docx
@@ -798,7 +798,7 @@
     <w:r>
       <w:tab/>
       <w:tab/>
-      <w:t>2026-01-09</w:t>
+      <w:t>2026-01-10</w:t>
       <w:br/>
       <w:br/>
     </w:r>

--- a/klagomål/A 55142-2025 FSC-klagomål.docx
+++ b/klagomål/A 55142-2025 FSC-klagomål.docx
@@ -798,7 +798,7 @@
     <w:r>
       <w:tab/>
       <w:tab/>
-      <w:t>2026-01-10</w:t>
+      <w:t>2026-01-11</w:t>
       <w:br/>
       <w:br/>
     </w:r>

--- a/klagomål/A 55142-2025 FSC-klagomål.docx
+++ b/klagomål/A 55142-2025 FSC-klagomål.docx
@@ -798,7 +798,7 @@
     <w:r>
       <w:tab/>
       <w:tab/>
-      <w:t>2026-01-11</w:t>
+      <w:t>2026-01-12</w:t>
       <w:br/>
       <w:br/>
     </w:r>

--- a/klagomål/A 55142-2025 FSC-klagomål.docx
+++ b/klagomål/A 55142-2025 FSC-klagomål.docx
@@ -798,7 +798,7 @@
     <w:r>
       <w:tab/>
       <w:tab/>
-      <w:t>2026-01-12</w:t>
+      <w:t>2026-01-13</w:t>
       <w:br/>
       <w:br/>
     </w:r>

--- a/klagomål/A 55142-2025 FSC-klagomål.docx
+++ b/klagomål/A 55142-2025 FSC-klagomål.docx
@@ -798,7 +798,7 @@
     <w:r>
       <w:tab/>
       <w:tab/>
-      <w:t>2026-01-13</w:t>
+      <w:t>2026-01-14</w:t>
       <w:br/>
       <w:br/>
     </w:r>

--- a/klagomål/A 55142-2025 FSC-klagomål.docx
+++ b/klagomål/A 55142-2025 FSC-klagomål.docx
@@ -798,7 +798,7 @@
     <w:r>
       <w:tab/>
       <w:tab/>
-      <w:t>2026-01-14</w:t>
+      <w:t>2026-01-15</w:t>
       <w:br/>
       <w:br/>
     </w:r>

--- a/klagomål/A 55142-2025 FSC-klagomål.docx
+++ b/klagomål/A 55142-2025 FSC-klagomål.docx
@@ -798,7 +798,7 @@
     <w:r>
       <w:tab/>
       <w:tab/>
-      <w:t>2026-01-15</w:t>
+      <w:t>2026-01-16</w:t>
       <w:br/>
       <w:br/>
     </w:r>

--- a/klagomål/A 55142-2025 FSC-klagomål.docx
+++ b/klagomål/A 55142-2025 FSC-klagomål.docx
@@ -798,7 +798,7 @@
     <w:r>
       <w:tab/>
       <w:tab/>
-      <w:t>2026-01-16</w:t>
+      <w:t>2026-01-17</w:t>
       <w:br/>
       <w:br/>
     </w:r>

--- a/klagomål/A 55142-2025 FSC-klagomål.docx
+++ b/klagomål/A 55142-2025 FSC-klagomål.docx
@@ -798,7 +798,7 @@
     <w:r>
       <w:tab/>
       <w:tab/>
-      <w:t>2026-01-17</w:t>
+      <w:t>2026-01-18</w:t>
       <w:br/>
       <w:br/>
     </w:r>

--- a/klagomål/A 55142-2025 FSC-klagomål.docx
+++ b/klagomål/A 55142-2025 FSC-klagomål.docx
@@ -798,7 +798,7 @@
     <w:r>
       <w:tab/>
       <w:tab/>
-      <w:t>2026-01-18</w:t>
+      <w:t>2026-01-19</w:t>
       <w:br/>
       <w:br/>
     </w:r>

--- a/klagomål/A 55142-2025 FSC-klagomål.docx
+++ b/klagomål/A 55142-2025 FSC-klagomål.docx
@@ -798,7 +798,7 @@
     <w:r>
       <w:tab/>
       <w:tab/>
-      <w:t>2026-01-19</w:t>
+      <w:t>2026-01-20</w:t>
       <w:br/>
       <w:br/>
     </w:r>

--- a/klagomål/A 55142-2025 FSC-klagomål.docx
+++ b/klagomål/A 55142-2025 FSC-klagomål.docx
@@ -798,7 +798,7 @@
     <w:r>
       <w:tab/>
       <w:tab/>
-      <w:t>2026-01-20</w:t>
+      <w:t>2026-01-21</w:t>
       <w:br/>
       <w:br/>
     </w:r>

--- a/klagomål/A 55142-2025 FSC-klagomål.docx
+++ b/klagomål/A 55142-2025 FSC-klagomål.docx
@@ -798,7 +798,7 @@
     <w:r>
       <w:tab/>
       <w:tab/>
-      <w:t>2026-01-21</w:t>
+      <w:t>2026-01-23</w:t>
       <w:br/>
       <w:br/>
     </w:r>

--- a/klagomål/A 55142-2025 FSC-klagomål.docx
+++ b/klagomål/A 55142-2025 FSC-klagomål.docx
@@ -798,7 +798,7 @@
     <w:r>
       <w:tab/>
       <w:tab/>
-      <w:t>2026-01-23</w:t>
+      <w:t>2026-01-24</w:t>
       <w:br/>
       <w:br/>
     </w:r>

--- a/klagomål/A 55142-2025 FSC-klagomål.docx
+++ b/klagomål/A 55142-2025 FSC-klagomål.docx
@@ -798,7 +798,7 @@
     <w:r>
       <w:tab/>
       <w:tab/>
-      <w:t>2026-01-24</w:t>
+      <w:t>2026-01-25</w:t>
       <w:br/>
       <w:br/>
     </w:r>

--- a/klagomål/A 55142-2025 FSC-klagomål.docx
+++ b/klagomål/A 55142-2025 FSC-klagomål.docx
@@ -798,7 +798,7 @@
     <w:r>
       <w:tab/>
       <w:tab/>
-      <w:t>2026-01-25</w:t>
+      <w:t>2026-01-26</w:t>
       <w:br/>
       <w:br/>
     </w:r>

--- a/klagomål/A 55142-2025 FSC-klagomål.docx
+++ b/klagomål/A 55142-2025 FSC-klagomål.docx
@@ -798,7 +798,7 @@
     <w:r>
       <w:tab/>
       <w:tab/>
-      <w:t>2026-01-26</w:t>
+      <w:t>2026-01-27</w:t>
       <w:br/>
       <w:br/>
     </w:r>

--- a/klagomål/A 55142-2025 FSC-klagomål.docx
+++ b/klagomål/A 55142-2025 FSC-klagomål.docx
@@ -798,7 +798,7 @@
     <w:r>
       <w:tab/>
       <w:tab/>
-      <w:t>2026-01-27</w:t>
+      <w:t>2026-01-28</w:t>
       <w:br/>
       <w:br/>
     </w:r>

--- a/klagomål/A 55142-2025 FSC-klagomål.docx
+++ b/klagomål/A 55142-2025 FSC-klagomål.docx
@@ -112,7 +112,7 @@
         <w:pStyle w:val="ListBullet"/>
       </w:pPr>
       <w:r>
-        <w:t>Om ett ombud (tex Norra skog eller Mellanskog) avverkningsanmäler en skog med naturvärden motsvarande nyckelbiotops kvalité men markägaren inte är FSC certifierad, bör du skicka in ett FSC kontrollerat virke klagomål. Då ska klagomålet skickas till ombudsföretaget.</w:t>
+        <w:t>Om ett ombud (tex Norra skog eller Mellanskog) avverkningsanmäler en skog med naturvärden motsvarande nyckelbiotops kvalitet men markägaren inte är FSC certifierad, bör du skicka in ett FSC kontrollerat virke klagomål. Då ska klagomålet skickas till ombudsföretaget.</w:t>
       </w:r>
     </w:p>
     <w:p>
@@ -254,7 +254,25 @@
         <w:t>Hasselticka</w:t>
       </w:r>
       <w:r>
-        <w:t xml:space="preserve"> är en bra signalart för lundar med höga naturvärden. På lokalerna förekommer ofta många andra ovanliga och rödlistade arter. Växtplatserna har normalt långvarig lövkontinuitet av hassel (ibland al). Den kräver dessutom att det successivt bildas, och i området kontinuerligt förekommit, en viss mängd döda stammar. Arten tycks saknas i sekundära och i sen tid uppkomna al- och hasselmarker om dessa inte ligger i direkt anslutning till äldre förekomster (Nitare &amp; Skogsstyrelsen, 2019).</w:t>
+        <w:t xml:space="preserve"> är en bra signalart för lundar med höga naturvärden. På lokalerna förekommer ofta många andra ovanliga och rödlistade arter. Växtplatserna har normalt långvarig lövkontinuitet av hassel (ibland al). Den kräver dessutom att det successivt bildas, och i området kontinuerligt förekommit, en viss mängd döda stammar. Arten tycks saknas i sekundära och i sen tid uppkomna al- och hasselmarker om dessa inte ligger i direkt anslutning till äldre förekomster. Hasselticka är typisk art för </w:t>
+      </w:r>
+      <w:r>
+        <w:rPr>
+          <w:i/>
+        </w:rPr>
+        <w:t xml:space="preserve">9020 Nordlig ädellövskog </w:t>
+      </w:r>
+      <w:r>
+        <w:t xml:space="preserve">och </w:t>
+      </w:r>
+      <w:r>
+        <w:rPr>
+          <w:i/>
+        </w:rPr>
+        <w:t xml:space="preserve">9160 Näringsrik ekskog </w:t>
+      </w:r>
+      <w:r>
+        <w:t>(Nitare &amp; Skogsstyrelsen, 2019; SLU Artdatabanken, 2025).</w:t>
       </w:r>
     </w:p>
     <w:p>
@@ -292,7 +310,16 @@
         <w:t>Entita (NT, §4)</w:t>
       </w:r>
       <w:r>
-        <w:t>, rödlistad som nära hotad och prioriterad art i Skogsvårdslagen, har häckningsrevir i anmälan. Minskningstakten innevarande 10-årsperiod beräknas till 20 (10–30) %. Entitan är ortstrogen och reviret är i genomsnitt omkring 5 hektar, ibland uppåt 20 hektar stort. Entitan är en utpräglad lövskogsfågel som föredrar flerskiktade, gärna högvuxna skogar med inslag av äldre träd och välutvecklat buskskikt. Även alkärr med videsnår hör till de miljöer som utnyttjas. Arten häckar ofta i skogar som är svagt eller inte alls påverkade av skogsbruk, ofta rör det sig om värdekärnor med höga naturvärden. Entitan missgynnas av konventionellt skogsbruk och dess ortstrohet och dåliga spridningsförmåga gör den känslig för fragmentering (Skogsstyrelsen, 2016, SLU Artdatabanken, 2021).</w:t>
+        <w:t xml:space="preserve">, rödlistad som nära hotad och prioriterad art i Skogsvårdslagen, har häckningsrevir i anmälan. Minskningstakten innevarande 10-årsperiod beräknas till 20 (10–30) %. Entitan är ortstrogen och reviret är i genomsnitt omkring 5 hektar, ibland uppåt 20 hektar stort. Entitan är en utpräglad lövskogsfågel som föredrar flerskiktade, gärna högvuxna skogar med inslag av äldre träd och välutvecklat buskskikt. Även alkärr med videsnår hör till de miljöer som utnyttjas. Arten häckar ofta i skogar som är svagt eller inte alls påverkade av skogsbruk, ofta rör det sig om värdekärnor med höga naturvärden. Entitan missgynnas av konventionellt skogsbruk och dess ortstrohet och dåliga spridningsförmåga gör den känslig för fragmentering. Entita är typisk art för </w:t>
+      </w:r>
+      <w:r>
+        <w:rPr>
+          <w:i/>
+        </w:rPr>
+        <w:t>9080 Lövsumpskog</w:t>
+      </w:r>
+      <w:r>
+        <w:t xml:space="preserve"> (Skogsstyrelsen, 2016, SLU Artdatabanken, 2021).</w:t>
       </w:r>
     </w:p>
     <w:p>
@@ -616,7 +643,16 @@
     </w:p>
     <w:p>
       <w:r>
-        <w:t>Entita (NT, §4) är rödlistad som nära hotad, fridlyst och prioriterad art enligt Skogsvårdslagen. Den omfattas av EU:s fågeldirektiv. Minskningstakten har uppgått till 20 (10–30) % under de senaste 10 åren och bedöms vara nära gränsvärdet för Sårbar (VU). (A2b) (SLU Artdatabanken, 2021).</w:t>
+        <w:t xml:space="preserve">Entita (NT, §4) är rödlistad som nära hotad, fridlyst och prioriterad art enligt Skogsvårdslagen. Den omfattas av EU:s fågeldirektiv och är typisk art för </w:t>
+      </w:r>
+      <w:r>
+        <w:rPr>
+          <w:i/>
+        </w:rPr>
+        <w:t>9080 Lövsumpskog</w:t>
+      </w:r>
+      <w:r>
+        <w:t>. Minskningstakten har uppgått till 20 (10–30) % under de senaste 10 åren och bedöms vara nära gränsvärdet för Sårbar (VU). (A2b) (SLU Artdatabanken, 2021).</w:t>
       </w:r>
     </w:p>
     <w:p>
@@ -798,7 +834,7 @@
     <w:r>
       <w:tab/>
       <w:tab/>
-      <w:t>2026-01-28</w:t>
+      <w:t>2026-01-29</w:t>
       <w:br/>
       <w:br/>
     </w:r>

--- a/klagomål/A 55142-2025 FSC-klagomål.docx
+++ b/klagomål/A 55142-2025 FSC-klagomål.docx
@@ -834,7 +834,7 @@
     <w:r>
       <w:tab/>
       <w:tab/>
-      <w:t>2026-01-29</w:t>
+      <w:t>2026-01-30</w:t>
       <w:br/>
       <w:br/>
     </w:r>

--- a/klagomål/A 55142-2025 FSC-klagomål.docx
+++ b/klagomål/A 55142-2025 FSC-klagomål.docx
@@ -834,7 +834,7 @@
     <w:r>
       <w:tab/>
       <w:tab/>
-      <w:t>2026-01-30</w:t>
+      <w:t>2026-01-31</w:t>
       <w:br/>
       <w:br/>
     </w:r>

--- a/klagomål/A 55142-2025 FSC-klagomål.docx
+++ b/klagomål/A 55142-2025 FSC-klagomål.docx
@@ -834,7 +834,7 @@
     <w:r>
       <w:tab/>
       <w:tab/>
-      <w:t>2026-03-01</w:t>
+      <w:t>2026-03-02</w:t>
       <w:br/>
       <w:br/>
     </w:r>

--- a/klagomål/A 55142-2025 FSC-klagomål.docx
+++ b/klagomål/A 55142-2025 FSC-klagomål.docx
@@ -834,7 +834,7 @@
     <w:r>
       <w:tab/>
       <w:tab/>
-      <w:t>2026-03-02</w:t>
+      <w:t>2026-03-03</w:t>
       <w:br/>
       <w:br/>
     </w:r>

--- a/klagomål/A 55142-2025 FSC-klagomål.docx
+++ b/klagomål/A 55142-2025 FSC-klagomål.docx
@@ -834,7 +834,7 @@
     <w:r>
       <w:tab/>
       <w:tab/>
-      <w:t>2026-03-03</w:t>
+      <w:t>2026-03-04</w:t>
       <w:br/>
       <w:br/>
     </w:r>

--- a/klagomål/A 55142-2025 FSC-klagomål.docx
+++ b/klagomål/A 55142-2025 FSC-klagomål.docx
@@ -834,7 +834,7 @@
     <w:r>
       <w:tab/>
       <w:tab/>
-      <w:t>2026-03-04</w:t>
+      <w:t>2026-03-05</w:t>
       <w:br/>
       <w:br/>
     </w:r>

--- a/klagomål/A 55142-2025 FSC-klagomål.docx
+++ b/klagomål/A 55142-2025 FSC-klagomål.docx
@@ -834,7 +834,7 @@
     <w:r>
       <w:tab/>
       <w:tab/>
-      <w:t>2026-03-05</w:t>
+      <w:t>2026-03-06</w:t>
       <w:br/>
       <w:br/>
     </w:r>

--- a/klagomål/A 55142-2025 FSC-klagomål.docx
+++ b/klagomål/A 55142-2025 FSC-klagomål.docx
@@ -834,7 +834,7 @@
     <w:r>
       <w:tab/>
       <w:tab/>
-      <w:t>2026-03-06</w:t>
+      <w:t>2026-03-07</w:t>
       <w:br/>
       <w:br/>
     </w:r>

--- a/klagomål/A 55142-2025 FSC-klagomål.docx
+++ b/klagomål/A 55142-2025 FSC-klagomål.docx
@@ -834,7 +834,7 @@
     <w:r>
       <w:tab/>
       <w:tab/>
-      <w:t>2026-03-07</w:t>
+      <w:t>2026-03-08</w:t>
       <w:br/>
       <w:br/>
     </w:r>

--- a/klagomål/A 55142-2025 FSC-klagomål.docx
+++ b/klagomål/A 55142-2025 FSC-klagomål.docx
@@ -834,7 +834,7 @@
     <w:r>
       <w:tab/>
       <w:tab/>
-      <w:t>2026-03-08</w:t>
+      <w:t>2026-03-09</w:t>
       <w:br/>
       <w:br/>
     </w:r>

--- a/klagomål/A 55142-2025 FSC-klagomål.docx
+++ b/klagomål/A 55142-2025 FSC-klagomål.docx
@@ -834,7 +834,7 @@
     <w:r>
       <w:tab/>
       <w:tab/>
-      <w:t>2026-03-09</w:t>
+      <w:t>2026-03-10</w:t>
       <w:br/>
       <w:br/>
     </w:r>

--- a/klagomål/A 55142-2025 FSC-klagomål.docx
+++ b/klagomål/A 55142-2025 FSC-klagomål.docx
@@ -310,7 +310,7 @@
         <w:t>Entita (NT, §4)</w:t>
       </w:r>
       <w:r>
-        <w:t xml:space="preserve">, rödlistad som nära hotad och prioriterad art i Skogsvårdslagen, har häckningsrevir i anmälan. Minskningstakten innevarande 10-årsperiod beräknas till 20 (10–30) %. Entitan är ortstrogen och reviret är i genomsnitt omkring 5 hektar, ibland uppåt 20 hektar stort. Entitan är en utpräglad lövskogsfågel som föredrar flerskiktade, gärna högvuxna skogar med inslag av äldre träd och välutvecklat buskskikt. Även alkärr med videsnår hör till de miljöer som utnyttjas. Arten häckar ofta i skogar som är svagt eller inte alls påverkade av skogsbruk, ofta rör det sig om värdekärnor med höga naturvärden. Entitan missgynnas av konventionellt skogsbruk och dess ortstrohet och dåliga spridningsförmåga gör den känslig för fragmentering. Entita är typisk art för </w:t>
+        <w:t xml:space="preserve">, rödlistad som nära hotad och prioriterad art i Skogsvårdslagen, har häckningsrevir i anmälan. Minskningstakten innevarande 10-årsperiod beräknas till 20 (10–30) % och bedöms vara nära gränsvärdet för Sårbar (VU). Entitan är ortstrogen och reviret är i genomsnitt omkring 5 hektar, ibland uppåt 20 hektar stort. Entitan är en utpräglad lövskogsfågel som föredrar flerskiktade, gärna högvuxna skogar med inslag av äldre träd och välutvecklat buskskikt. Även alkärr med videsnår hör till de miljöer som utnyttjas. Arten häckar ofta i skogar som är svagt eller inte alls påverkade av skogsbruk, ofta rör det sig om värdekärnor med höga naturvärden. Entitan missgynnas av konventionellt skogsbruk och dess ortstrohet och dåliga spridningsförmåga gör den känslig för fragmentering. Entita är typisk art för </w:t>
       </w:r>
       <w:r>
         <w:rPr>
@@ -834,7 +834,7 @@
     <w:r>
       <w:tab/>
       <w:tab/>
-      <w:t>2026-03-10</w:t>
+      <w:t>2026-03-11</w:t>
       <w:br/>
       <w:br/>
     </w:r>

--- a/klagomål/A 55142-2025 FSC-klagomål.docx
+++ b/klagomål/A 55142-2025 FSC-klagomål.docx
@@ -834,7 +834,7 @@
     <w:r>
       <w:tab/>
       <w:tab/>
-      <w:t>2026-03-11</w:t>
+      <w:t>2026-03-12</w:t>
       <w:br/>
       <w:br/>
     </w:r>

--- a/klagomål/A 55142-2025 FSC-klagomål.docx
+++ b/klagomål/A 55142-2025 FSC-klagomål.docx
@@ -834,7 +834,7 @@
     <w:r>
       <w:tab/>
       <w:tab/>
-      <w:t>2026-03-12</w:t>
+      <w:t>2026-03-13</w:t>
       <w:br/>
       <w:br/>
     </w:r>

--- a/klagomål/A 55142-2025 FSC-klagomål.docx
+++ b/klagomål/A 55142-2025 FSC-klagomål.docx
@@ -834,7 +834,7 @@
     <w:r>
       <w:tab/>
       <w:tab/>
-      <w:t>2026-03-13</w:t>
+      <w:t>2026-03-16</w:t>
       <w:br/>
       <w:br/>
     </w:r>

--- a/klagomål/A 55142-2025 FSC-klagomål.docx
+++ b/klagomål/A 55142-2025 FSC-klagomål.docx
@@ -834,7 +834,7 @@
     <w:r>
       <w:tab/>
       <w:tab/>
-      <w:t>2026-03-16</w:t>
+      <w:t>2026-03-17</w:t>
       <w:br/>
       <w:br/>
     </w:r>

--- a/klagomål/A 55142-2025 FSC-klagomål.docx
+++ b/klagomål/A 55142-2025 FSC-klagomål.docx
@@ -834,7 +834,7 @@
     <w:r>
       <w:tab/>
       <w:tab/>
-      <w:t>2026-03-17</w:t>
+      <w:t>2026-03-18</w:t>
       <w:br/>
       <w:br/>
     </w:r>

--- a/klagomål/A 55142-2025 FSC-klagomål.docx
+++ b/klagomål/A 55142-2025 FSC-klagomål.docx
@@ -834,7 +834,7 @@
     <w:r>
       <w:tab/>
       <w:tab/>
-      <w:t>2026-03-18</w:t>
+      <w:t>2026-03-19</w:t>
       <w:br/>
       <w:br/>
     </w:r>

--- a/klagomål/A 55142-2025 FSC-klagomål.docx
+++ b/klagomål/A 55142-2025 FSC-klagomål.docx
@@ -834,7 +834,7 @@
     <w:r>
       <w:tab/>
       <w:tab/>
-      <w:t>2026-03-19</w:t>
+      <w:t>2026-03-20</w:t>
       <w:br/>
       <w:br/>
     </w:r>

--- a/klagomål/A 55142-2025 FSC-klagomål.docx
+++ b/klagomål/A 55142-2025 FSC-klagomål.docx
@@ -834,7 +834,7 @@
     <w:r>
       <w:tab/>
       <w:tab/>
-      <w:t>2026-03-20</w:t>
+      <w:t>2026-03-21</w:t>
       <w:br/>
       <w:br/>
     </w:r>

--- a/klagomål/A 55142-2025 FSC-klagomål.docx
+++ b/klagomål/A 55142-2025 FSC-klagomål.docx
@@ -834,7 +834,7 @@
     <w:r>
       <w:tab/>
       <w:tab/>
-      <w:t>2026-03-21</w:t>
+      <w:t>2026-03-22</w:t>
       <w:br/>
       <w:br/>
     </w:r>

--- a/klagomål/A 55142-2025 FSC-klagomål.docx
+++ b/klagomål/A 55142-2025 FSC-klagomål.docx
@@ -834,7 +834,7 @@
     <w:r>
       <w:tab/>
       <w:tab/>
-      <w:t>2026-03-22</w:t>
+      <w:t>2026-03-23</w:t>
       <w:br/>
       <w:br/>
     </w:r>

--- a/klagomål/A 55142-2025 FSC-klagomål.docx
+++ b/klagomål/A 55142-2025 FSC-klagomål.docx
@@ -834,7 +834,7 @@
     <w:r>
       <w:tab/>
       <w:tab/>
-      <w:t>2026-03-23</w:t>
+      <w:t>2026-03-24</w:t>
       <w:br/>
       <w:br/>
     </w:r>

--- a/klagomål/A 55142-2025 FSC-klagomål.docx
+++ b/klagomål/A 55142-2025 FSC-klagomål.docx
@@ -834,7 +834,7 @@
     <w:r>
       <w:tab/>
       <w:tab/>
-      <w:t>2026-03-24</w:t>
+      <w:t>2026-03-25</w:t>
       <w:br/>
       <w:br/>
     </w:r>

--- a/klagomål/A 55142-2025 FSC-klagomål.docx
+++ b/klagomål/A 55142-2025 FSC-klagomål.docx
@@ -834,7 +834,7 @@
     <w:r>
       <w:tab/>
       <w:tab/>
-      <w:t>2026-03-25</w:t>
+      <w:t>2026-03-26</w:t>
       <w:br/>
       <w:br/>
     </w:r>

--- a/klagomål/A 55142-2025 FSC-klagomål.docx
+++ b/klagomål/A 55142-2025 FSC-klagomål.docx
@@ -834,7 +834,7 @@
     <w:r>
       <w:tab/>
       <w:tab/>
-      <w:t>2026-03-26</w:t>
+      <w:t>2026-03-27</w:t>
       <w:br/>
       <w:br/>
     </w:r>

--- a/klagomål/A 55142-2025 FSC-klagomål.docx
+++ b/klagomål/A 55142-2025 FSC-klagomål.docx
@@ -834,7 +834,7 @@
     <w:r>
       <w:tab/>
       <w:tab/>
-      <w:t>2026-03-27</w:t>
+      <w:t>2026-03-28</w:t>
       <w:br/>
       <w:br/>
     </w:r>

--- a/klagomål/A 55142-2025 FSC-klagomål.docx
+++ b/klagomål/A 55142-2025 FSC-klagomål.docx
@@ -834,7 +834,7 @@
     <w:r>
       <w:tab/>
       <w:tab/>
-      <w:t>2026-03-28</w:t>
+      <w:t>2026-03-29</w:t>
       <w:br/>
       <w:br/>
     </w:r>

--- a/klagomål/A 55142-2025 FSC-klagomål.docx
+++ b/klagomål/A 55142-2025 FSC-klagomål.docx
@@ -834,7 +834,7 @@
     <w:r>
       <w:tab/>
       <w:tab/>
-      <w:t>2026-04-14</w:t>
+      <w:t>2026-04-15</w:t>
       <w:br/>
       <w:br/>
     </w:r>

--- a/klagomål/A 55142-2025 FSC-klagomål.docx
+++ b/klagomål/A 55142-2025 FSC-klagomål.docx
@@ -834,7 +834,7 @@
     <w:r>
       <w:tab/>
       <w:tab/>
-      <w:t>2026-04-15</w:t>
+      <w:t>2026-04-16</w:t>
       <w:br/>
       <w:br/>
     </w:r>

--- a/klagomål/A 55142-2025 FSC-klagomål.docx
+++ b/klagomål/A 55142-2025 FSC-klagomål.docx
@@ -834,7 +834,7 @@
     <w:r>
       <w:tab/>
       <w:tab/>
-      <w:t>2026-04-16</w:t>
+      <w:t>2026-04-17</w:t>
       <w:br/>
       <w:br/>
     </w:r>

--- a/klagomål/A 55142-2025 FSC-klagomål.docx
+++ b/klagomål/A 55142-2025 FSC-klagomål.docx
@@ -834,7 +834,7 @@
     <w:r>
       <w:tab/>
       <w:tab/>
-      <w:t>2026-04-17</w:t>
+      <w:t>2026-04-18</w:t>
       <w:br/>
       <w:br/>
     </w:r>

--- a/klagomål/A 55142-2025 FSC-klagomål.docx
+++ b/klagomål/A 55142-2025 FSC-klagomål.docx
@@ -834,7 +834,7 @@
     <w:r>
       <w:tab/>
       <w:tab/>
-      <w:t>2026-04-18</w:t>
+      <w:t>2026-04-19</w:t>
       <w:br/>
       <w:br/>
     </w:r>

--- a/klagomål/A 55142-2025 FSC-klagomål.docx
+++ b/klagomål/A 55142-2025 FSC-klagomål.docx
@@ -834,7 +834,7 @@
     <w:r>
       <w:tab/>
       <w:tab/>
-      <w:t>2026-04-19</w:t>
+      <w:t>2026-04-20</w:t>
       <w:br/>
       <w:br/>
     </w:r>

--- a/klagomål/A 55142-2025 FSC-klagomål.docx
+++ b/klagomål/A 55142-2025 FSC-klagomål.docx
@@ -834,7 +834,7 @@
     <w:r>
       <w:tab/>
       <w:tab/>
-      <w:t>2026-04-20</w:t>
+      <w:t>2026-04-21</w:t>
       <w:br/>
       <w:br/>
     </w:r>

--- a/klagomål/A 55142-2025 FSC-klagomål.docx
+++ b/klagomål/A 55142-2025 FSC-klagomål.docx
@@ -834,7 +834,7 @@
     <w:r>
       <w:tab/>
       <w:tab/>
-      <w:t>2026-04-21</w:t>
+      <w:t>2026-04-22</w:t>
       <w:br/>
       <w:br/>
     </w:r>

--- a/klagomål/A 55142-2025 FSC-klagomål.docx
+++ b/klagomål/A 55142-2025 FSC-klagomål.docx
@@ -834,7 +834,7 @@
     <w:r>
       <w:tab/>
       <w:tab/>
-      <w:t>2026-04-22</w:t>
+      <w:t>2026-04-23</w:t>
       <w:br/>
       <w:br/>
     </w:r>

--- a/klagomål/A 55142-2025 FSC-klagomål.docx
+++ b/klagomål/A 55142-2025 FSC-klagomål.docx
@@ -834,7 +834,7 @@
     <w:r>
       <w:tab/>
       <w:tab/>
-      <w:t>2026-04-23</w:t>
+      <w:t>2026-04-24</w:t>
       <w:br/>
       <w:br/>
     </w:r>

--- a/klagomål/A 55142-2025 FSC-klagomål.docx
+++ b/klagomål/A 55142-2025 FSC-klagomål.docx
@@ -834,7 +834,7 @@
     <w:r>
       <w:tab/>
       <w:tab/>
-      <w:t>2026-04-24</w:t>
+      <w:t>2026-04-25</w:t>
       <w:br/>
       <w:br/>
     </w:r>

--- a/klagomål/A 55142-2025 FSC-klagomål.docx
+++ b/klagomål/A 55142-2025 FSC-klagomål.docx
@@ -834,7 +834,7 @@
     <w:r>
       <w:tab/>
       <w:tab/>
-      <w:t>2026-04-25</w:t>
+      <w:t>2026-04-26</w:t>
       <w:br/>
       <w:br/>
     </w:r>

--- a/klagomål/A 55142-2025 FSC-klagomål.docx
+++ b/klagomål/A 55142-2025 FSC-klagomål.docx
@@ -834,7 +834,7 @@
     <w:r>
       <w:tab/>
       <w:tab/>
-      <w:t>2026-04-26</w:t>
+      <w:t>2026-04-27</w:t>
       <w:br/>
       <w:br/>
     </w:r>

--- a/klagomål/A 55142-2025 FSC-klagomål.docx
+++ b/klagomål/A 55142-2025 FSC-klagomål.docx
@@ -834,7 +834,7 @@
     <w:r>
       <w:tab/>
       <w:tab/>
-      <w:t>2026-04-27</w:t>
+      <w:t>2026-04-28</w:t>
       <w:br/>
       <w:br/>
     </w:r>

--- a/klagomål/A 55142-2025 FSC-klagomål.docx
+++ b/klagomål/A 55142-2025 FSC-klagomål.docx
@@ -834,7 +834,7 @@
     <w:r>
       <w:tab/>
       <w:tab/>
-      <w:t>2026-04-28</w:t>
+      <w:t>2026-04-29</w:t>
       <w:br/>
       <w:br/>
     </w:r>

--- a/klagomål/A 55142-2025 FSC-klagomål.docx
+++ b/klagomål/A 55142-2025 FSC-klagomål.docx
@@ -834,7 +834,7 @@
     <w:r>
       <w:tab/>
       <w:tab/>
-      <w:t>2026-04-29</w:t>
+      <w:t>2026-04-30</w:t>
       <w:br/>
       <w:br/>
     </w:r>

--- a/klagomål/A 55142-2025 FSC-klagomål.docx
+++ b/klagomål/A 55142-2025 FSC-klagomål.docx
@@ -834,7 +834,7 @@
     <w:r>
       <w:tab/>
       <w:tab/>
-      <w:t>2026-04-30</w:t>
+      <w:t>2026-05-01</w:t>
       <w:br/>
       <w:br/>
     </w:r>

--- a/klagomål/A 55142-2025 FSC-klagomål.docx
+++ b/klagomål/A 55142-2025 FSC-klagomål.docx
@@ -834,7 +834,7 @@
     <w:r>
       <w:tab/>
       <w:tab/>
-      <w:t>2026-05-01</w:t>
+      <w:t>2026-05-02</w:t>
       <w:br/>
       <w:br/>
     </w:r>

--- a/klagomål/A 55142-2025 FSC-klagomål.docx
+++ b/klagomål/A 55142-2025 FSC-klagomål.docx
@@ -834,7 +834,7 @@
     <w:r>
       <w:tab/>
       <w:tab/>
-      <w:t>2026-05-02</w:t>
+      <w:t>2026-05-03</w:t>
       <w:br/>
       <w:br/>
     </w:r>

--- a/klagomål/A 55142-2025 FSC-klagomål.docx
+++ b/klagomål/A 55142-2025 FSC-klagomål.docx
@@ -834,7 +834,7 @@
     <w:r>
       <w:tab/>
       <w:tab/>
-      <w:t>2026-05-16</w:t>
+      <w:t>2026-05-17</w:t>
       <w:br/>
       <w:br/>
     </w:r>

--- a/klagomål/A 55142-2025 FSC-klagomål.docx
+++ b/klagomål/A 55142-2025 FSC-klagomål.docx
@@ -834,7 +834,7 @@
     <w:r>
       <w:tab/>
       <w:tab/>
-      <w:t>2026-05-17</w:t>
+      <w:t>2026-05-18</w:t>
       <w:br/>
       <w:br/>
     </w:r>

--- a/klagomål/A 55142-2025 FSC-klagomål.docx
+++ b/klagomål/A 55142-2025 FSC-klagomål.docx
@@ -834,7 +834,7 @@
     <w:r>
       <w:tab/>
       <w:tab/>
-      <w:t>2026-06-15</w:t>
+      <w:t>2026-06-16</w:t>
       <w:br/>
       <w:br/>
     </w:r>

--- a/klagomål/A 55142-2025 FSC-klagomål.docx
+++ b/klagomål/A 55142-2025 FSC-klagomål.docx
@@ -834,7 +834,7 @@
     <w:r>
       <w:tab/>
       <w:tab/>
-      <w:t>2026-06-16</w:t>
+      <w:t>2026-06-17</w:t>
       <w:br/>
       <w:br/>
     </w:r>

--- a/klagomål/A 55142-2025 FSC-klagomål.docx
+++ b/klagomål/A 55142-2025 FSC-klagomål.docx
@@ -1,6 +1,6 @@
 
 <file path=word/document.xml><?xml version="1.0" encoding="utf-8"?>
-<w:document xmlns:wpc="http://schemas.microsoft.com/office/word/2010/wordprocessingCanvas" xmlns:cx="http://schemas.microsoft.com/office/drawing/2014/chartex" xmlns:cx1="http://schemas.microsoft.com/office/drawing/2015/9/8/chartex" xmlns:cx2="http://schemas.microsoft.com/office/drawing/2015/10/21/chartex" xmlns:cx3="http://schemas.microsoft.com/office/drawing/2016/5/9/chartex" xmlns:cx4="http://schemas.microsoft.com/office/drawing/2016/5/10/chartex" xmlns:cx5="http://schemas.microsoft.com/office/drawing/2016/5/11/chartex" xmlns:cx6="http://schemas.microsoft.com/office/drawing/2016/5/12/chartex" xmlns:cx7="http://schemas.microsoft.com/office/drawing/2016/5/13/chartex" xmlns:cx8="http://schemas.microsoft.com/office/drawing/2016/5/14/chartex" xmlns:mc="http://schemas.openxmlformats.org/markup-compatibility/2006" xmlns:aink="http://schemas.microsoft.com/office/drawing/2016/ink" xmlns:am3d="http://schemas.microsoft.com/office/drawing/2017/model3d" xmlns:o="urn:schemas-microsoft-com:office:office" xmlns:oel="http://schemas.microsoft.com/office/2019/extlst" xmlns:r="http://schemas.openxmlformats.org/officeDocument/2006/relationships" xmlns:m="http://schemas.openxmlformats.org/officeDocument/2006/math" xmlns:v="urn:schemas-microsoft-com:vml" xmlns:wp14="http://schemas.microsoft.com/office/word/2010/wordprocessingDrawing" xmlns:wp="http://schemas.openxmlformats.org/drawingml/2006/wordprocessingDrawing" xmlns:w10="urn:schemas-microsoft-com:office:word" xmlns:w="http://schemas.openxmlformats.org/wordprocessingml/2006/main" xmlns:w14="http://schemas.microsoft.com/office/word/2010/wordml" xmlns:w15="http://schemas.microsoft.com/office/word/2012/wordml" xmlns:w16cex="http://schemas.microsoft.com/office/word/2018/wordml/cex" xmlns:w16cid="http://schemas.microsoft.com/office/word/2016/wordml/cid" xmlns:w16="http://schemas.microsoft.com/office/word/2018/wordml" xmlns:w16sdtdh="http://schemas.microsoft.com/office/word/2020/wordml/sdtdatahash" xmlns:w16se="http://schemas.microsoft.com/office/word/2015/wordml/symex" xmlns:wpg="http://schemas.microsoft.com/office/word/2010/wordprocessingGroup" xmlns:wpi="http://schemas.microsoft.com/office/word/2010/wordprocessingInk" xmlns:wne="http://schemas.microsoft.com/office/word/2006/wordml" xmlns:wps="http://schemas.microsoft.com/office/word/2010/wordprocessingShape" mc:Ignorable="w14 w15 w16se w16cid w16 w16cex w16sdtdh wp14">
+<w:document xmlns:wpc="http://schemas.microsoft.com/office/word/2010/wordprocessingCanvas" xmlns:cx="http://schemas.microsoft.com/office/drawing/2014/chartex" xmlns:cx1="http://schemas.microsoft.com/office/drawing/2015/9/8/chartex" xmlns:cx2="http://schemas.microsoft.com/office/drawing/2015/10/21/chartex" xmlns:cx3="http://schemas.microsoft.com/office/drawing/2016/5/9/chartex" xmlns:cx4="http://schemas.microsoft.com/office/drawing/2016/5/10/chartex" xmlns:cx5="http://schemas.microsoft.com/office/drawing/2016/5/11/chartex" xmlns:cx6="http://schemas.microsoft.com/office/drawing/2016/5/12/chartex" xmlns:cx7="http://schemas.microsoft.com/office/drawing/2016/5/13/chartex" xmlns:cx8="http://schemas.microsoft.com/office/drawing/2016/5/14/chartex" xmlns:mc="http://schemas.openxmlformats.org/markup-compatibility/2006" xmlns:aink="http://schemas.microsoft.com/office/drawing/2016/ink" xmlns:am3d="http://schemas.microsoft.com/office/drawing/2017/model3d" xmlns:o="urn:schemas-microsoft-com:office:office" xmlns:oel="http://schemas.microsoft.com/office/2019/extlst" xmlns:r="http://schemas.openxmlformats.org/officeDocument/2006/relationships" xmlns:m="http://schemas.openxmlformats.org/officeDocument/2006/math" xmlns:v="urn:schemas-microsoft-com:vml" xmlns:wp14="http://schemas.microsoft.com/office/word/2010/wordprocessingDrawing" xmlns:wp="http://schemas.openxmlformats.org/drawingml/2006/wordprocessingDrawing" xmlns:w10="urn:schemas-microsoft-com:office:word" xmlns:w="http://schemas.openxmlformats.org/wordprocessingml/2006/main" xmlns:w14="http://schemas.microsoft.com/office/word/2010/wordml" xmlns:w15="http://schemas.microsoft.com/office/word/2012/wordml" xmlns:w16cex="http://schemas.microsoft.com/office/word/2018/wordml/cex" xmlns:w16cid="http://schemas.microsoft.com/office/word/2016/wordml/cid" xmlns:w16="http://schemas.microsoft.com/office/word/2018/wordml" xmlns:w16du="http://schemas.microsoft.com/office/word/2023/wordml/word16du" xmlns:w16sdtdh="http://schemas.microsoft.com/office/word/2020/wordml/sdtdatahash" xmlns:w16sdtfl="http://schemas.microsoft.com/office/word/2024/wordml/sdtformatlock" xmlns:w16se="http://schemas.microsoft.com/office/word/2015/wordml/symex" xmlns:wpg="http://schemas.microsoft.com/office/word/2010/wordprocessingGroup" xmlns:wpi="http://schemas.microsoft.com/office/word/2010/wordprocessingInk" xmlns:wne="http://schemas.microsoft.com/office/word/2006/wordml" xmlns:wps="http://schemas.microsoft.com/office/word/2010/wordprocessingShape" mc:Ignorable="w14 w15 w16se w16cid w16 w16cex w16sdtdh w16sdtfl w16du wp14">
   <w:body>
     <w:p>
       <w:r>
@@ -168,7 +168,7 @@
     </w:p>
     <w:p>
       <w:r>
-        <w:t>Detta dokument behandlar höga naturvärden i avverkningsanmälan A 55142-2025 i Västerviks kommun. Denna avverkningsanmälan inkom 2025-11-07 00:00:00 och omfattar 1,3 ha.</w:t>
+        <w:t>Detta dokument behandlar höga naturvärden i avverkningsanmälan A 55142-2025 i Västerviks kommun som inkom 2025-11-07 och omfattar 1,3 ha.</w:t>
       </w:r>
     </w:p>
     <w:p>
@@ -191,12 +191,15 @@
     </w:p>
     <w:p>
       <w:r>
-        <w:t>I avverkningsanmälan har följande 2 naturvårdsarter hittats: entita (NT, §4) och hasselticka (S). Av dessa är 1 rödlistade. För rödlistade arter har rödlistekategorin angivits inom parentes. Arter som är signalarter enligt Skogsstyrelsen har markerats med (S). För fridlysta arter anges även paragrafen i Artskyddsförordningen som arten är fridlyst enligt.</w:t>
+        <w:t>I och inom 25 meter från avverkningsanmälan har följande 9 naturvårdsarter hittats: ostticka (VU, T), entita (NT, T, §4), veckticka (NT, T), hasselticka (S, T), vätteros (S, T), blåsippa (T, §9), spillkråka (T, §4), tjäder (T, §4) och grönvit nattviol (§8). Av dessa är 3 rödlistade. För rödlistade arter har rödlistekategorin angivits inom parentes. Arter som är signalarter enligt Skogsstyrelsen har markerats med (S). Typiska arter inom Natura 2000 som är kopplade till skogsekosystem har markerats med (T). För fridlysta arter anges även paragrafen i Artskyddsförordningen som arten är fridlyst enligt.</w:t>
       </w:r>
     </w:p>
     <w:p>
       <w:r>
-        <w:t>De påträffade naturvårdsarterna är ett tydligt kvitto på att detta rör sig om en skog med höga naturvärden. I Figur 1 visas en karta över det avverkningsanmälda området, där samtliga fyndplatser för naturvårdsarter som finns registrerade på Artportalen har markerats.</w:t>
+        <w:t>De påträffade naturvårdsarterna är ett tydligt kvitto på att det rör sig om en skog med höga naturvärden.</w:t>
+      </w:r>
+      <w:r>
+        <w:t xml:space="preserve"> I Figur 1 visas fyndplatser för naturvårdsarter i området, som finns registrerade på Artportalen.</w:t>
       </w:r>
     </w:p>
     <w:p>
@@ -206,7 +209,7 @@
       <w:r>
         <w:drawing>
           <wp:inline xmlns:a="http://schemas.openxmlformats.org/drawingml/2006/main" xmlns:pic="http://schemas.openxmlformats.org/drawingml/2006/picture">
-            <wp:extent cx="5486400" cy="5269117"/>
+            <wp:extent cx="5486400" cy="5175178"/>
             <wp:docPr id="1" name="Picture 1"/>
             <wp:cNvGraphicFramePr>
               <a:graphicFrameLocks noChangeAspect="1"/>
@@ -227,7 +230,7 @@
                   <pic:spPr>
                     <a:xfrm>
                       <a:off x="0" y="0"/>
-                      <a:ext cx="5486400" cy="5269117"/>
+                      <a:ext cx="5486400" cy="5175178"/>
                     </a:xfrm>
                     <a:prstGeom prst="rect"/>
                   </pic:spPr>
@@ -241,9 +244,157 @@
     <w:p>
       <w:pPr>
         <w:pStyle w:val="Caption"/>
+        <w:spacing w:after="240"/>
       </w:pPr>
       <w:r>
-        <w:t>Figur 1. Fyndplatser för naturvårdsarter i det avverkningsanmälda området (röd linje). Markörer utan svart kant är placerade på fyndplatsen. Markörer med svart kant är placerade vid sidan av fyndplatsen och har ett svart streck som visar fyndplatsens exakta position. Kartans mittpunktskoordinat är N 6423817, E 572661 i SWEREF 99 TM.</w:t>
+        <w:t>Figur 1. Fyndplatser för naturvårdsarter i och inom 25 meter från avverkningsanmälan (röd linje). Markörer utan svart kant är placerade på fyndplatsen. Markörer med svart kant är placerade vid sidan av fyndplatsen och har ett svart streck som visar fyndplatsens exakta position. Kartans mittpunktskoordinat är N 6423817, E 572661 i SWEREF 99 TM.</w:t>
+      </w:r>
+    </w:p>
+    <w:p>
+      <w:pPr>
+        <w:pStyle w:val="Heading2"/>
+      </w:pPr>
+      <w:r>
+        <w:t>Fridlysta arter</w:t>
+      </w:r>
+    </w:p>
+    <w:p>
+      <w:r>
+        <w:t>Följande fridlysta arter har sina livsmiljöer och växtplatser i den avverkningsanmälda skogen: entita (NT, T, §4), blåsippa (T, §9), spillkråka (T, §4), tjäder (T, §4) och grönvit nattviol (§8).</w:t>
+      </w:r>
+    </w:p>
+    <w:p>
+      <w:r>
+        <w:t xml:space="preserve">Observera att medlemsländerna är skyldiga att agera i enlighet med EU:s fågeldirektiv där det uttryckligen står att direktivet gäller för fåglar samt för deras ägg, bon och </w:t>
+      </w:r>
+      <w:r>
+        <w:rPr>
+          <w:b/>
+        </w:rPr>
+        <w:t xml:space="preserve">livsmiljöer </w:t>
+      </w:r>
+      <w:r>
+        <w:t>(artikel 1). Vidare att de åtgärder som vidtas inte får leda till en försämring av den nuvarande situationen beträffande bevarandet av de fågelarter som avses i artikel 1 (artikel 13). Fågeldirektivet är styrande för tillsynsansvariga myndigheters ärendehantering, ställningstaganden och beslutsfattande.</w:t>
+      </w:r>
+    </w:p>
+    <w:p>
+      <w:r>
+        <w:rPr>
+          <w:b/>
+        </w:rPr>
+        <w:t>Blåsippa (§9)</w:t>
+      </w:r>
+      <w:r>
+        <w:t xml:space="preserve"> är typisk art för </w:t>
+      </w:r>
+      <w:r>
+        <w:rPr>
+          <w:i/>
+        </w:rPr>
+        <w:t>9050 Näringsrik granskog, 9020 Nordlig ädellövskog</w:t>
+      </w:r>
+      <w:r>
+        <w:t xml:space="preserve"> och </w:t>
+      </w:r>
+      <w:r>
+        <w:rPr>
+          <w:i/>
+        </w:rPr>
+        <w:t>8240 Karsthällmarker</w:t>
+      </w:r>
+      <w:r>
+        <w:t xml:space="preserve"> (SLU Artdatabanken, 2025).</w:t>
+      </w:r>
+    </w:p>
+    <w:p>
+      <w:r>
+        <w:rPr>
+          <w:b/>
+        </w:rPr>
+        <w:t>Entita (NT, §4)</w:t>
+      </w:r>
+      <w:r>
+        <w:t xml:space="preserve">, rödlistad som nära hotad och prioriterad art i Skogsvårdslagen, har häckningsrevir i anmälan. Minskningstakten innevarande 10-årsperiod beräknas till 20 (10–30) % och bedöms vara nära gränsvärdet för Sårbar (VU). Entitan är ortstrogen och reviret är i genomsnitt omkring 5 hektar, ibland uppåt 20 hektar stort. Entitan är en utpräglad lövskogsfågel som föredrar flerskiktade, gärna högvuxna skogar med inslag av äldre träd och välutvecklat buskskikt. Även alkärr med videsnår hör till de miljöer som utnyttjas. Arten häckar ofta i skogar som är svagt eller inte alls påverkade av skogsbruk, ofta rör det sig om värdekärnor med höga naturvärden. Entitan missgynnas av konventionellt skogsbruk och dess ortstrohet och dåliga spridningsförmåga gör den känslig för fragmentering. Entita är typisk art för </w:t>
+      </w:r>
+      <w:r>
+        <w:rPr>
+          <w:i/>
+        </w:rPr>
+        <w:t>9080 Lövsumpskog</w:t>
+      </w:r>
+      <w:r>
+        <w:t xml:space="preserve"> (Skogsstyrelsen, 2016, SLU Artdatabanken, 2021).</w:t>
+      </w:r>
+    </w:p>
+    <w:p>
+      <w:r>
+        <w:rPr>
+          <w:b/>
+        </w:rPr>
+        <w:t>Spillkråka (§4)</w:t>
+      </w:r>
+      <w:r>
+        <w:t xml:space="preserve"> omfattas av bilaga 1 i EU:s fågeldirektiv och är typisk art för </w:t>
+      </w:r>
+      <w:r>
+        <w:rPr>
+          <w:i/>
+        </w:rPr>
+        <w:t xml:space="preserve">9010 Taiga </w:t>
+      </w:r>
+      <w:r>
+        <w:t>och</w:t>
+      </w:r>
+      <w:r>
+        <w:rPr>
+          <w:i/>
+        </w:rPr>
+        <w:t xml:space="preserve"> 9740 Skogsbevuxen myr</w:t>
+      </w:r>
+      <w:r>
+        <w:t>. Den behöver grova träd, främst tall, asp och bok som boträd. Skogsbruk med korta omloppstider och täta, homogena ungskogar utgör det största hotet. Spillkråka är en nyckelart i skogliga miljöer vars övergivna bohål utnyttjas av flera andra hålhäckande fågelarter och fladdermöss, däribland pärluggla (EN, §4), knipa (§4), salskrake (§4) och skogsduva (§4). Hökuggla (VU, §4) och slaguggla (§4) häckar ofta i högstubbar som brutits av i höjd med ett gammalt spillkråkebo (SLU Artdatabanken, 2026; Skogsstyrelsen, 2016).</w:t>
+      </w:r>
+    </w:p>
+    <w:p>
+      <w:r>
+        <w:rPr>
+          <w:b/>
+        </w:rPr>
+        <w:t>Tjäder (§4)</w:t>
+      </w:r>
+      <w:r>
+        <w:t xml:space="preserve"> omfattas av bilaga 1 och 2 EU:s fågeldirektiv och är typisk art för </w:t>
+      </w:r>
+      <w:r>
+        <w:rPr>
+          <w:i/>
+        </w:rPr>
+        <w:t xml:space="preserve">9010 Taiga </w:t>
+      </w:r>
+      <w:r>
+        <w:t xml:space="preserve">och </w:t>
+      </w:r>
+      <w:r>
+        <w:rPr>
+          <w:i/>
+        </w:rPr>
+        <w:t>9740 Skogsbevuxen myr</w:t>
+      </w:r>
+      <w:r>
+        <w:t>. Tjädern är en utpräglad skogsfågel knuten till större sammanhängande barrskogsområden. Tupparna och hönorna utnyttjar till viss del olika miljöer, och habitatvalet varierar dessutom mellan olika delar av året. För att det ska finnas livskraftiga tjäderbestånd krävs funktionella skogslandskap med en blandning av uppvuxen, gles och luckig skog, täta sumpskogar, myrar och andra små våtmarker. Arten försvinner när skogen fragmenteras och den sammanlagda arealen hyggen och andra öppna områden blir för stor. Ett småskaligt och försiktigt virkesuttag genom hyggesfria metoder kan i vissa fall vara möjligt i området inom 200 m från lekcentrum. Längre ut från lekcentrum, inom 200–500 m bör den avverkade ytan inte överskrida 1 hektar för att undvika alltför stora och snabba förändringar (Skogsstyrelsen, 2019; SLU Artdatabanken, 2024).</w:t>
+      </w:r>
+    </w:p>
+    <w:p>
+      <w:r>
+        <w:t>I BILAGA 1 finns mer detaljerad information om ekologi samt krav på livsmiljö hos fridlysta arter.</w:t>
+      </w:r>
+    </w:p>
+    <w:p>
+      <w:pPr>
+        <w:pStyle w:val="Heading2"/>
+      </w:pPr>
+      <w:r>
+        <w:t>Övriga naturvårdsarter</w:t>
       </w:r>
     </w:p>
     <w:p>
@@ -273,6 +424,93 @@
       </w:r>
       <w:r>
         <w:t>(Nitare &amp; Skogsstyrelsen, 2019; SLU Artdatabanken, 2025).</w:t>
+      </w:r>
+    </w:p>
+    <w:p>
+      <w:r>
+        <w:rPr>
+          <w:b/>
+        </w:rPr>
+        <w:t xml:space="preserve">Ostticka (VU) </w:t>
+      </w:r>
+      <w:r>
+        <w:t xml:space="preserve">växer huvudsakligen på grova granlågor i urskogsartad barrskog. Växtplatserna ligger vanligtvis i brandrefugiala områden med relativt hög luftfuktighet där skogen under lång tid haft en intern beståndsdynamik med successivt avdöende träd. Alla skogsskötselåtgärder på eller i omedelbar närhet av lokalerna inverkar negativt på artens fortlevnad. Ostticka är typisk art för </w:t>
+      </w:r>
+      <w:r>
+        <w:rPr>
+          <w:i/>
+        </w:rPr>
+        <w:t xml:space="preserve">9010 Taiga </w:t>
+      </w:r>
+      <w:r>
+        <w:t xml:space="preserve">och </w:t>
+      </w:r>
+      <w:r>
+        <w:rPr>
+          <w:i/>
+        </w:rPr>
+        <w:t>9030 Landhöjningsskog</w:t>
+      </w:r>
+      <w:r>
+        <w:t xml:space="preserve"> (SLU Artdatabanken, 2024; Nitare &amp; Skogsstyrelsen, 2019).</w:t>
+      </w:r>
+    </w:p>
+    <w:p>
+      <w:r>
+        <w:rPr>
+          <w:b/>
+        </w:rPr>
+        <w:t>Veckticka (NT)</w:t>
+      </w:r>
+      <w:r>
+        <w:t xml:space="preserve"> förekommer främst i äldre naturskogsartad löv- och blandskog i sena åldersstadier med gamla, döende och döda aspar. Avverkning eller gallring av aspbestånd är ett hot och aspskogar och asprika blandskogar måste bevaras i högre utsträckning än hittills. Sumpskog med asp och sälg har ett särskilt högt naturvärde och bör skyddas helt från skogsbruk. Veckticka är typisk art för </w:t>
+      </w:r>
+      <w:r>
+        <w:rPr>
+          <w:i/>
+        </w:rPr>
+        <w:t xml:space="preserve">9010 Taiga </w:t>
+      </w:r>
+      <w:r>
+        <w:t xml:space="preserve">och </w:t>
+      </w:r>
+      <w:r>
+        <w:rPr>
+          <w:i/>
+        </w:rPr>
+        <w:t>9030 Landhöjningsskog</w:t>
+      </w:r>
+      <w:r>
+        <w:t xml:space="preserve"> (SLU Artdatabanken, 2024; Nitare &amp; Skogsstyrelsen, 2019).</w:t>
+      </w:r>
+    </w:p>
+    <w:p>
+      <w:r>
+        <w:rPr>
+          <w:b/>
+        </w:rPr>
+        <w:t xml:space="preserve">Vätteros </w:t>
+      </w:r>
+      <w:r>
+        <w:t xml:space="preserve">är typisk art för </w:t>
+      </w:r>
+      <w:r>
+        <w:rPr>
+          <w:i/>
+        </w:rPr>
+        <w:t xml:space="preserve">9020 Nordlig ädellövskog </w:t>
+      </w:r>
+      <w:r>
+        <w:t>och</w:t>
+      </w:r>
+      <w:r>
+        <w:rPr>
+          <w:i/>
+        </w:rPr>
+        <w:t xml:space="preserve"> 9160 Näringsrik ekskog </w:t>
+      </w:r>
+      <w:r>
+        <w:t>(SLU Artdatabanken, 2025).</w:t>
       </w:r>
     </w:p>
     <w:p>
@@ -280,26 +518,26 @@
         <w:pStyle w:val="Heading1"/>
       </w:pPr>
       <w:r>
-        <w:t>Fridlysta arter</w:t>
+        <w:t>Certifiering</w:t>
       </w:r>
     </w:p>
     <w:p>
-      <w:r>
-        <w:t>Följande fridlysta arter har sina livsmiljöer och växtplatser i den avverkningsanmälda skogen: entita (NT, §4).</w:t>
+      <w:pPr>
+        <w:pStyle w:val="Heading2"/>
+      </w:pPr>
+      <w:r>
+        <w:t>Ur FSC-standarden</w:t>
       </w:r>
     </w:p>
     <w:p>
-      <w:r>
-        <w:t xml:space="preserve">Observera att medlemsländerna är skyldiga att agera i enlighet med EU:s fågeldirektiv där det uttryckligen står att direktivet gäller för fåglar samt för deras ägg, bon och </w:t>
-      </w:r>
       <w:r>
         <w:rPr>
           <w:b/>
         </w:rPr>
-        <w:t xml:space="preserve">livsmiljöer </w:t>
-      </w:r>
-      <w:r>
-        <w:t>(artikel 1). Vidare att de åtgärder som vidtas inte får leda till en försämring av den nuvarande situationen beträffande bevarandet av de fågelarter som avses i artikel 1 (artikel 13). Fågeldirektivet är styrande för tillsynsansvariga myndigheters ärendehantering, ställningstaganden och beslutsfattande.</w:t>
+        <w:t xml:space="preserve">PRINCIP 1: LAGEFTERLEVNAD: </w:t>
+      </w:r>
+      <w:r>
+        <w:t>Certifikatsinnehavaren ska följa alla tillämpliga lagar, förordningar och nationellt ratificerade internationella avtal, konventioner och överenskommelser.</w:t>
       </w:r>
     </w:p>
     <w:p>
@@ -307,24 +545,234 @@
         <w:rPr>
           <w:b/>
         </w:rPr>
-        <w:t>Entita (NT, §4)</w:t>
-      </w:r>
-      <w:r>
-        <w:t xml:space="preserve">, rödlistad som nära hotad och prioriterad art i Skogsvårdslagen, har häckningsrevir i anmälan. Minskningstakten innevarande 10-årsperiod beräknas till 20 (10–30) % och bedöms vara nära gränsvärdet för Sårbar (VU). Entitan är ortstrogen och reviret är i genomsnitt omkring 5 hektar, ibland uppåt 20 hektar stort. Entitan är en utpräglad lövskogsfågel som föredrar flerskiktade, gärna högvuxna skogar med inslag av äldre träd och välutvecklat buskskikt. Även alkärr med videsnår hör till de miljöer som utnyttjas. Arten häckar ofta i skogar som är svagt eller inte alls påverkade av skogsbruk, ofta rör det sig om värdekärnor med höga naturvärden. Entitan missgynnas av konventionellt skogsbruk och dess ortstrohet och dåliga spridningsförmåga gör den känslig för fragmentering. Entita är typisk art för </w:t>
+        <w:t xml:space="preserve">1.3.1 </w:t>
+      </w:r>
+      <w:r>
+        <w:t>Tillämpliga lagar och föreskrifter för brukandet av skogen följs.</w:t>
+      </w:r>
+    </w:p>
+    <w:p>
+      <w:pPr>
+        <w:pStyle w:val="ListBullet"/>
+      </w:pPr>
+      <w:r>
+        <w:rPr>
+          <w:b/>
+          <w:i/>
+        </w:rPr>
+        <w:t xml:space="preserve">Kommentar: </w:t>
+      </w:r>
+      <w:r>
+        <w:t>I den avverkningsanmälda skogen har fridlysta arter sina livsmiljöer och växtplatser. Att skada de fridlysta arternas livsmiljöer, växtplatser eller ekologiska funktion är inte tillåtet enligt artskyddsförordningen.</w:t>
       </w:r>
       <w:r>
         <w:rPr>
           <w:i/>
         </w:rPr>
-        <w:t>9080 Lövsumpskog</w:t>
-      </w:r>
-      <w:r>
-        <w:t xml:space="preserve"> (Skogsstyrelsen, 2016, SLU Artdatabanken, 2021).</w:t>
+        <w:t xml:space="preserve"> EU:s medlemsländer och skogsbolag är skyldiga att agera i enlighet med EU:s fågeldirektiv där det uttryckligen står att direktivet gäller för fåglar samt för deras ägg, bon och </w:t>
+      </w:r>
+      <w:r>
+        <w:rPr>
+          <w:b/>
+          <w:i/>
+        </w:rPr>
+        <w:t xml:space="preserve">livsmiljöer </w:t>
+      </w:r>
+      <w:r>
+        <w:t>(artikel 1). Vidare att de åtgärder som vidtas inte får leda till en försämring av den nuvarande situationen beträffande bevarandet av de fågelarter som avses i artikel 1 (artikel 13).</w:t>
       </w:r>
     </w:p>
     <w:p>
       <w:r>
-        <w:t>I BILAGA 1 finns mer detaljerad information om ekologi samt krav på livsmiljö hos fridlysta arter.</w:t>
+        <w:rPr>
+          <w:b/>
+        </w:rPr>
+        <w:t xml:space="preserve">6.4 </w:t>
+      </w:r>
+      <w:r>
+        <w:t>Certifikatsinnehavaren ska skydda sällsynta arter och hotade arter samt deras livsmiljöer inom skogsbruksenheten. Det ska ske genom avsättningar, andra skyddade områden och genom att skapa konnektivitet och/eller genom andra direkta åtgärder som gynnar dessa arters överlevnad och livskraft. Åtgärderna ska stå i förhållande till brukandets skala, intensitet och risk, samt till sällsynta och hotade arters bevarandestatus och ekologiska krav. Certifikatsinnehavaren ska beakta den geografiska spridningen och ekologiska krav hos sällsynta och hotade arter utanför skogsbruksenhetens gränser när beslut om åtgärder inom skogsbruksenheten ska fattas.</w:t>
+      </w:r>
+    </w:p>
+    <w:p>
+      <w:r>
+        <w:rPr>
+          <w:b/>
+        </w:rPr>
+        <w:t xml:space="preserve">6.4.3 </w:t>
+      </w:r>
+      <w:r>
+        <w:t>Bevarandeåtgärder genomförs för de kända förekomster av rödlistade arter som påverkas av skogsbruk.</w:t>
+      </w:r>
+    </w:p>
+    <w:p>
+      <w:pPr>
+        <w:pStyle w:val="ListBullet"/>
+      </w:pPr>
+      <w:r>
+        <w:rPr>
+          <w:b/>
+          <w:i/>
+        </w:rPr>
+        <w:t xml:space="preserve">Kommentar: </w:t>
+      </w:r>
+      <w:r>
+        <w:rPr>
+          <w:i/>
+        </w:rPr>
+        <w:t>I det avverkningsanmälda skogsområdet har 9 naturvårdsarter varav 3 rödlistade arter sina livsmiljöer och växtplatser.</w:t>
+      </w:r>
+    </w:p>
+    <w:p>
+      <w:pPr>
+        <w:pStyle w:val="Heading2"/>
+      </w:pPr>
+      <w:r>
+        <w:t>Ur Chain of Custody Certification (FSC-STD-40-004 ver 3.0)</w:t>
+      </w:r>
+    </w:p>
+    <w:p>
+      <w:r>
+        <w:rPr>
+          <w:b/>
+        </w:rPr>
+        <w:t xml:space="preserve">1.3 </w:t>
+      </w:r>
+      <w:r>
+        <w:t xml:space="preserve">The organization shall commit to the FSC values as defined in FSC-POL-01-004 Policy for the Association of Organizations with FSC. </w:t>
+      </w:r>
+    </w:p>
+    <w:p>
+      <w:pPr>
+        <w:pStyle w:val="Heading2"/>
+      </w:pPr>
+      <w:r>
+        <w:t>Ur FSC:s policy för associerade organisationer (FSC-POL-01-004)</w:t>
+      </w:r>
+    </w:p>
+    <w:p>
+      <w:r>
+        <w:t xml:space="preserve">Som “Chain of Custody”-certifierad organisation är skogsbolaget bunden av de fastställda reglerna i Del 1 Punkt 1 c) i Policy för organisationer associerade med FSC (FSC-POL-01-004 V2-0 EN + SVE version 2012-03-02): </w:t>
+      </w:r>
+    </w:p>
+    <w:p>
+      <w:pPr>
+        <w:pStyle w:val="ListNumber"/>
+      </w:pPr>
+      <w:r>
+        <w:t>De organisationer FSC kan acceptera association med får inte direkt eller indirekt ha några kopplingar till nedanstående, oacceptabla aktiviteter:</w:t>
+      </w:r>
+    </w:p>
+    <w:p>
+      <w:pPr>
+        <w:ind w:left="357"/>
+      </w:pPr>
+      <w:r>
+        <w:t>a) Olaglig skogsavverkning och handel med olagligt avverkat virke eller skogsprodukter</w:t>
+      </w:r>
+    </w:p>
+    <w:p>
+      <w:pPr>
+        <w:ind w:left="357"/>
+      </w:pPr>
+      <w:r>
+        <w:t>...</w:t>
+      </w:r>
+    </w:p>
+    <w:p>
+      <w:pPr>
+        <w:ind w:left="357"/>
+      </w:pPr>
+      <w:r>
+        <w:t>c) Skogsbruk som förstör höga naturvärden</w:t>
+      </w:r>
+    </w:p>
+    <w:p>
+      <w:pPr>
+        <w:ind w:left="357"/>
+      </w:pPr>
+      <w:r>
+        <w:t>d) Betydande omvandling av skog till plantager eller annan, icke skoglig, markanvändning</w:t>
+      </w:r>
+    </w:p>
+    <w:p>
+      <w:pPr>
+        <w:pStyle w:val="ListBullet"/>
+      </w:pPr>
+      <w:r>
+        <w:rPr>
+          <w:b/>
+          <w:i/>
+        </w:rPr>
+        <w:t xml:space="preserve">Kommentar: </w:t>
+      </w:r>
+      <w:r>
+        <w:rPr>
+          <w:i/>
+        </w:rPr>
+        <w:t>Avverkning av skog med höga naturvärden samt skada på fridlysta arter strider både mot FSC Controlled Wood-standarden och FSC:s policy for associerade organisationer.</w:t>
+      </w:r>
+    </w:p>
+    <w:p>
+      <w:pPr>
+        <w:pStyle w:val="Heading2"/>
+      </w:pPr>
+      <w:r>
+        <w:t>Ur FSC Controlled Wood (FSC-STD-40-005)</w:t>
+      </w:r>
+    </w:p>
+    <w:p>
+      <w:r>
+        <w:t>Virke som inte accepteras i FSC-märkta produkter (oacceptabelt ursprung) enligt FSC Controlled Wood (FSC-STD-40-005):</w:t>
+      </w:r>
+    </w:p>
+    <w:p>
+      <w:pPr>
+        <w:pStyle w:val="ListNumber"/>
+      </w:pPr>
+      <w:r>
+        <w:t>Illegalt avverkat virke.</w:t>
+      </w:r>
+    </w:p>
+    <w:p>
+      <w:pPr>
+        <w:pStyle w:val="ListNumber"/>
+      </w:pPr>
+      <w:r>
+        <w:t>...</w:t>
+      </w:r>
+    </w:p>
+    <w:p>
+      <w:pPr>
+        <w:pStyle w:val="ListNumber"/>
+      </w:pPr>
+      <w:r>
+        <w:t>Virke från avverkningar som hotar höga naturvärden.</w:t>
+      </w:r>
+    </w:p>
+    <w:p>
+      <w:pPr>
+        <w:pStyle w:val="ListNumber"/>
+      </w:pPr>
+      <w:r>
+        <w:t>Virke från skog som konverteras till plantager eller icke-skogligt bruk.</w:t>
+      </w:r>
+    </w:p>
+    <w:p>
+      <w:pPr>
+        <w:pStyle w:val="ListBullet"/>
+      </w:pPr>
+      <w:r>
+        <w:rPr>
+          <w:b/>
+          <w:i/>
+        </w:rPr>
+        <w:t xml:space="preserve">Kommentar: </w:t>
+      </w:r>
+      <w:r>
+        <w:rPr>
+          <w:i/>
+        </w:rPr>
+        <w:t>Avverkning av skog med höga naturvärden samt skada på fridlysta arter strider både mot FSC Controlled Wood-standarden och FSC:s policy for associerade organisationer.</w:t>
       </w:r>
     </w:p>
     <w:p>
@@ -332,7 +780,80 @@
         <w:pStyle w:val="Heading1"/>
       </w:pPr>
       <w:r>
-        <w:t>Certifiering</w:t>
+        <w:t>Ur PEFC-standarden gällande lagefterlevnad</w:t>
+      </w:r>
+    </w:p>
+    <w:p>
+      <w:r>
+        <w:t>PEFC-standarden förutsätter att tillämplig svensk lagstiftning följs. Det är utsedd tillsynsmyndighet som ansvarar för tillsyn av lagens efterlevnad. PEFC-standarden återger innehållet i vissa certifieringskritiska lag- och föreskriftskrav vilka ska ingå i granskning av PEFC-systemets efterlevnad.</w:t>
+      </w:r>
+    </w:p>
+    <w:p>
+      <w:pPr>
+        <w:pStyle w:val="ListBullet"/>
+      </w:pPr>
+      <w:r>
+        <w:rPr>
+          <w:b/>
+          <w:i/>
+        </w:rPr>
+        <w:t xml:space="preserve">Kommentar: </w:t>
+      </w:r>
+      <w:r>
+        <w:rPr>
+          <w:i/>
+        </w:rPr>
+        <w:t>I den avverkningsanmälda skogen har fridlysta arter sina livsmiljöer och växtplatser. Att skada de fridlysta arternas livsmiljöer, växtplatser eller ekologiska funktion är inte tillåtet enligt artskyddsförordningen</w:t>
+      </w:r>
+    </w:p>
+    <w:p>
+      <w:r>
+        <w:br w:type="page"/>
+      </w:r>
+    </w:p>
+    <w:p>
+      <w:pPr>
+        <w:pStyle w:val="Title"/>
+      </w:pPr>
+      <w:r>
+        <w:t>BILAGA 1 – Fridlysta arter</w:t>
+      </w:r>
+    </w:p>
+    <w:p>
+      <w:pPr>
+        <w:pStyle w:val="Heading1"/>
+      </w:pPr>
+      <w:r>
+        <w:t>Entita – ekologi samt krav på livsmiljön</w:t>
+      </w:r>
+    </w:p>
+    <w:p>
+      <w:r>
+        <w:t xml:space="preserve">Entita (NT, §4) är rödlistad som nära hotad, fridlyst och prioriterad art enligt Skogsvårdslagen. Den omfattas av EU:s fågeldirektiv och är typisk art för </w:t>
+      </w:r>
+      <w:r>
+        <w:rPr>
+          <w:i/>
+        </w:rPr>
+        <w:t>9080 Lövsumpskog</w:t>
+      </w:r>
+      <w:r>
+        <w:t>. Minskningstakten har uppgått till 20 (10–30) % under de senaste 10 åren och bedöms vara nära gränsvärdet för Sårbar (VU). (A2b) (SLU Artdatabanken, 2021).</w:t>
+      </w:r>
+    </w:p>
+    <w:p>
+      <w:r>
+        <w:t>Entitan är en utpräglad lövskogsfågel som påträffas i ädellövskogar, strandskogar, ekhagar, igenväxande hagmarker, lövdungar, parker och trädgårdar. Den föredrar flerskiktade, gärna högvuxna skogar med inslag av äldre träd och med ett välutvecklat buskskikt. Ek- och hasseldominerade skogar och dungar, samt alkärr med videsnår, hör till de miljöer som ofta utnyttjas. I sydligaste Sverige är bokskog en viktig miljö (Skogsstyrelsen, 2016).</w:t>
+      </w:r>
+    </w:p>
+    <w:p>
+      <w:r>
+        <w:t>Reviren är relativt stora för en småfågel, i genomsnitt omkring 5 hektar men de kan vara upp till 20 hektar. Entitan är en utpräglad stannfågel och rör sig inte långt från kläckningsplatsen; ungfåglarna sprider sig sällan mer än 5 km från födelseplatsen och etablerade fåglar lämnar därefter inte sitt revir (Skogsstyrelsen, 2016). Det häckande paret försvarar sitt revir året runt. De tillåter dock en grupp av ungfåglar att etablera sig inom deras revir och så bildas en vinterflock, vilket sker redan i juni månad. Även under kalla vintrar stannar entitan kvar inom sitt revir. Hittar man entitor vid sitt foderbord beror det på att fågelmatningen ligger inom ett entiterevir (SLU Artdatabanken, 2021). Arten är känslig för fragmentering och har svårt att etablera sig i isolerade skogsområden. Entitan är hålhäckare, men kan inte själv hacka fram sitt hål utan är beroende av miljöer som erbjuder naturliga hål (Skogsstyrelsen, 2016).</w:t>
+      </w:r>
+    </w:p>
+    <w:p>
+      <w:r>
+        <w:t>Arten häckar ofta i skogar som är svagt eller inte alls påverkade av skogsbruk. Särskilt i Svealand ofta i skogar som har höga naturvärden och utgör skogliga värdekärnor. Entitan missgynnas av konventionellt skogsbruk genom minskad förekomst av risiga, flerskiktade skogar liksom av avverkning av lövträdsrika kantzoner. Entitans ortstrohet och dåliga spridningsförmåga gör den känslig för fragmentering (Skogsstyrelsen, 2016).</w:t>
       </w:r>
     </w:p>
     <w:p>
@@ -340,100 +861,71 @@
         <w:pStyle w:val="Heading2"/>
       </w:pPr>
       <w:r>
-        <w:t>Ur FSC-standarden</w:t>
+        <w:t>Referenser – entita</w:t>
       </w:r>
     </w:p>
     <w:p>
       <w:r>
+        <w:t xml:space="preserve">Skogsstyrelsen, 2016. </w:t>
+      </w:r>
+      <w:r>
         <w:rPr>
-          <w:b/>
+          <w:i/>
         </w:rPr>
-        <w:t xml:space="preserve">PRINCIP 1: LAGEFTERLEVNAD: </w:t>
-      </w:r>
-      <w:r>
-        <w:t>Certifikatsinnehavaren ska följa alla tillämpliga lagar, förordningar och nationellt ratificerade internationella avtal, konventioner och överenskommelser.</w:t>
+        <w:t xml:space="preserve">Vägledning för hänsyn till entita. </w:t>
+      </w:r>
+      <w:r>
+        <w:t>https://www.skogsstyrelsen.se/globalassets/lag-och-tillsyn/artskydd/vagledningar-for-hansyn-till-faglar/entita-vagledning-hansyn2.pdf</w:t>
       </w:r>
     </w:p>
     <w:p>
       <w:r>
+        <w:t xml:space="preserve">SLU Artdatabanken, 2021. </w:t>
+      </w:r>
+      <w:r>
         <w:rPr>
-          <w:b/>
+          <w:i/>
         </w:rPr>
-        <w:t xml:space="preserve">1.3.1 </w:t>
-      </w:r>
-      <w:r>
-        <w:t>Tillämpliga lagar och föreskrifter för brukandet av skogen följs.</w:t>
+        <w:t xml:space="preserve">Artfaktablad. Naturvård – artfakta. </w:t>
+      </w:r>
+      <w:r>
+        <w:t>SLU Artdatabanken, Uppsala</w:t>
       </w:r>
     </w:p>
     <w:p>
       <w:pPr>
-        <w:pStyle w:val="ListBullet"/>
+        <w:pStyle w:val="Heading1"/>
       </w:pPr>
       <w:r>
-        <w:rPr>
-          <w:b/>
-          <w:i/>
-        </w:rPr>
-        <w:t xml:space="preserve">Kommentar: </w:t>
-      </w:r>
-      <w:r>
-        <w:t>I den avverkningsanmälda skogen har fridlysta arter sina livsmiljöer och växtplatser. Att skada de fridlysta arternas livsmiljöer, växtplatser eller ekologiska funktion är inte tillåtet enligt artskyddsförordningen.</w:t>
+        <w:t>Spillkråka – ekologi samt krav på livsmiljön</w:t>
+      </w:r>
+    </w:p>
+    <w:p>
+      <w:r>
+        <w:t xml:space="preserve">Spillkråka (§4) ingår i bilaga 1 EU:s fågeldirektiv och är typisk art för </w:t>
       </w:r>
       <w:r>
         <w:rPr>
           <w:i/>
         </w:rPr>
-        <w:t xml:space="preserve"> EU:s medlemsländer och skogsbolag är skyldiga att agera i enlighet med EU:s fågeldirektiv där det uttryckligen står att direktivet gäller för fåglar samt för deras ägg, bon och </w:t>
-      </w:r>
-      <w:r>
-        <w:rPr>
-          <w:b/>
-          <w:i/>
-        </w:rPr>
-        <w:t xml:space="preserve">livsmiljöer </w:t>
-      </w:r>
-      <w:r>
-        <w:t>(artikel 1). Vidare att de åtgärder som vidtas inte får leda till en försämring av den nuvarande situationen beträffande bevarandet av de fågelarter som avses i artikel 1 (artikel 13).</w:t>
-      </w:r>
-    </w:p>
-    <w:p>
-      <w:r>
-        <w:rPr>
-          <w:b/>
-        </w:rPr>
-        <w:t xml:space="preserve">6.4 </w:t>
-      </w:r>
-      <w:r>
-        <w:t>Certifikatsinnehavaren ska skydda sällsynta arter och hotade arter samt deras livsmiljöer inom skogsbruksenheten. Det ska ske genom avsättningar, andra skyddade områden och genom att skapa konnektivitet och/eller genom andra direkta åtgärder som gynnar dessa arters överlevnad och livskraft. Åtgärderna ska stå i förhållande till brukandets skala, intensitet och risk, samt till sällsynta och hotade arters bevarandestatus och ekologiska krav. Certifikatsinnehavaren ska beakta den geografiska spridningen och ekologiska krav hos sällsynta och hotade arter utanför skogsbruksenhetens gränser när beslut om åtgärder inom skogsbruksenheten ska fattas.</w:t>
-      </w:r>
-    </w:p>
-    <w:p>
-      <w:r>
-        <w:rPr>
-          <w:b/>
-        </w:rPr>
-        <w:t xml:space="preserve">6.4.3 </w:t>
-      </w:r>
-      <w:r>
-        <w:t>Bevarandeåtgärder genomförs för de kända förekomster av rödlistade arter som påverkas av skogsbruk.</w:t>
-      </w:r>
-    </w:p>
-    <w:p>
-      <w:pPr>
-        <w:pStyle w:val="ListBullet"/>
-      </w:pPr>
-      <w:r>
-        <w:rPr>
-          <w:b/>
-          <w:i/>
-        </w:rPr>
-        <w:t xml:space="preserve">Kommentar: </w:t>
+        <w:t xml:space="preserve">9010 Taiga </w:t>
+      </w:r>
+      <w:r>
+        <w:t>och</w:t>
       </w:r>
       <w:r>
         <w:rPr>
           <w:i/>
         </w:rPr>
-        <w:t>I det avverkningsanmälda skogsområdet har 2 naturvårdsarter varav 1 rödlistade arter sina livsmiljöer och växtplatser.</w:t>
+        <w:t xml:space="preserve"> 9740 Skogsbevuxen myr</w:t>
+      </w:r>
+      <w:r>
+        <w:t>. Den lever i både barr- och blandskog liksom i ren lövskog. De tätaste populationerna tenderar att finnas i äldre, variationsrik blandskog med gott om död ved och gamla träd. Varje par utnyttjar 400–1000 hektar skog beroende på skogens kvalitet. Skogsbruk med korta omloppstider och täta, homogena ungskogar utgör det största hotet (SLU Artdatabanken, 2026).</w:t>
+      </w:r>
+    </w:p>
+    <w:p>
+      <w:r>
+        <w:t>Spillkråka är en nyckelart i skogliga miljöer vars övergivna bohål utnyttjas av flera andra hålhäckande fågelarter och fladdermöss, däribland pärluggla (EN, §4), knipa (§4), salskrake (§4) och skogsduva (§4). Hökuggla (VU, §4) och slaguggla (§4) häckar ofta i högstubbar som brutits av i höjd med ett gammalt spillkråkebo (Skogsstyrelsen, 2016).</w:t>
       </w:r>
     </w:p>
     <w:p>
@@ -441,18 +933,71 @@
         <w:pStyle w:val="Heading2"/>
       </w:pPr>
       <w:r>
-        <w:t>Ur Chain of Custody Certification (FSC-STD-40-004 ver 3.0)</w:t>
+        <w:t>Referenser – spillkråka</w:t>
       </w:r>
     </w:p>
     <w:p>
       <w:r>
+        <w:t xml:space="preserve">Skogsstyrelsen, 2016. </w:t>
+      </w:r>
+      <w:r>
         <w:rPr>
-          <w:b/>
+          <w:i/>
         </w:rPr>
-        <w:t xml:space="preserve">1.3 </w:t>
-      </w:r>
-      <w:r>
-        <w:t xml:space="preserve">The organization shall commit to the FSC values as defined in FSC-POL-01-004 Policy for the Association of Organizations with FSC. </w:t>
+        <w:t xml:space="preserve">Vägledning för hänsyn till spillkråka. </w:t>
+      </w:r>
+      <w:r>
+        <w:t>Vägledningar och kunskapsstöd artskydd – Skogsstyrelsen.</w:t>
+      </w:r>
+    </w:p>
+    <w:p>
+      <w:r>
+        <w:t xml:space="preserve">SLU Artdatabanken, 2026. </w:t>
+      </w:r>
+      <w:r>
+        <w:rPr>
+          <w:i/>
+        </w:rPr>
+        <w:t xml:space="preserve">Artfaktablad. Naturvård – artfakta. </w:t>
+      </w:r>
+      <w:r>
+        <w:t>SLU Artdatabanken, Uppsala.</w:t>
+      </w:r>
+    </w:p>
+    <w:p>
+      <w:pPr>
+        <w:pStyle w:val="Heading1"/>
+      </w:pPr>
+      <w:r>
+        <w:t>Tjäder – ekologi samt krav på livsmiljön</w:t>
+      </w:r>
+    </w:p>
+    <w:p>
+      <w:r>
+        <w:t xml:space="preserve">Tjäder (§4) omfattas av bilaga 1 och 2 EU:s fågeldirektiv och är typisk art för </w:t>
+      </w:r>
+      <w:r>
+        <w:rPr>
+          <w:i/>
+        </w:rPr>
+        <w:t xml:space="preserve">9010 Taiga </w:t>
+      </w:r>
+      <w:r>
+        <w:t xml:space="preserve">och </w:t>
+      </w:r>
+      <w:r>
+        <w:rPr>
+          <w:i/>
+        </w:rPr>
+        <w:t>9740 Skogsbevuxen myr</w:t>
+      </w:r>
+      <w:r>
+        <w:t>. Tjädern är en utpräglad skogsfågel knuten till större sammanhängande barrskogsområden. Tupparna och hönorna utnyttjar till viss del olika miljöer, och habitatvalet varierar dessutom mellan olika delar av året. För att det ska finnas livskraftiga tjäderbestånd krävs funktionella skogslandskap med en blandning av uppvuxen, gles och luckig skog, täta sumpskogar, myrar och andra små våtmarker (Skogsstyrelsen, 2019; SLU Artdatabanken 2024).</w:t>
+      </w:r>
+    </w:p>
+    <w:p>
+      <w:r>
+        <w:t>Arten försvinner när skogen fragmenteras och den sammanlagda arealen hyggen och andra öppna områden blir för stor. Ett småskaligt och försiktigt virkesuttag genom hyggesfria metoder kan i vissa fall vara möjligt i området inom 200 m från lekcentrum. Längre ut från lekcentrum, inom 200–500 m bör den avverkade ytan inte överskrida 1 hektar för att undvika alltför stora och snabba förändringar (Skogsstyrelsen, 2019).</w:t>
       </w:r>
     </w:p>
     <w:p>
@@ -460,241 +1005,23 @@
         <w:pStyle w:val="Heading2"/>
       </w:pPr>
       <w:r>
-        <w:t>Ur FSC:s policy för associerade organisationer (FSC-POL-01-004)</w:t>
+        <w:t>Referenser – tjäder</w:t>
       </w:r>
     </w:p>
     <w:p>
       <w:r>
-        <w:t xml:space="preserve">Som “Chain of Custody”-certifierad organisation är skogsbolaget bunden av de fastställda reglerna i Del 1 Punkt 1 c) i Policy för organisationer associerade med FSC (FSC-POL-01-004 V2-0 EN + SVE version 2012-03-02): </w:t>
-      </w:r>
-    </w:p>
-    <w:p>
-      <w:pPr>
-        <w:pStyle w:val="ListNumber"/>
-      </w:pPr>
-      <w:r>
-        <w:t>De organisationer FSC kan acceptera association med får inte direkt eller indirekt ha några kopplingar till nedanstående, oacceptabla aktiviteter:</w:t>
-      </w:r>
-    </w:p>
-    <w:p>
-      <w:pPr>
-        <w:ind w:left="357"/>
-      </w:pPr>
-      <w:r>
-        <w:t>a) Olaglig skogsavverkning och handel med olagligt avverkat virke eller skogsprodukter</w:t>
-      </w:r>
-    </w:p>
-    <w:p>
-      <w:pPr>
-        <w:ind w:left="357"/>
-      </w:pPr>
-      <w:r>
-        <w:t>...</w:t>
-      </w:r>
-    </w:p>
-    <w:p>
-      <w:pPr>
-        <w:ind w:left="357"/>
-      </w:pPr>
-      <w:r>
-        <w:t>c) Skogsbruk som förstör höga naturvärden</w:t>
-      </w:r>
-    </w:p>
-    <w:p>
-      <w:pPr>
-        <w:ind w:left="357"/>
-      </w:pPr>
-      <w:r>
-        <w:t>d) Betydande omvandling av skog till plantager eller annan, icke skoglig, markanvändning</w:t>
-      </w:r>
-    </w:p>
-    <w:p>
-      <w:pPr>
-        <w:pStyle w:val="ListBullet"/>
-      </w:pPr>
-      <w:r>
-        <w:rPr>
-          <w:b/>
-          <w:i/>
-        </w:rPr>
-        <w:t xml:space="preserve">Kommentar: </w:t>
+        <w:t xml:space="preserve">Skogsstyrelsen, 2019. </w:t>
       </w:r>
       <w:r>
         <w:rPr>
           <w:i/>
         </w:rPr>
-        <w:t>Avverkning av skog med höga naturvärden samt skada på fridlysta arter strider både mot FSC Controlled Wood-standarden och FSC:s policy for associerade organisationer.</w:t>
+        <w:t>Vägledning för hänsyn till fåglar – tjäder.</w:t>
       </w:r>
     </w:p>
     <w:p>
-      <w:pPr>
-        <w:pStyle w:val="Heading2"/>
-      </w:pPr>
-      <w:r>
-        <w:t>Ur FSC Controlled Wood (FSC-STD-40-005)</w:t>
-      </w:r>
-    </w:p>
-    <w:p>
-      <w:r>
-        <w:t>Virke som inte accepteras i FSC-märkta produkter (oacceptabelt ursprung) enligt FSC Controlled Wood (FSC-STD-40-005):</w:t>
-      </w:r>
-    </w:p>
-    <w:p>
-      <w:pPr>
-        <w:pStyle w:val="ListNumber"/>
-      </w:pPr>
-      <w:r>
-        <w:t>Illegalt avverkat virke.</w:t>
-      </w:r>
-    </w:p>
-    <w:p>
-      <w:pPr>
-        <w:pStyle w:val="ListNumber"/>
-      </w:pPr>
-      <w:r>
-        <w:t>...</w:t>
-      </w:r>
-    </w:p>
-    <w:p>
-      <w:pPr>
-        <w:pStyle w:val="ListNumber"/>
-      </w:pPr>
-      <w:r>
-        <w:t>Virke från avverkningar som hotar höga naturvärden.</w:t>
-      </w:r>
-    </w:p>
-    <w:p>
-      <w:pPr>
-        <w:pStyle w:val="ListNumber"/>
-      </w:pPr>
-      <w:r>
-        <w:t>Virke från skog som konverteras till plantager eller icke-skogligt bruk.</w:t>
-      </w:r>
-    </w:p>
-    <w:p>
-      <w:pPr>
-        <w:pStyle w:val="ListBullet"/>
-      </w:pPr>
-      <w:r>
-        <w:rPr>
-          <w:b/>
-          <w:i/>
-        </w:rPr>
-        <w:t xml:space="preserve">Kommentar: </w:t>
-      </w:r>
-      <w:r>
-        <w:rPr>
-          <w:i/>
-        </w:rPr>
-        <w:t>Avverkning av skog med höga naturvärden samt skada på fridlysta arter strider både mot FSC Controlled Wood-standarden och FSC:s policy for associerade organisationer.</w:t>
-      </w:r>
-    </w:p>
-    <w:p>
-      <w:pPr>
-        <w:pStyle w:val="Heading1"/>
-      </w:pPr>
-      <w:r>
-        <w:t>Ur PEFC-standarden gällande lagefterlevnad</w:t>
-      </w:r>
-    </w:p>
-    <w:p>
-      <w:r>
-        <w:t>PEFC-standarden förutsätter att tillämplig svensk lagstiftning följs. Det är utsedd tillsynsmyndighet som ansvarar för tillsyn av lagens efterlevnad. PEFC-standarden återger innehållet i vissa certifieringskritiska lag- och föreskriftskrav vilka ska ingå i granskning av PEFC-systemets efterlevnad.</w:t>
-      </w:r>
-    </w:p>
-    <w:p>
-      <w:pPr>
-        <w:pStyle w:val="ListBullet"/>
-      </w:pPr>
-      <w:r>
-        <w:rPr>
-          <w:b/>
-          <w:i/>
-        </w:rPr>
-        <w:t xml:space="preserve">Kommentar: </w:t>
-      </w:r>
-      <w:r>
-        <w:rPr>
-          <w:i/>
-        </w:rPr>
-        <w:t>I den avverkningsanmälda skogen har fridlysta arter sina livsmiljöer och växtplatser. Att skada de fridlysta arternas livsmiljöer, växtplatser eller ekologiska funktion är inte tillåtet enligt artskyddsförordningen</w:t>
-      </w:r>
-    </w:p>
-    <w:p>
-      <w:r>
-        <w:br w:type="page"/>
-      </w:r>
-    </w:p>
-    <w:p>
-      <w:pPr>
-        <w:pStyle w:val="Title"/>
-      </w:pPr>
-      <w:r>
-        <w:t>BILAGA 1 – Fridlysta arter</w:t>
-      </w:r>
-    </w:p>
-    <w:p>
-      <w:pPr>
-        <w:pStyle w:val="Heading1"/>
-      </w:pPr>
-      <w:r>
-        <w:t>Entita – ekologi samt krav på livsmiljön</w:t>
-      </w:r>
-    </w:p>
-    <w:p>
-      <w:r>
-        <w:t xml:space="preserve">Entita (NT, §4) är rödlistad som nära hotad, fridlyst och prioriterad art enligt Skogsvårdslagen. Den omfattas av EU:s fågeldirektiv och är typisk art för </w:t>
-      </w:r>
-      <w:r>
-        <w:rPr>
-          <w:i/>
-        </w:rPr>
-        <w:t>9080 Lövsumpskog</w:t>
-      </w:r>
-      <w:r>
-        <w:t>. Minskningstakten har uppgått till 20 (10–30) % under de senaste 10 åren och bedöms vara nära gränsvärdet för Sårbar (VU). (A2b) (SLU Artdatabanken, 2021).</w:t>
-      </w:r>
-    </w:p>
-    <w:p>
-      <w:r>
-        <w:t>Entitan är en utpräglad lövskogsfågel som påträffas i ädellövskogar, strandskogar, ekhagar, igenväxande hagmarker, lövdungar, parker och trädgårdar. Den föredrar flerskiktade, gärna högvuxna skogar med inslag av äldre träd och med ett välutvecklat buskskikt. Ek- och hasseldominerade skogar och dungar, samt alkärr med videsnår, hör till de miljöer som ofta utnyttjas. I sydligaste Sverige är bokskog en viktig miljö (Skogsstyrelsen, 2016).</w:t>
-      </w:r>
-    </w:p>
-    <w:p>
-      <w:r>
-        <w:t>Reviren är relativt stora för en småfågel, i genomsnitt omkring 5 hektar men de kan vara upp till 20 hektar. Entitan är en utpräglad stannfågel och rör sig inte långt från kläckningsplatsen; ungfåglarna sprider sig sällan mer än 5 km från födelseplatsen och etablerade fåglar lämnar därefter inte sitt revir (Skogsstyrelsen, 2016). Det häckande paret försvarar sitt revir året runt. De tillåter dock en grupp av ungfåglar att etablera sig inom deras revir och så bildas en vinterflock, vilket sker redan i juni månad. Även under kalla vintrar stannar entitan kvar inom sitt revir. Hittar man entitor vid sitt foderbord beror det på att fågelmatningen ligger inom ett entiterevir (SLU Artdatabanken, 2021). Arten är känslig för fragmentering och har svårt att etablera sig i isolerade skogsområden. Entitan är hålhäckare, men kan inte själv hacka fram sitt hål utan är beroende av miljöer som erbjuder naturliga hål (Skogsstyrelsen, 2016).</w:t>
-      </w:r>
-    </w:p>
-    <w:p>
-      <w:r>
-        <w:t>Arten häckar ofta i skogar som är svagt eller inte alls påverkade av skogsbruk. Särskilt i Svealand ofta i skogar som har höga naturvärden och utgör skogliga värdekärnor. Entitan missgynnas av konventionellt skogsbruk genom minskad förekomst av risiga, flerskiktade skogar liksom av avverkning av lövträdsrika kantzoner. Entitans ortstrohet och dåliga spridningsförmåga gör den känslig för fragmentering (Skogsstyrelsen, 2016).</w:t>
-      </w:r>
-    </w:p>
-    <w:p>
-      <w:pPr>
-        <w:pStyle w:val="Heading2"/>
-      </w:pPr>
-      <w:r>
-        <w:t>Referenser – entita</w:t>
-      </w:r>
-    </w:p>
-    <w:p>
-      <w:r>
-        <w:t xml:space="preserve">Skogsstyrelsen, 2016. </w:t>
-      </w:r>
-      <w:r>
-        <w:rPr>
-          <w:i/>
-        </w:rPr>
-        <w:t xml:space="preserve">Vägledning för hänsyn till entita. </w:t>
-      </w:r>
-      <w:r>
-        <w:t>https://www.skogsstyrelsen.se/globalassets/lag-och-tillsyn/artskydd/vagledningar-for-hansyn-till-faglar/entita-vagledning-hansyn2.pdf</w:t>
-      </w:r>
-    </w:p>
-    <w:p>
-      <w:r>
-        <w:t xml:space="preserve">SLU Artdatabanken, 2021. </w:t>
+      <w:r>
+        <w:t xml:space="preserve">SLU Artdatabanken, 2024. </w:t>
       </w:r>
       <w:r>
         <w:rPr>
@@ -724,7 +1051,7 @@
 </file>
 
 <file path=word/endnotes.xml><?xml version="1.0" encoding="utf-8"?>
-<w:endnotes xmlns:wpc="http://schemas.microsoft.com/office/word/2010/wordprocessingCanvas" xmlns:cx="http://schemas.microsoft.com/office/drawing/2014/chartex" xmlns:cx1="http://schemas.microsoft.com/office/drawing/2015/9/8/chartex" xmlns:cx2="http://schemas.microsoft.com/office/drawing/2015/10/21/chartex" xmlns:cx3="http://schemas.microsoft.com/office/drawing/2016/5/9/chartex" xmlns:cx4="http://schemas.microsoft.com/office/drawing/2016/5/10/chartex" xmlns:cx5="http://schemas.microsoft.com/office/drawing/2016/5/11/chartex" xmlns:cx6="http://schemas.microsoft.com/office/drawing/2016/5/12/chartex" xmlns:cx7="http://schemas.microsoft.com/office/drawing/2016/5/13/chartex" xmlns:cx8="http://schemas.microsoft.com/office/drawing/2016/5/14/chartex" xmlns:mc="http://schemas.openxmlformats.org/markup-compatibility/2006" xmlns:aink="http://schemas.microsoft.com/office/drawing/2016/ink" xmlns:am3d="http://schemas.microsoft.com/office/drawing/2017/model3d" xmlns:o="urn:schemas-microsoft-com:office:office" xmlns:oel="http://schemas.microsoft.com/office/2019/extlst" xmlns:r="http://schemas.openxmlformats.org/officeDocument/2006/relationships" xmlns:m="http://schemas.openxmlformats.org/officeDocument/2006/math" xmlns:v="urn:schemas-microsoft-com:vml" xmlns:wp14="http://schemas.microsoft.com/office/word/2010/wordprocessingDrawing" xmlns:wp="http://schemas.openxmlformats.org/drawingml/2006/wordprocessingDrawing" xmlns:w10="urn:schemas-microsoft-com:office:word" xmlns:w="http://schemas.openxmlformats.org/wordprocessingml/2006/main" xmlns:w14="http://schemas.microsoft.com/office/word/2010/wordml" xmlns:w15="http://schemas.microsoft.com/office/word/2012/wordml" xmlns:w16cex="http://schemas.microsoft.com/office/word/2018/wordml/cex" xmlns:w16cid="http://schemas.microsoft.com/office/word/2016/wordml/cid" xmlns:w16="http://schemas.microsoft.com/office/word/2018/wordml" xmlns:w16sdtdh="http://schemas.microsoft.com/office/word/2020/wordml/sdtdatahash" xmlns:w16se="http://schemas.microsoft.com/office/word/2015/wordml/symex" xmlns:wpg="http://schemas.microsoft.com/office/word/2010/wordprocessingGroup" xmlns:wpi="http://schemas.microsoft.com/office/word/2010/wordprocessingInk" xmlns:wne="http://schemas.microsoft.com/office/word/2006/wordml" xmlns:wps="http://schemas.microsoft.com/office/word/2010/wordprocessingShape" mc:Ignorable="w14 w15 w16se w16cid w16 w16cex w16sdtdh wp14">
+<w:endnotes xmlns:wpc="http://schemas.microsoft.com/office/word/2010/wordprocessingCanvas" xmlns:cx="http://schemas.microsoft.com/office/drawing/2014/chartex" xmlns:cx1="http://schemas.microsoft.com/office/drawing/2015/9/8/chartex" xmlns:cx2="http://schemas.microsoft.com/office/drawing/2015/10/21/chartex" xmlns:cx3="http://schemas.microsoft.com/office/drawing/2016/5/9/chartex" xmlns:cx4="http://schemas.microsoft.com/office/drawing/2016/5/10/chartex" xmlns:cx5="http://schemas.microsoft.com/office/drawing/2016/5/11/chartex" xmlns:cx6="http://schemas.microsoft.com/office/drawing/2016/5/12/chartex" xmlns:cx7="http://schemas.microsoft.com/office/drawing/2016/5/13/chartex" xmlns:cx8="http://schemas.microsoft.com/office/drawing/2016/5/14/chartex" xmlns:mc="http://schemas.openxmlformats.org/markup-compatibility/2006" xmlns:aink="http://schemas.microsoft.com/office/drawing/2016/ink" xmlns:am3d="http://schemas.microsoft.com/office/drawing/2017/model3d" xmlns:o="urn:schemas-microsoft-com:office:office" xmlns:oel="http://schemas.microsoft.com/office/2019/extlst" xmlns:r="http://schemas.openxmlformats.org/officeDocument/2006/relationships" xmlns:m="http://schemas.openxmlformats.org/officeDocument/2006/math" xmlns:v="urn:schemas-microsoft-com:vml" xmlns:wp14="http://schemas.microsoft.com/office/word/2010/wordprocessingDrawing" xmlns:wp="http://schemas.openxmlformats.org/drawingml/2006/wordprocessingDrawing" xmlns:w10="urn:schemas-microsoft-com:office:word" xmlns:w="http://schemas.openxmlformats.org/wordprocessingml/2006/main" xmlns:w14="http://schemas.microsoft.com/office/word/2010/wordml" xmlns:w15="http://schemas.microsoft.com/office/word/2012/wordml" xmlns:w16cex="http://schemas.microsoft.com/office/word/2018/wordml/cex" xmlns:w16cid="http://schemas.microsoft.com/office/word/2016/wordml/cid" xmlns:w16="http://schemas.microsoft.com/office/word/2018/wordml" xmlns:w16du="http://schemas.microsoft.com/office/word/2023/wordml/word16du" xmlns:w16sdtdh="http://schemas.microsoft.com/office/word/2020/wordml/sdtdatahash" xmlns:w16sdtfl="http://schemas.microsoft.com/office/word/2024/wordml/sdtformatlock" xmlns:w16se="http://schemas.microsoft.com/office/word/2015/wordml/symex" xmlns:wpg="http://schemas.microsoft.com/office/word/2010/wordprocessingGroup" xmlns:wpi="http://schemas.microsoft.com/office/word/2010/wordprocessingInk" xmlns:wne="http://schemas.microsoft.com/office/word/2006/wordml" xmlns:wps="http://schemas.microsoft.com/office/word/2010/wordprocessingShape" mc:Ignorable="w14 w15 w16se w16cid w16 w16cex w16sdtdh w16sdtfl w16du wp14">
   <w:endnote w:type="separator" w:id="-1">
     <w:p>
       <w:pPr>
@@ -749,7 +1076,7 @@
 </file>
 
 <file path=word/footer1.xml><?xml version="1.0" encoding="utf-8"?>
-<w:ftr xmlns:wpc="http://schemas.microsoft.com/office/word/2010/wordprocessingCanvas" xmlns:cx="http://schemas.microsoft.com/office/drawing/2014/chartex" xmlns:cx1="http://schemas.microsoft.com/office/drawing/2015/9/8/chartex" xmlns:cx2="http://schemas.microsoft.com/office/drawing/2015/10/21/chartex" xmlns:cx3="http://schemas.microsoft.com/office/drawing/2016/5/9/chartex" xmlns:cx4="http://schemas.microsoft.com/office/drawing/2016/5/10/chartex" xmlns:cx5="http://schemas.microsoft.com/office/drawing/2016/5/11/chartex" xmlns:cx6="http://schemas.microsoft.com/office/drawing/2016/5/12/chartex" xmlns:cx7="http://schemas.microsoft.com/office/drawing/2016/5/13/chartex" xmlns:cx8="http://schemas.microsoft.com/office/drawing/2016/5/14/chartex" xmlns:mc="http://schemas.openxmlformats.org/markup-compatibility/2006" xmlns:aink="http://schemas.microsoft.com/office/drawing/2016/ink" xmlns:am3d="http://schemas.microsoft.com/office/drawing/2017/model3d" xmlns:o="urn:schemas-microsoft-com:office:office" xmlns:oel="http://schemas.microsoft.com/office/2019/extlst" xmlns:r="http://schemas.openxmlformats.org/officeDocument/2006/relationships" xmlns:m="http://schemas.openxmlformats.org/officeDocument/2006/math" xmlns:v="urn:schemas-microsoft-com:vml" xmlns:wp14="http://schemas.microsoft.com/office/word/2010/wordprocessingDrawing" xmlns:wp="http://schemas.openxmlformats.org/drawingml/2006/wordprocessingDrawing" xmlns:w10="urn:schemas-microsoft-com:office:word" xmlns:w="http://schemas.openxmlformats.org/wordprocessingml/2006/main" xmlns:w14="http://schemas.microsoft.com/office/word/2010/wordml" xmlns:w15="http://schemas.microsoft.com/office/word/2012/wordml" xmlns:w16cex="http://schemas.microsoft.com/office/word/2018/wordml/cex" xmlns:w16cid="http://schemas.microsoft.com/office/word/2016/wordml/cid" xmlns:w16="http://schemas.microsoft.com/office/word/2018/wordml" xmlns:w16sdtdh="http://schemas.microsoft.com/office/word/2020/wordml/sdtdatahash" xmlns:w16se="http://schemas.microsoft.com/office/word/2015/wordml/symex" xmlns:wpg="http://schemas.microsoft.com/office/word/2010/wordprocessingGroup" xmlns:wpi="http://schemas.microsoft.com/office/word/2010/wordprocessingInk" xmlns:wne="http://schemas.microsoft.com/office/word/2006/wordml" xmlns:wps="http://schemas.microsoft.com/office/word/2010/wordprocessingShape" mc:Ignorable="w14 w15 w16se w16cid w16 w16cex w16sdtdh wp14">
+<w:ftr xmlns:wpc="http://schemas.microsoft.com/office/word/2010/wordprocessingCanvas" xmlns:cx="http://schemas.microsoft.com/office/drawing/2014/chartex" xmlns:cx1="http://schemas.microsoft.com/office/drawing/2015/9/8/chartex" xmlns:cx2="http://schemas.microsoft.com/office/drawing/2015/10/21/chartex" xmlns:cx3="http://schemas.microsoft.com/office/drawing/2016/5/9/chartex" xmlns:cx4="http://schemas.microsoft.com/office/drawing/2016/5/10/chartex" xmlns:cx5="http://schemas.microsoft.com/office/drawing/2016/5/11/chartex" xmlns:cx6="http://schemas.microsoft.com/office/drawing/2016/5/12/chartex" xmlns:cx7="http://schemas.microsoft.com/office/drawing/2016/5/13/chartex" xmlns:cx8="http://schemas.microsoft.com/office/drawing/2016/5/14/chartex" xmlns:mc="http://schemas.openxmlformats.org/markup-compatibility/2006" xmlns:aink="http://schemas.microsoft.com/office/drawing/2016/ink" xmlns:am3d="http://schemas.microsoft.com/office/drawing/2017/model3d" xmlns:o="urn:schemas-microsoft-com:office:office" xmlns:oel="http://schemas.microsoft.com/office/2019/extlst" xmlns:r="http://schemas.openxmlformats.org/officeDocument/2006/relationships" xmlns:m="http://schemas.openxmlformats.org/officeDocument/2006/math" xmlns:v="urn:schemas-microsoft-com:vml" xmlns:wp14="http://schemas.microsoft.com/office/word/2010/wordprocessingDrawing" xmlns:wp="http://schemas.openxmlformats.org/drawingml/2006/wordprocessingDrawing" xmlns:w10="urn:schemas-microsoft-com:office:word" xmlns:w="http://schemas.openxmlformats.org/wordprocessingml/2006/main" xmlns:w14="http://schemas.microsoft.com/office/word/2010/wordml" xmlns:w15="http://schemas.microsoft.com/office/word/2012/wordml" xmlns:w16cex="http://schemas.microsoft.com/office/word/2018/wordml/cex" xmlns:w16cid="http://schemas.microsoft.com/office/word/2016/wordml/cid" xmlns:w16="http://schemas.microsoft.com/office/word/2018/wordml" xmlns:w16du="http://schemas.microsoft.com/office/word/2023/wordml/word16du" xmlns:w16sdtdh="http://schemas.microsoft.com/office/word/2020/wordml/sdtdatahash" xmlns:w16sdtfl="http://schemas.microsoft.com/office/word/2024/wordml/sdtformatlock" xmlns:w16se="http://schemas.microsoft.com/office/word/2015/wordml/symex" xmlns:wpg="http://schemas.microsoft.com/office/word/2010/wordprocessingGroup" xmlns:wpi="http://schemas.microsoft.com/office/word/2010/wordprocessingInk" xmlns:wne="http://schemas.microsoft.com/office/word/2006/wordml" xmlns:wps="http://schemas.microsoft.com/office/word/2010/wordprocessingShape" mc:Ignorable="w14 w15 w16se w16cid w16 w16cex w16sdtdh w16sdtfl w16du wp14">
   <w:p>
     <w:pPr>
       <w:pStyle w:val="Footer"/>
@@ -759,7 +1086,7 @@
 </file>
 
 <file path=word/footer2.xml><?xml version="1.0" encoding="utf-8"?>
-<w:ftr xmlns:wpc="http://schemas.microsoft.com/office/word/2010/wordprocessingCanvas" xmlns:cx="http://schemas.microsoft.com/office/drawing/2014/chartex" xmlns:cx1="http://schemas.microsoft.com/office/drawing/2015/9/8/chartex" xmlns:cx2="http://schemas.microsoft.com/office/drawing/2015/10/21/chartex" xmlns:cx3="http://schemas.microsoft.com/office/drawing/2016/5/9/chartex" xmlns:cx4="http://schemas.microsoft.com/office/drawing/2016/5/10/chartex" xmlns:cx5="http://schemas.microsoft.com/office/drawing/2016/5/11/chartex" xmlns:cx6="http://schemas.microsoft.com/office/drawing/2016/5/12/chartex" xmlns:cx7="http://schemas.microsoft.com/office/drawing/2016/5/13/chartex" xmlns:cx8="http://schemas.microsoft.com/office/drawing/2016/5/14/chartex" xmlns:mc="http://schemas.openxmlformats.org/markup-compatibility/2006" xmlns:aink="http://schemas.microsoft.com/office/drawing/2016/ink" xmlns:am3d="http://schemas.microsoft.com/office/drawing/2017/model3d" xmlns:o="urn:schemas-microsoft-com:office:office" xmlns:oel="http://schemas.microsoft.com/office/2019/extlst" xmlns:r="http://schemas.openxmlformats.org/officeDocument/2006/relationships" xmlns:m="http://schemas.openxmlformats.org/officeDocument/2006/math" xmlns:v="urn:schemas-microsoft-com:vml" xmlns:wp14="http://schemas.microsoft.com/office/word/2010/wordprocessingDrawing" xmlns:wp="http://schemas.openxmlformats.org/drawingml/2006/wordprocessingDrawing" xmlns:w10="urn:schemas-microsoft-com:office:word" xmlns:w="http://schemas.openxmlformats.org/wordprocessingml/2006/main" xmlns:w14="http://schemas.microsoft.com/office/word/2010/wordml" xmlns:w15="http://schemas.microsoft.com/office/word/2012/wordml" xmlns:w16cex="http://schemas.microsoft.com/office/word/2018/wordml/cex" xmlns:w16cid="http://schemas.microsoft.com/office/word/2016/wordml/cid" xmlns:w16="http://schemas.microsoft.com/office/word/2018/wordml" xmlns:w16sdtdh="http://schemas.microsoft.com/office/word/2020/wordml/sdtdatahash" xmlns:w16se="http://schemas.microsoft.com/office/word/2015/wordml/symex" xmlns:wpg="http://schemas.microsoft.com/office/word/2010/wordprocessingGroup" xmlns:wpi="http://schemas.microsoft.com/office/word/2010/wordprocessingInk" xmlns:wne="http://schemas.microsoft.com/office/word/2006/wordml" xmlns:wps="http://schemas.microsoft.com/office/word/2010/wordprocessingShape" mc:Ignorable="w14 w15 w16se w16cid w16 w16cex w16sdtdh wp14">
+<w:ftr xmlns:wpc="http://schemas.microsoft.com/office/word/2010/wordprocessingCanvas" xmlns:cx="http://schemas.microsoft.com/office/drawing/2014/chartex" xmlns:cx1="http://schemas.microsoft.com/office/drawing/2015/9/8/chartex" xmlns:cx2="http://schemas.microsoft.com/office/drawing/2015/10/21/chartex" xmlns:cx3="http://schemas.microsoft.com/office/drawing/2016/5/9/chartex" xmlns:cx4="http://schemas.microsoft.com/office/drawing/2016/5/10/chartex" xmlns:cx5="http://schemas.microsoft.com/office/drawing/2016/5/11/chartex" xmlns:cx6="http://schemas.microsoft.com/office/drawing/2016/5/12/chartex" xmlns:cx7="http://schemas.microsoft.com/office/drawing/2016/5/13/chartex" xmlns:cx8="http://schemas.microsoft.com/office/drawing/2016/5/14/chartex" xmlns:mc="http://schemas.openxmlformats.org/markup-compatibility/2006" xmlns:aink="http://schemas.microsoft.com/office/drawing/2016/ink" xmlns:am3d="http://schemas.microsoft.com/office/drawing/2017/model3d" xmlns:o="urn:schemas-microsoft-com:office:office" xmlns:oel="http://schemas.microsoft.com/office/2019/extlst" xmlns:r="http://schemas.openxmlformats.org/officeDocument/2006/relationships" xmlns:m="http://schemas.openxmlformats.org/officeDocument/2006/math" xmlns:v="urn:schemas-microsoft-com:vml" xmlns:wp14="http://schemas.microsoft.com/office/word/2010/wordprocessingDrawing" xmlns:wp="http://schemas.openxmlformats.org/drawingml/2006/wordprocessingDrawing" xmlns:w10="urn:schemas-microsoft-com:office:word" xmlns:w="http://schemas.openxmlformats.org/wordprocessingml/2006/main" xmlns:w14="http://schemas.microsoft.com/office/word/2010/wordml" xmlns:w15="http://schemas.microsoft.com/office/word/2012/wordml" xmlns:w16cex="http://schemas.microsoft.com/office/word/2018/wordml/cex" xmlns:w16cid="http://schemas.microsoft.com/office/word/2016/wordml/cid" xmlns:w16="http://schemas.microsoft.com/office/word/2018/wordml" xmlns:w16du="http://schemas.microsoft.com/office/word/2023/wordml/word16du" xmlns:w16sdtdh="http://schemas.microsoft.com/office/word/2020/wordml/sdtdatahash" xmlns:w16sdtfl="http://schemas.microsoft.com/office/word/2024/wordml/sdtformatlock" xmlns:w16se="http://schemas.microsoft.com/office/word/2015/wordml/symex" xmlns:wpg="http://schemas.microsoft.com/office/word/2010/wordprocessingGroup" xmlns:wpi="http://schemas.microsoft.com/office/word/2010/wordprocessingInk" xmlns:wne="http://schemas.microsoft.com/office/word/2006/wordml" xmlns:wps="http://schemas.microsoft.com/office/word/2010/wordprocessingShape" mc:Ignorable="w14 w15 w16se w16cid w16 w16cex w16sdtdh w16sdtfl w16du wp14">
   <w:p>
     <w:pPr>
       <w:pStyle w:val="Footer"/>
@@ -769,7 +1096,7 @@
 </file>
 
 <file path=word/footer3.xml><?xml version="1.0" encoding="utf-8"?>
-<w:ftr xmlns:wpc="http://schemas.microsoft.com/office/word/2010/wordprocessingCanvas" xmlns:cx="http://schemas.microsoft.com/office/drawing/2014/chartex" xmlns:cx1="http://schemas.microsoft.com/office/drawing/2015/9/8/chartex" xmlns:cx2="http://schemas.microsoft.com/office/drawing/2015/10/21/chartex" xmlns:cx3="http://schemas.microsoft.com/office/drawing/2016/5/9/chartex" xmlns:cx4="http://schemas.microsoft.com/office/drawing/2016/5/10/chartex" xmlns:cx5="http://schemas.microsoft.com/office/drawing/2016/5/11/chartex" xmlns:cx6="http://schemas.microsoft.com/office/drawing/2016/5/12/chartex" xmlns:cx7="http://schemas.microsoft.com/office/drawing/2016/5/13/chartex" xmlns:cx8="http://schemas.microsoft.com/office/drawing/2016/5/14/chartex" xmlns:mc="http://schemas.openxmlformats.org/markup-compatibility/2006" xmlns:aink="http://schemas.microsoft.com/office/drawing/2016/ink" xmlns:am3d="http://schemas.microsoft.com/office/drawing/2017/model3d" xmlns:o="urn:schemas-microsoft-com:office:office" xmlns:oel="http://schemas.microsoft.com/office/2019/extlst" xmlns:r="http://schemas.openxmlformats.org/officeDocument/2006/relationships" xmlns:m="http://schemas.openxmlformats.org/officeDocument/2006/math" xmlns:v="urn:schemas-microsoft-com:vml" xmlns:wp14="http://schemas.microsoft.com/office/word/2010/wordprocessingDrawing" xmlns:wp="http://schemas.openxmlformats.org/drawingml/2006/wordprocessingDrawing" xmlns:w10="urn:schemas-microsoft-com:office:word" xmlns:w="http://schemas.openxmlformats.org/wordprocessingml/2006/main" xmlns:w14="http://schemas.microsoft.com/office/word/2010/wordml" xmlns:w15="http://schemas.microsoft.com/office/word/2012/wordml" xmlns:w16cex="http://schemas.microsoft.com/office/word/2018/wordml/cex" xmlns:w16cid="http://schemas.microsoft.com/office/word/2016/wordml/cid" xmlns:w16="http://schemas.microsoft.com/office/word/2018/wordml" xmlns:w16sdtdh="http://schemas.microsoft.com/office/word/2020/wordml/sdtdatahash" xmlns:w16se="http://schemas.microsoft.com/office/word/2015/wordml/symex" xmlns:wpg="http://schemas.microsoft.com/office/word/2010/wordprocessingGroup" xmlns:wpi="http://schemas.microsoft.com/office/word/2010/wordprocessingInk" xmlns:wne="http://schemas.microsoft.com/office/word/2006/wordml" xmlns:wps="http://schemas.microsoft.com/office/word/2010/wordprocessingShape" mc:Ignorable="w14 w15 w16se w16cid w16 w16cex w16sdtdh wp14">
+<w:ftr xmlns:wpc="http://schemas.microsoft.com/office/word/2010/wordprocessingCanvas" xmlns:cx="http://schemas.microsoft.com/office/drawing/2014/chartex" xmlns:cx1="http://schemas.microsoft.com/office/drawing/2015/9/8/chartex" xmlns:cx2="http://schemas.microsoft.com/office/drawing/2015/10/21/chartex" xmlns:cx3="http://schemas.microsoft.com/office/drawing/2016/5/9/chartex" xmlns:cx4="http://schemas.microsoft.com/office/drawing/2016/5/10/chartex" xmlns:cx5="http://schemas.microsoft.com/office/drawing/2016/5/11/chartex" xmlns:cx6="http://schemas.microsoft.com/office/drawing/2016/5/12/chartex" xmlns:cx7="http://schemas.microsoft.com/office/drawing/2016/5/13/chartex" xmlns:cx8="http://schemas.microsoft.com/office/drawing/2016/5/14/chartex" xmlns:mc="http://schemas.openxmlformats.org/markup-compatibility/2006" xmlns:aink="http://schemas.microsoft.com/office/drawing/2016/ink" xmlns:am3d="http://schemas.microsoft.com/office/drawing/2017/model3d" xmlns:o="urn:schemas-microsoft-com:office:office" xmlns:oel="http://schemas.microsoft.com/office/2019/extlst" xmlns:r="http://schemas.openxmlformats.org/officeDocument/2006/relationships" xmlns:m="http://schemas.openxmlformats.org/officeDocument/2006/math" xmlns:v="urn:schemas-microsoft-com:vml" xmlns:wp14="http://schemas.microsoft.com/office/word/2010/wordprocessingDrawing" xmlns:wp="http://schemas.openxmlformats.org/drawingml/2006/wordprocessingDrawing" xmlns:w10="urn:schemas-microsoft-com:office:word" xmlns:w="http://schemas.openxmlformats.org/wordprocessingml/2006/main" xmlns:w14="http://schemas.microsoft.com/office/word/2010/wordml" xmlns:w15="http://schemas.microsoft.com/office/word/2012/wordml" xmlns:w16cex="http://schemas.microsoft.com/office/word/2018/wordml/cex" xmlns:w16cid="http://schemas.microsoft.com/office/word/2016/wordml/cid" xmlns:w16="http://schemas.microsoft.com/office/word/2018/wordml" xmlns:w16du="http://schemas.microsoft.com/office/word/2023/wordml/word16du" xmlns:w16sdtdh="http://schemas.microsoft.com/office/word/2020/wordml/sdtdatahash" xmlns:w16sdtfl="http://schemas.microsoft.com/office/word/2024/wordml/sdtformatlock" xmlns:w16se="http://schemas.microsoft.com/office/word/2015/wordml/symex" xmlns:wpg="http://schemas.microsoft.com/office/word/2010/wordprocessingGroup" xmlns:wpi="http://schemas.microsoft.com/office/word/2010/wordprocessingInk" xmlns:wne="http://schemas.microsoft.com/office/word/2006/wordml" xmlns:wps="http://schemas.microsoft.com/office/word/2010/wordprocessingShape" mc:Ignorable="w14 w15 w16se w16cid w16 w16cex w16sdtdh w16sdtfl w16du wp14">
   <w:p>
     <w:pPr>
       <w:pStyle w:val="Footer"/>
@@ -779,7 +1106,7 @@
 </file>
 
 <file path=word/footnotes.xml><?xml version="1.0" encoding="utf-8"?>
-<w:footnotes xmlns:wpc="http://schemas.microsoft.com/office/word/2010/wordprocessingCanvas" xmlns:cx="http://schemas.microsoft.com/office/drawing/2014/chartex" xmlns:cx1="http://schemas.microsoft.com/office/drawing/2015/9/8/chartex" xmlns:cx2="http://schemas.microsoft.com/office/drawing/2015/10/21/chartex" xmlns:cx3="http://schemas.microsoft.com/office/drawing/2016/5/9/chartex" xmlns:cx4="http://schemas.microsoft.com/office/drawing/2016/5/10/chartex" xmlns:cx5="http://schemas.microsoft.com/office/drawing/2016/5/11/chartex" xmlns:cx6="http://schemas.microsoft.com/office/drawing/2016/5/12/chartex" xmlns:cx7="http://schemas.microsoft.com/office/drawing/2016/5/13/chartex" xmlns:cx8="http://schemas.microsoft.com/office/drawing/2016/5/14/chartex" xmlns:mc="http://schemas.openxmlformats.org/markup-compatibility/2006" xmlns:aink="http://schemas.microsoft.com/office/drawing/2016/ink" xmlns:am3d="http://schemas.microsoft.com/office/drawing/2017/model3d" xmlns:o="urn:schemas-microsoft-com:office:office" xmlns:oel="http://schemas.microsoft.com/office/2019/extlst" xmlns:r="http://schemas.openxmlformats.org/officeDocument/2006/relationships" xmlns:m="http://schemas.openxmlformats.org/officeDocument/2006/math" xmlns:v="urn:schemas-microsoft-com:vml" xmlns:wp14="http://schemas.microsoft.com/office/word/2010/wordprocessingDrawing" xmlns:wp="http://schemas.openxmlformats.org/drawingml/2006/wordprocessingDrawing" xmlns:w10="urn:schemas-microsoft-com:office:word" xmlns:w="http://schemas.openxmlformats.org/wordprocessingml/2006/main" xmlns:w14="http://schemas.microsoft.com/office/word/2010/wordml" xmlns:w15="http://schemas.microsoft.com/office/word/2012/wordml" xmlns:w16cex="http://schemas.microsoft.com/office/word/2018/wordml/cex" xmlns:w16cid="http://schemas.microsoft.com/office/word/2016/wordml/cid" xmlns:w16="http://schemas.microsoft.com/office/word/2018/wordml" xmlns:w16sdtdh="http://schemas.microsoft.com/office/word/2020/wordml/sdtdatahash" xmlns:w16se="http://schemas.microsoft.com/office/word/2015/wordml/symex" xmlns:wpg="http://schemas.microsoft.com/office/word/2010/wordprocessingGroup" xmlns:wpi="http://schemas.microsoft.com/office/word/2010/wordprocessingInk" xmlns:wne="http://schemas.microsoft.com/office/word/2006/wordml" xmlns:wps="http://schemas.microsoft.com/office/word/2010/wordprocessingShape" mc:Ignorable="w14 w15 w16se w16cid w16 w16cex w16sdtdh wp14">
+<w:footnotes xmlns:wpc="http://schemas.microsoft.com/office/word/2010/wordprocessingCanvas" xmlns:cx="http://schemas.microsoft.com/office/drawing/2014/chartex" xmlns:cx1="http://schemas.microsoft.com/office/drawing/2015/9/8/chartex" xmlns:cx2="http://schemas.microsoft.com/office/drawing/2015/10/21/chartex" xmlns:cx3="http://schemas.microsoft.com/office/drawing/2016/5/9/chartex" xmlns:cx4="http://schemas.microsoft.com/office/drawing/2016/5/10/chartex" xmlns:cx5="http://schemas.microsoft.com/office/drawing/2016/5/11/chartex" xmlns:cx6="http://schemas.microsoft.com/office/drawing/2016/5/12/chartex" xmlns:cx7="http://schemas.microsoft.com/office/drawing/2016/5/13/chartex" xmlns:cx8="http://schemas.microsoft.com/office/drawing/2016/5/14/chartex" xmlns:mc="http://schemas.openxmlformats.org/markup-compatibility/2006" xmlns:aink="http://schemas.microsoft.com/office/drawing/2016/ink" xmlns:am3d="http://schemas.microsoft.com/office/drawing/2017/model3d" xmlns:o="urn:schemas-microsoft-com:office:office" xmlns:oel="http://schemas.microsoft.com/office/2019/extlst" xmlns:r="http://schemas.openxmlformats.org/officeDocument/2006/relationships" xmlns:m="http://schemas.openxmlformats.org/officeDocument/2006/math" xmlns:v="urn:schemas-microsoft-com:vml" xmlns:wp14="http://schemas.microsoft.com/office/word/2010/wordprocessingDrawing" xmlns:wp="http://schemas.openxmlformats.org/drawingml/2006/wordprocessingDrawing" xmlns:w10="urn:schemas-microsoft-com:office:word" xmlns:w="http://schemas.openxmlformats.org/wordprocessingml/2006/main" xmlns:w14="http://schemas.microsoft.com/office/word/2010/wordml" xmlns:w15="http://schemas.microsoft.com/office/word/2012/wordml" xmlns:w16cex="http://schemas.microsoft.com/office/word/2018/wordml/cex" xmlns:w16cid="http://schemas.microsoft.com/office/word/2016/wordml/cid" xmlns:w16="http://schemas.microsoft.com/office/word/2018/wordml" xmlns:w16du="http://schemas.microsoft.com/office/word/2023/wordml/word16du" xmlns:w16sdtdh="http://schemas.microsoft.com/office/word/2020/wordml/sdtdatahash" xmlns:w16sdtfl="http://schemas.microsoft.com/office/word/2024/wordml/sdtformatlock" xmlns:w16se="http://schemas.microsoft.com/office/word/2015/wordml/symex" xmlns:wpg="http://schemas.microsoft.com/office/word/2010/wordprocessingGroup" xmlns:wpi="http://schemas.microsoft.com/office/word/2010/wordprocessingInk" xmlns:wne="http://schemas.microsoft.com/office/word/2006/wordml" xmlns:wps="http://schemas.microsoft.com/office/word/2010/wordprocessingShape" mc:Ignorable="w14 w15 w16se w16cid w16 w16cex w16sdtdh w16sdtfl w16du wp14">
   <w:footnote w:type="separator" w:id="-1">
     <w:p>
       <w:pPr>
@@ -804,7 +1131,7 @@
 </file>
 
 <file path=word/header1.xml><?xml version="1.0" encoding="utf-8"?>
-<w:hdr xmlns:wpc="http://schemas.microsoft.com/office/word/2010/wordprocessingCanvas" xmlns:cx="http://schemas.microsoft.com/office/drawing/2014/chartex" xmlns:cx1="http://schemas.microsoft.com/office/drawing/2015/9/8/chartex" xmlns:cx2="http://schemas.microsoft.com/office/drawing/2015/10/21/chartex" xmlns:cx3="http://schemas.microsoft.com/office/drawing/2016/5/9/chartex" xmlns:cx4="http://schemas.microsoft.com/office/drawing/2016/5/10/chartex" xmlns:cx5="http://schemas.microsoft.com/office/drawing/2016/5/11/chartex" xmlns:cx6="http://schemas.microsoft.com/office/drawing/2016/5/12/chartex" xmlns:cx7="http://schemas.microsoft.com/office/drawing/2016/5/13/chartex" xmlns:cx8="http://schemas.microsoft.com/office/drawing/2016/5/14/chartex" xmlns:mc="http://schemas.openxmlformats.org/markup-compatibility/2006" xmlns:aink="http://schemas.microsoft.com/office/drawing/2016/ink" xmlns:am3d="http://schemas.microsoft.com/office/drawing/2017/model3d" xmlns:o="urn:schemas-microsoft-com:office:office" xmlns:oel="http://schemas.microsoft.com/office/2019/extlst" xmlns:r="http://schemas.openxmlformats.org/officeDocument/2006/relationships" xmlns:m="http://schemas.openxmlformats.org/officeDocument/2006/math" xmlns:v="urn:schemas-microsoft-com:vml" xmlns:wp14="http://schemas.microsoft.com/office/word/2010/wordprocessingDrawing" xmlns:wp="http://schemas.openxmlformats.org/drawingml/2006/wordprocessingDrawing" xmlns:w10="urn:schemas-microsoft-com:office:word" xmlns:w="http://schemas.openxmlformats.org/wordprocessingml/2006/main" xmlns:w14="http://schemas.microsoft.com/office/word/2010/wordml" xmlns:w15="http://schemas.microsoft.com/office/word/2012/wordml" xmlns:w16cex="http://schemas.microsoft.com/office/word/2018/wordml/cex" xmlns:w16cid="http://schemas.microsoft.com/office/word/2016/wordml/cid" xmlns:w16="http://schemas.microsoft.com/office/word/2018/wordml" xmlns:w16sdtdh="http://schemas.microsoft.com/office/word/2020/wordml/sdtdatahash" xmlns:w16se="http://schemas.microsoft.com/office/word/2015/wordml/symex" xmlns:wpg="http://schemas.microsoft.com/office/word/2010/wordprocessingGroup" xmlns:wpi="http://schemas.microsoft.com/office/word/2010/wordprocessingInk" xmlns:wne="http://schemas.microsoft.com/office/word/2006/wordml" xmlns:wps="http://schemas.microsoft.com/office/word/2010/wordprocessingShape" mc:Ignorable="w14 w15 w16se w16cid w16 w16cex w16sdtdh wp14">
+<w:hdr xmlns:wpc="http://schemas.microsoft.com/office/word/2010/wordprocessingCanvas" xmlns:cx="http://schemas.microsoft.com/office/drawing/2014/chartex" xmlns:cx1="http://schemas.microsoft.com/office/drawing/2015/9/8/chartex" xmlns:cx2="http://schemas.microsoft.com/office/drawing/2015/10/21/chartex" xmlns:cx3="http://schemas.microsoft.com/office/drawing/2016/5/9/chartex" xmlns:cx4="http://schemas.microsoft.com/office/drawing/2016/5/10/chartex" xmlns:cx5="http://schemas.microsoft.com/office/drawing/2016/5/11/chartex" xmlns:cx6="http://schemas.microsoft.com/office/drawing/2016/5/12/chartex" xmlns:cx7="http://schemas.microsoft.com/office/drawing/2016/5/13/chartex" xmlns:cx8="http://schemas.microsoft.com/office/drawing/2016/5/14/chartex" xmlns:mc="http://schemas.openxmlformats.org/markup-compatibility/2006" xmlns:aink="http://schemas.microsoft.com/office/drawing/2016/ink" xmlns:am3d="http://schemas.microsoft.com/office/drawing/2017/model3d" xmlns:o="urn:schemas-microsoft-com:office:office" xmlns:oel="http://schemas.microsoft.com/office/2019/extlst" xmlns:r="http://schemas.openxmlformats.org/officeDocument/2006/relationships" xmlns:m="http://schemas.openxmlformats.org/officeDocument/2006/math" xmlns:v="urn:schemas-microsoft-com:vml" xmlns:wp14="http://schemas.microsoft.com/office/word/2010/wordprocessingDrawing" xmlns:wp="http://schemas.openxmlformats.org/drawingml/2006/wordprocessingDrawing" xmlns:w10="urn:schemas-microsoft-com:office:word" xmlns:w="http://schemas.openxmlformats.org/wordprocessingml/2006/main" xmlns:w14="http://schemas.microsoft.com/office/word/2010/wordml" xmlns:w15="http://schemas.microsoft.com/office/word/2012/wordml" xmlns:w16cex="http://schemas.microsoft.com/office/word/2018/wordml/cex" xmlns:w16cid="http://schemas.microsoft.com/office/word/2016/wordml/cid" xmlns:w16="http://schemas.microsoft.com/office/word/2018/wordml" xmlns:w16du="http://schemas.microsoft.com/office/word/2023/wordml/word16du" xmlns:w16sdtdh="http://schemas.microsoft.com/office/word/2020/wordml/sdtdatahash" xmlns:w16sdtfl="http://schemas.microsoft.com/office/word/2024/wordml/sdtformatlock" xmlns:w16se="http://schemas.microsoft.com/office/word/2015/wordml/symex" xmlns:wpg="http://schemas.microsoft.com/office/word/2010/wordprocessingGroup" xmlns:wpi="http://schemas.microsoft.com/office/word/2010/wordprocessingInk" xmlns:wne="http://schemas.microsoft.com/office/word/2006/wordml" xmlns:wps="http://schemas.microsoft.com/office/word/2010/wordprocessingShape" mc:Ignorable="w14 w15 w16se w16cid w16 w16cex w16sdtdh w16sdtfl w16du wp14">
   <w:p>
     <w:pPr>
       <w:pStyle w:val="Header"/>
@@ -814,7 +1141,7 @@
 </file>
 
 <file path=word/header2.xml><?xml version="1.0" encoding="utf-8"?>
-<w:hdr xmlns:wpc="http://schemas.microsoft.com/office/word/2010/wordprocessingCanvas" xmlns:cx="http://schemas.microsoft.com/office/drawing/2014/chartex" xmlns:cx1="http://schemas.microsoft.com/office/drawing/2015/9/8/chartex" xmlns:cx2="http://schemas.microsoft.com/office/drawing/2015/10/21/chartex" xmlns:cx3="http://schemas.microsoft.com/office/drawing/2016/5/9/chartex" xmlns:cx4="http://schemas.microsoft.com/office/drawing/2016/5/10/chartex" xmlns:cx5="http://schemas.microsoft.com/office/drawing/2016/5/11/chartex" xmlns:cx6="http://schemas.microsoft.com/office/drawing/2016/5/12/chartex" xmlns:cx7="http://schemas.microsoft.com/office/drawing/2016/5/13/chartex" xmlns:cx8="http://schemas.microsoft.com/office/drawing/2016/5/14/chartex" xmlns:mc="http://schemas.openxmlformats.org/markup-compatibility/2006" xmlns:aink="http://schemas.microsoft.com/office/drawing/2016/ink" xmlns:am3d="http://schemas.microsoft.com/office/drawing/2017/model3d" xmlns:o="urn:schemas-microsoft-com:office:office" xmlns:oel="http://schemas.microsoft.com/office/2019/extlst" xmlns:r="http://schemas.openxmlformats.org/officeDocument/2006/relationships" xmlns:m="http://schemas.openxmlformats.org/officeDocument/2006/math" xmlns:v="urn:schemas-microsoft-com:vml" xmlns:wp14="http://schemas.microsoft.com/office/word/2010/wordprocessingDrawing" xmlns:wp="http://schemas.openxmlformats.org/drawingml/2006/wordprocessingDrawing" xmlns:w10="urn:schemas-microsoft-com:office:word" xmlns:w="http://schemas.openxmlformats.org/wordprocessingml/2006/main" xmlns:w14="http://schemas.microsoft.com/office/word/2010/wordml" xmlns:w15="http://schemas.microsoft.com/office/word/2012/wordml" xmlns:w16cex="http://schemas.microsoft.com/office/word/2018/wordml/cex" xmlns:w16cid="http://schemas.microsoft.com/office/word/2016/wordml/cid" xmlns:w16="http://schemas.microsoft.com/office/word/2018/wordml" xmlns:w16sdtdh="http://schemas.microsoft.com/office/word/2020/wordml/sdtdatahash" xmlns:w16se="http://schemas.microsoft.com/office/word/2015/wordml/symex" xmlns:wpg="http://schemas.microsoft.com/office/word/2010/wordprocessingGroup" xmlns:wpi="http://schemas.microsoft.com/office/word/2010/wordprocessingInk" xmlns:wne="http://schemas.microsoft.com/office/word/2006/wordml" xmlns:wps="http://schemas.microsoft.com/office/word/2010/wordprocessingShape" mc:Ignorable="w14 w15 w16se w16cid w16 w16cex w16sdtdh wp14">
+<w:hdr xmlns:wpc="http://schemas.microsoft.com/office/word/2010/wordprocessingCanvas" xmlns:cx="http://schemas.microsoft.com/office/drawing/2014/chartex" xmlns:cx1="http://schemas.microsoft.com/office/drawing/2015/9/8/chartex" xmlns:cx2="http://schemas.microsoft.com/office/drawing/2015/10/21/chartex" xmlns:cx3="http://schemas.microsoft.com/office/drawing/2016/5/9/chartex" xmlns:cx4="http://schemas.microsoft.com/office/drawing/2016/5/10/chartex" xmlns:cx5="http://schemas.microsoft.com/office/drawing/2016/5/11/chartex" xmlns:cx6="http://schemas.microsoft.com/office/drawing/2016/5/12/chartex" xmlns:cx7="http://schemas.microsoft.com/office/drawing/2016/5/13/chartex" xmlns:cx8="http://schemas.microsoft.com/office/drawing/2016/5/14/chartex" xmlns:mc="http://schemas.openxmlformats.org/markup-compatibility/2006" xmlns:aink="http://schemas.microsoft.com/office/drawing/2016/ink" xmlns:am3d="http://schemas.microsoft.com/office/drawing/2017/model3d" xmlns:o="urn:schemas-microsoft-com:office:office" xmlns:oel="http://schemas.microsoft.com/office/2019/extlst" xmlns:r="http://schemas.openxmlformats.org/officeDocument/2006/relationships" xmlns:m="http://schemas.openxmlformats.org/officeDocument/2006/math" xmlns:v="urn:schemas-microsoft-com:vml" xmlns:wp14="http://schemas.microsoft.com/office/word/2010/wordprocessingDrawing" xmlns:wp="http://schemas.openxmlformats.org/drawingml/2006/wordprocessingDrawing" xmlns:w10="urn:schemas-microsoft-com:office:word" xmlns:w="http://schemas.openxmlformats.org/wordprocessingml/2006/main" xmlns:w14="http://schemas.microsoft.com/office/word/2010/wordml" xmlns:w15="http://schemas.microsoft.com/office/word/2012/wordml" xmlns:w16cex="http://schemas.microsoft.com/office/word/2018/wordml/cex" xmlns:w16cid="http://schemas.microsoft.com/office/word/2016/wordml/cid" xmlns:w16="http://schemas.microsoft.com/office/word/2018/wordml" xmlns:w16du="http://schemas.microsoft.com/office/word/2023/wordml/word16du" xmlns:w16sdtdh="http://schemas.microsoft.com/office/word/2020/wordml/sdtdatahash" xmlns:w16sdtfl="http://schemas.microsoft.com/office/word/2024/wordml/sdtformatlock" xmlns:w16se="http://schemas.microsoft.com/office/word/2015/wordml/symex" xmlns:wpg="http://schemas.microsoft.com/office/word/2010/wordprocessingGroup" xmlns:wpi="http://schemas.microsoft.com/office/word/2010/wordprocessingInk" xmlns:wne="http://schemas.microsoft.com/office/word/2006/wordml" xmlns:wps="http://schemas.microsoft.com/office/word/2010/wordprocessingShape" mc:Ignorable="w14 w15 w16se w16cid w16 w16cex w16sdtdh w16sdtfl w16du wp14">
   <w:p>
     <w:pPr>
       <w:pStyle w:val="Header"/>
@@ -825,7 +1152,7 @@
 </file>
 
 <file path=word/header3.xml><?xml version="1.0" encoding="utf-8"?>
-<w:hdr xmlns:wpc="http://schemas.microsoft.com/office/word/2010/wordprocessingCanvas" xmlns:cx="http://schemas.microsoft.com/office/drawing/2014/chartex" xmlns:cx1="http://schemas.microsoft.com/office/drawing/2015/9/8/chartex" xmlns:cx2="http://schemas.microsoft.com/office/drawing/2015/10/21/chartex" xmlns:cx3="http://schemas.microsoft.com/office/drawing/2016/5/9/chartex" xmlns:cx4="http://schemas.microsoft.com/office/drawing/2016/5/10/chartex" xmlns:cx5="http://schemas.microsoft.com/office/drawing/2016/5/11/chartex" xmlns:cx6="http://schemas.microsoft.com/office/drawing/2016/5/12/chartex" xmlns:cx7="http://schemas.microsoft.com/office/drawing/2016/5/13/chartex" xmlns:cx8="http://schemas.microsoft.com/office/drawing/2016/5/14/chartex" xmlns:mc="http://schemas.openxmlformats.org/markup-compatibility/2006" xmlns:aink="http://schemas.microsoft.com/office/drawing/2016/ink" xmlns:am3d="http://schemas.microsoft.com/office/drawing/2017/model3d" xmlns:o="urn:schemas-microsoft-com:office:office" xmlns:oel="http://schemas.microsoft.com/office/2019/extlst" xmlns:r="http://schemas.openxmlformats.org/officeDocument/2006/relationships" xmlns:m="http://schemas.openxmlformats.org/officeDocument/2006/math" xmlns:v="urn:schemas-microsoft-com:vml" xmlns:wp14="http://schemas.microsoft.com/office/word/2010/wordprocessingDrawing" xmlns:wp="http://schemas.openxmlformats.org/drawingml/2006/wordprocessingDrawing" xmlns:w10="urn:schemas-microsoft-com:office:word" xmlns:w="http://schemas.openxmlformats.org/wordprocessingml/2006/main" xmlns:w14="http://schemas.microsoft.com/office/word/2010/wordml" xmlns:w15="http://schemas.microsoft.com/office/word/2012/wordml" xmlns:w16cex="http://schemas.microsoft.com/office/word/2018/wordml/cex" xmlns:w16cid="http://schemas.microsoft.com/office/word/2016/wordml/cid" xmlns:w16="http://schemas.microsoft.com/office/word/2018/wordml" xmlns:w16sdtdh="http://schemas.microsoft.com/office/word/2020/wordml/sdtdatahash" xmlns:w16se="http://schemas.microsoft.com/office/word/2015/wordml/symex" xmlns:wpg="http://schemas.microsoft.com/office/word/2010/wordprocessingGroup" xmlns:wpi="http://schemas.microsoft.com/office/word/2010/wordprocessingInk" xmlns:wne="http://schemas.microsoft.com/office/word/2006/wordml" xmlns:wps="http://schemas.microsoft.com/office/word/2010/wordprocessingShape" mc:Ignorable="w14 w15 w16se w16cid w16 w16cex w16sdtdh wp14">
+<w:hdr xmlns:wpc="http://schemas.microsoft.com/office/word/2010/wordprocessingCanvas" xmlns:cx="http://schemas.microsoft.com/office/drawing/2014/chartex" xmlns:cx1="http://schemas.microsoft.com/office/drawing/2015/9/8/chartex" xmlns:cx2="http://schemas.microsoft.com/office/drawing/2015/10/21/chartex" xmlns:cx3="http://schemas.microsoft.com/office/drawing/2016/5/9/chartex" xmlns:cx4="http://schemas.microsoft.com/office/drawing/2016/5/10/chartex" xmlns:cx5="http://schemas.microsoft.com/office/drawing/2016/5/11/chartex" xmlns:cx6="http://schemas.microsoft.com/office/drawing/2016/5/12/chartex" xmlns:cx7="http://schemas.microsoft.com/office/drawing/2016/5/13/chartex" xmlns:cx8="http://schemas.microsoft.com/office/drawing/2016/5/14/chartex" xmlns:mc="http://schemas.openxmlformats.org/markup-compatibility/2006" xmlns:aink="http://schemas.microsoft.com/office/drawing/2016/ink" xmlns:am3d="http://schemas.microsoft.com/office/drawing/2017/model3d" xmlns:o="urn:schemas-microsoft-com:office:office" xmlns:oel="http://schemas.microsoft.com/office/2019/extlst" xmlns:r="http://schemas.openxmlformats.org/officeDocument/2006/relationships" xmlns:m="http://schemas.openxmlformats.org/officeDocument/2006/math" xmlns:v="urn:schemas-microsoft-com:vml" xmlns:wp14="http://schemas.microsoft.com/office/word/2010/wordprocessingDrawing" xmlns:wp="http://schemas.openxmlformats.org/drawingml/2006/wordprocessingDrawing" xmlns:w10="urn:schemas-microsoft-com:office:word" xmlns:w="http://schemas.openxmlformats.org/wordprocessingml/2006/main" xmlns:w14="http://schemas.microsoft.com/office/word/2010/wordml" xmlns:w15="http://schemas.microsoft.com/office/word/2012/wordml" xmlns:w16cex="http://schemas.microsoft.com/office/word/2018/wordml/cex" xmlns:w16cid="http://schemas.microsoft.com/office/word/2016/wordml/cid" xmlns:w16="http://schemas.microsoft.com/office/word/2018/wordml" xmlns:w16du="http://schemas.microsoft.com/office/word/2023/wordml/word16du" xmlns:w16sdtdh="http://schemas.microsoft.com/office/word/2020/wordml/sdtdatahash" xmlns:w16sdtfl="http://schemas.microsoft.com/office/word/2024/wordml/sdtformatlock" xmlns:w16se="http://schemas.microsoft.com/office/word/2015/wordml/symex" xmlns:wpg="http://schemas.microsoft.com/office/word/2010/wordprocessingGroup" xmlns:wpi="http://schemas.microsoft.com/office/word/2010/wordprocessingInk" xmlns:wne="http://schemas.microsoft.com/office/word/2006/wordml" xmlns:wps="http://schemas.microsoft.com/office/word/2010/wordprocessingShape" mc:Ignorable="w14 w15 w16se w16cid w16 w16cex w16sdtdh w16sdtfl w16du wp14">
   <w:p>
     <w:pPr>
       <w:pStyle w:val="Header"/>
@@ -834,7 +1161,7 @@
     <w:r>
       <w:tab/>
       <w:tab/>
-      <w:t>2026-06-17</w:t>
+      <w:t>2026-06-18</w:t>
       <w:br/>
       <w:br/>
     </w:r>
@@ -851,7 +1178,7 @@
 </file>
 
 <file path=word/numbering.xml><?xml version="1.0" encoding="utf-8"?>
-<w:numbering xmlns:wpc="http://schemas.microsoft.com/office/word/2010/wordprocessingCanvas" xmlns:cx="http://schemas.microsoft.com/office/drawing/2014/chartex" xmlns:cx1="http://schemas.microsoft.com/office/drawing/2015/9/8/chartex" xmlns:cx2="http://schemas.microsoft.com/office/drawing/2015/10/21/chartex" xmlns:cx3="http://schemas.microsoft.com/office/drawing/2016/5/9/chartex" xmlns:cx4="http://schemas.microsoft.com/office/drawing/2016/5/10/chartex" xmlns:cx5="http://schemas.microsoft.com/office/drawing/2016/5/11/chartex" xmlns:cx6="http://schemas.microsoft.com/office/drawing/2016/5/12/chartex" xmlns:cx7="http://schemas.microsoft.com/office/drawing/2016/5/13/chartex" xmlns:cx8="http://schemas.microsoft.com/office/drawing/2016/5/14/chartex" xmlns:mc="http://schemas.openxmlformats.org/markup-compatibility/2006" xmlns:aink="http://schemas.microsoft.com/office/drawing/2016/ink" xmlns:am3d="http://schemas.microsoft.com/office/drawing/2017/model3d" xmlns:o="urn:schemas-microsoft-com:office:office" xmlns:oel="http://schemas.microsoft.com/office/2019/extlst" xmlns:r="http://schemas.openxmlformats.org/officeDocument/2006/relationships" xmlns:m="http://schemas.openxmlformats.org/officeDocument/2006/math" xmlns:v="urn:schemas-microsoft-com:vml" xmlns:wp14="http://schemas.microsoft.com/office/word/2010/wordprocessingDrawing" xmlns:wp="http://schemas.openxmlformats.org/drawingml/2006/wordprocessingDrawing" xmlns:w10="urn:schemas-microsoft-com:office:word" xmlns:w="http://schemas.openxmlformats.org/wordprocessingml/2006/main" xmlns:w14="http://schemas.microsoft.com/office/word/2010/wordml" xmlns:w15="http://schemas.microsoft.com/office/word/2012/wordml" xmlns:w16cex="http://schemas.microsoft.com/office/word/2018/wordml/cex" xmlns:w16cid="http://schemas.microsoft.com/office/word/2016/wordml/cid" xmlns:w16="http://schemas.microsoft.com/office/word/2018/wordml" xmlns:w16sdtdh="http://schemas.microsoft.com/office/word/2020/wordml/sdtdatahash" xmlns:w16se="http://schemas.microsoft.com/office/word/2015/wordml/symex" xmlns:wpg="http://schemas.microsoft.com/office/word/2010/wordprocessingGroup" xmlns:wpi="http://schemas.microsoft.com/office/word/2010/wordprocessingInk" xmlns:wne="http://schemas.microsoft.com/office/word/2006/wordml" xmlns:wps="http://schemas.microsoft.com/office/word/2010/wordprocessingShape" mc:Ignorable="w14 w15 w16se w16cid w16 w16cex w16sdtdh wp14">
+<w:numbering xmlns:wpc="http://schemas.microsoft.com/office/word/2010/wordprocessingCanvas" xmlns:cx="http://schemas.microsoft.com/office/drawing/2014/chartex" xmlns:cx1="http://schemas.microsoft.com/office/drawing/2015/9/8/chartex" xmlns:cx2="http://schemas.microsoft.com/office/drawing/2015/10/21/chartex" xmlns:cx3="http://schemas.microsoft.com/office/drawing/2016/5/9/chartex" xmlns:cx4="http://schemas.microsoft.com/office/drawing/2016/5/10/chartex" xmlns:cx5="http://schemas.microsoft.com/office/drawing/2016/5/11/chartex" xmlns:cx6="http://schemas.microsoft.com/office/drawing/2016/5/12/chartex" xmlns:cx7="http://schemas.microsoft.com/office/drawing/2016/5/13/chartex" xmlns:cx8="http://schemas.microsoft.com/office/drawing/2016/5/14/chartex" xmlns:mc="http://schemas.openxmlformats.org/markup-compatibility/2006" xmlns:aink="http://schemas.microsoft.com/office/drawing/2016/ink" xmlns:am3d="http://schemas.microsoft.com/office/drawing/2017/model3d" xmlns:o="urn:schemas-microsoft-com:office:office" xmlns:oel="http://schemas.microsoft.com/office/2019/extlst" xmlns:r="http://schemas.openxmlformats.org/officeDocument/2006/relationships" xmlns:m="http://schemas.openxmlformats.org/officeDocument/2006/math" xmlns:v="urn:schemas-microsoft-com:vml" xmlns:wp14="http://schemas.microsoft.com/office/word/2010/wordprocessingDrawing" xmlns:wp="http://schemas.openxmlformats.org/drawingml/2006/wordprocessingDrawing" xmlns:w10="urn:schemas-microsoft-com:office:word" xmlns:w="http://schemas.openxmlformats.org/wordprocessingml/2006/main" xmlns:w14="http://schemas.microsoft.com/office/word/2010/wordml" xmlns:w15="http://schemas.microsoft.com/office/word/2012/wordml" xmlns:w16cex="http://schemas.microsoft.com/office/word/2018/wordml/cex" xmlns:w16cid="http://schemas.microsoft.com/office/word/2016/wordml/cid" xmlns:w16="http://schemas.microsoft.com/office/word/2018/wordml" xmlns:w16du="http://schemas.microsoft.com/office/word/2023/wordml/word16du" xmlns:w16sdtdh="http://schemas.microsoft.com/office/word/2020/wordml/sdtdatahash" xmlns:w16sdtfl="http://schemas.microsoft.com/office/word/2024/wordml/sdtformatlock" xmlns:w16se="http://schemas.microsoft.com/office/word/2015/wordml/symex" xmlns:wpg="http://schemas.microsoft.com/office/word/2010/wordprocessingGroup" xmlns:wpi="http://schemas.microsoft.com/office/word/2010/wordprocessingInk" xmlns:wne="http://schemas.microsoft.com/office/word/2006/wordml" xmlns:wps="http://schemas.microsoft.com/office/word/2010/wordprocessingShape" mc:Ignorable="w14 w15 w16se w16cid w16 w16cex w16sdtdh w16sdtfl w16du wp14">
   <w:abstractNum w:abstractNumId="0" w15:restartNumberingAfterBreak="0">
     <w:nsid w:val="FFFFFF7C"/>
     <w:multiLevelType w:val="singleLevel"/>
@@ -1054,7 +1381,7 @@
 </file>
 
 <file path=word/styles.xml><?xml version="1.0" encoding="utf-8"?>
-<w:styles xmlns:mc="http://schemas.openxmlformats.org/markup-compatibility/2006" xmlns:r="http://schemas.openxmlformats.org/officeDocument/2006/relationships" xmlns:w="http://schemas.openxmlformats.org/wordprocessingml/2006/main" xmlns:w14="http://schemas.microsoft.com/office/word/2010/wordml" xmlns:w15="http://schemas.microsoft.com/office/word/2012/wordml" xmlns:w16cex="http://schemas.microsoft.com/office/word/2018/wordml/cex" xmlns:w16cid="http://schemas.microsoft.com/office/word/2016/wordml/cid" xmlns:w16="http://schemas.microsoft.com/office/word/2018/wordml" xmlns:w16sdtdh="http://schemas.microsoft.com/office/word/2020/wordml/sdtdatahash" xmlns:w16se="http://schemas.microsoft.com/office/word/2015/wordml/symex" mc:Ignorable="w14 w15 w16se w16cid w16 w16cex w16sdtdh">
+<w:styles xmlns:mc="http://schemas.openxmlformats.org/markup-compatibility/2006" xmlns:r="http://schemas.openxmlformats.org/officeDocument/2006/relationships" xmlns:w="http://schemas.openxmlformats.org/wordprocessingml/2006/main" xmlns:w14="http://schemas.microsoft.com/office/word/2010/wordml" xmlns:w15="http://schemas.microsoft.com/office/word/2012/wordml" xmlns:w16cex="http://schemas.microsoft.com/office/word/2018/wordml/cex" xmlns:w16cid="http://schemas.microsoft.com/office/word/2016/wordml/cid" xmlns:w16="http://schemas.microsoft.com/office/word/2018/wordml" xmlns:w16du="http://schemas.microsoft.com/office/word/2023/wordml/word16du" xmlns:w16sdtdh="http://schemas.microsoft.com/office/word/2020/wordml/sdtdatahash" xmlns:w16sdtfl="http://schemas.microsoft.com/office/word/2024/wordml/sdtformatlock" xmlns:w16se="http://schemas.microsoft.com/office/word/2015/wordml/symex" mc:Ignorable="w14 w15 w16se w16cid w16 w16cex w16sdtdh w16sdtfl w16du">
   <w:docDefaults>
     <w:rPrDefault>
       <w:rPr>
@@ -1812,7 +2139,7 @@
     <w:link w:val="TitleChar"/>
     <w:uiPriority w:val="10"/>
     <w:qFormat/>
-    <w:rsid w:val="007106C8"/>
+    <w:rsid w:val="00E854FA"/>
     <w:pPr>
       <w:spacing w:after="300" w:line="240" w:lineRule="auto"/>
       <w:contextualSpacing/>
@@ -1822,7 +2149,7 @@
       <w:rFonts w:eastAsiaTheme="majorEastAsia" w:cstheme="majorBidi"/>
       <w:spacing w:val="5"/>
       <w:kern w:val="28"/>
-      <w:sz w:val="52"/>
+      <w:sz w:val="40"/>
       <w:szCs w:val="52"/>
       <w:lang w:val="sv-SE" w:eastAsia="en-US" w:bidi="ar-SA"/>
     </w:rPr>
@@ -1832,12 +2159,12 @@
     <w:basedOn w:val="DefaultParagraphFont"/>
     <w:link w:val="Title"/>
     <w:uiPriority w:val="10"/>
-    <w:rsid w:val="007106C8"/>
+    <w:rsid w:val="00E854FA"/>
     <w:rPr>
       <w:rFonts w:ascii="Times New Roman" w:eastAsiaTheme="majorEastAsia" w:hAnsi="Times New Roman" w:cstheme="majorBidi"/>
       <w:spacing w:val="5"/>
       <w:kern w:val="28"/>
-      <w:sz w:val="52"/>
+      <w:sz w:val="40"/>
       <w:szCs w:val="52"/>
       <w:lang w:val="sv-SE" w:eastAsia="en-US" w:bidi="ar-SA"/>
     </w:rPr>

--- a/klagomål/A 55142-2025 FSC-klagomål.docx
+++ b/klagomål/A 55142-2025 FSC-klagomål.docx
@@ -1161,7 +1161,7 @@
     <w:r>
       <w:tab/>
       <w:tab/>
-      <w:t>2026-06-18</w:t>
+      <w:t>2026-06-19</w:t>
       <w:br/>
       <w:br/>
     </w:r>

--- a/klagomål/A 55142-2025 FSC-klagomål.docx
+++ b/klagomål/A 55142-2025 FSC-klagomål.docx
@@ -1161,7 +1161,7 @@
     <w:r>
       <w:tab/>
       <w:tab/>
-      <w:t>2026-06-19</w:t>
+      <w:t>2026-06-20</w:t>
       <w:br/>
       <w:br/>
     </w:r>

--- a/klagomål/A 55142-2025 FSC-klagomål.docx
+++ b/klagomål/A 55142-2025 FSC-klagomål.docx
@@ -168,38 +168,7 @@
     </w:p>
     <w:p>
       <w:r>
-        <w:t>Detta dokument behandlar höga naturvärden i avverkningsanmälan A 55142-2025 i Västerviks kommun som inkom 2025-11-07 och omfattar 1,3 ha.</w:t>
-      </w:r>
-    </w:p>
-    <w:p>
-      <w:r>
-        <w:t>Nedan presenteras fynd av naturvårdsarter och fridlysta arter som gjorts i det avverkningsanmälda området, samt relevanta utdrag ur standarderna för FSC, Chain of Custody, Controlled Wood och PEFC. I BILAGA 1 finns artfakta om fridlysta arter.</w:t>
-      </w:r>
-    </w:p>
-    <w:p>
-      <w:r>
-        <w:t>Vi förväntar oss att ni återkommer med ett skriftligt svar på vårt klagomål och även beskriver vilka korrigerande åtgärder ni satt in för att rätta till identifierade brister i er efterlevnad av den svenska FSC standarden.</w:t>
-      </w:r>
-    </w:p>
-    <w:p>
-      <w:pPr>
-        <w:pStyle w:val="Heading1"/>
-      </w:pPr>
-      <w:r>
-        <w:t>Naturvårdsarter</w:t>
-      </w:r>
-    </w:p>
-    <w:p>
-      <w:r>
-        <w:t>I och inom 25 meter från avverkningsanmälan har följande 9 naturvårdsarter hittats: ostticka (VU, T), entita (NT, T, §4), veckticka (NT, T), hasselticka (S, T), vätteros (S, T), blåsippa (T, §9), spillkråka (T, §4), tjäder (T, §4) och grönvit nattviol (§8). Av dessa är 3 rödlistade. För rödlistade arter har rödlistekategorin angivits inom parentes. Arter som är signalarter enligt Skogsstyrelsen har markerats med (S). Typiska arter inom Natura 2000 som är kopplade till skogsekosystem har markerats med (T). För fridlysta arter anges även paragrafen i Artskyddsförordningen som arten är fridlyst enligt.</w:t>
-      </w:r>
-    </w:p>
-    <w:p>
-      <w:r>
-        <w:t>De påträffade naturvårdsarterna är ett tydligt kvitto på att det rör sig om en skog med höga naturvärden.</w:t>
-      </w:r>
-      <w:r>
-        <w:t xml:space="preserve"> I Figur 1 visas fyndplatser för naturvårdsarter i området, som finns registrerade på Artportalen.</w:t>
+        <w:t>Detta klagomål behandlar höga naturvärden i avverkningsanmälan A 55142-2025 i Västerviks kommun som inkom 2025-11-07 och omfattar 1,3 ha.</w:t>
       </w:r>
     </w:p>
     <w:p>
@@ -247,34 +216,171 @@
         <w:spacing w:after="240"/>
       </w:pPr>
       <w:r>
-        <w:t>Figur 1. Fyndplatser för naturvårdsarter i och inom 25 meter från avverkningsanmälan (röd linje). Markörer utan svart kant är placerade på fyndplatsen. Markörer med svart kant är placerade vid sidan av fyndplatsen och har ett svart streck som visar fyndplatsens exakta position. Kartans mittpunktskoordinat är N 6423817, E 572661 i SWEREF 99 TM.</w:t>
+        <w:t>Figur 1. Fyndplatser för naturvårdsarter i och inom 25 meter från avverkningsanmälan. Markörer utan svart kant är placerade på fyndplatsen. Markörer med svart kant är placerade vid sidan av fyndplatsen har ett svart streck som visar fyndplatsens exakta position. Kartans mittpunktskoordinat är N 6423817, E 572661 i SWEREF 99 TM.</w:t>
+      </w:r>
+    </w:p>
+    <w:p>
+      <w:r>
+        <w:t>I och inom 25 meter från avverkningsanmälan finns fynd av 9 naturvårdsarter, varav 3 är rödlistade, 5 är fridlysta, 8 är typiska (T) och 2 är signalarter (S): ostticka (VU, T), entita (NT, T, §4), veckticka (NT, T), hasselticka (S, T), vätteros (S, T), blåsippa (T, §9), spillkråka (T, §4), tjäder (T, §4) och grönvit nattviol (§8). Se Figur 1.</w:t>
+      </w:r>
+    </w:p>
+    <w:p>
+      <w:r>
+        <w:t>Nedan presenteras relevanta utdrag ur standarderna för FSC, Chain of Custody, Controlled Wood och PEFC.</w:t>
+      </w:r>
+    </w:p>
+    <w:p>
+      <w:r>
+        <w:t>Vi förväntar oss att ni återkommer med ett skriftligt svar på vårt klagomål och även beskriver vilka korrigerande åtgärder ni satt in för att rätta till identifierade brister i er efterlevnad av den svenska FSC standarden.</w:t>
       </w:r>
     </w:p>
     <w:p>
       <w:pPr>
-        <w:pStyle w:val="Heading2"/>
+        <w:pStyle w:val="Heading1"/>
       </w:pPr>
       <w:r>
-        <w:t>Fridlysta arter</w:t>
+        <w:t>Naturvårdsarter och fridlysta arter</w:t>
       </w:r>
     </w:p>
     <w:p>
       <w:r>
-        <w:t>Följande fridlysta arter har sina livsmiljöer och växtplatser i den avverkningsanmälda skogen: entita (NT, T, §4), blåsippa (T, §9), spillkråka (T, §4), tjäder (T, §4) och grönvit nattviol (§8).</w:t>
+        <w:t>Nedan följer beskrivningar av de naturvårdsarter och fridlysta arter som har sina livsmiljöer och växtplatser i den avverkningsanmälda skogen. Se även ytterligare artfakta i BILAGA 1. De påträffade naturvårdsarterna är ett tydligt kvitto på att det rör sig om en skog med höga naturvärden.</w:t>
       </w:r>
     </w:p>
     <w:p>
-      <w:r>
-        <w:t xml:space="preserve">Observera att medlemsländerna är skyldiga att agera i enlighet med EU:s fågeldirektiv där det uttryckligen står att direktivet gäller för fåglar samt för deras ägg, bon och </w:t>
-      </w:r>
       <w:r>
         <w:rPr>
           <w:b/>
         </w:rPr>
-        <w:t xml:space="preserve">livsmiljöer </w:t>
-      </w:r>
-      <w:r>
-        <w:t>(artikel 1). Vidare att de åtgärder som vidtas inte får leda till en försämring av den nuvarande situationen beträffande bevarandet av de fågelarter som avses i artikel 1 (artikel 13). Fågeldirektivet är styrande för tillsynsansvariga myndigheters ärendehantering, ställningstaganden och beslutsfattande.</w:t>
+        <w:t xml:space="preserve">Ostticka (VU) </w:t>
+      </w:r>
+      <w:r>
+        <w:t xml:space="preserve">växer huvudsakligen på grova granlågor i urskogsartad barrskog. Växtplatserna ligger vanligtvis i brandrefugiala områden med relativt hög luftfuktighet där skogen under lång tid haft en intern beståndsdynamik med successivt avdöende träd. Alla skogsskötselåtgärder på eller i omedelbar närhet av lokalerna inverkar negativt på artens fortlevnad. Ostticka är typisk art för </w:t>
+      </w:r>
+      <w:r>
+        <w:rPr>
+          <w:i/>
+        </w:rPr>
+        <w:t xml:space="preserve">9010 Taiga </w:t>
+      </w:r>
+      <w:r>
+        <w:t xml:space="preserve">och </w:t>
+      </w:r>
+      <w:r>
+        <w:rPr>
+          <w:i/>
+        </w:rPr>
+        <w:t>9030 Landhöjningsskog</w:t>
+      </w:r>
+      <w:r>
+        <w:t xml:space="preserve"> (SLU Artdatabanken, 2024; Nitare &amp; Skogsstyrelsen, 2019).</w:t>
+      </w:r>
+    </w:p>
+    <w:p>
+      <w:r>
+        <w:rPr>
+          <w:b/>
+        </w:rPr>
+        <w:t>Entita (NT, §4)</w:t>
+      </w:r>
+      <w:r>
+        <w:t xml:space="preserve">, rödlistad som nära hotad och prioriterad art i Skogsvårdslagen, har häckningsrevir i anmälan. Minskningstakten innevarande 10-årsperiod beräknas till 20 (10–30) % och bedöms vara nära gränsvärdet för Sårbar (VU). Entitan är ortstrogen och reviret är i genomsnitt omkring 5 hektar, ibland uppåt 20 hektar stort. Entitan är en utpräglad lövskogsfågel som föredrar flerskiktade, gärna högvuxna skogar med inslag av äldre träd och välutvecklat buskskikt. Även alkärr med videsnår hör till de miljöer som utnyttjas. Arten häckar ofta i skogar som är svagt eller inte alls påverkade av skogsbruk, ofta rör det sig om värdekärnor med höga naturvärden. Entitan missgynnas av konventionellt skogsbruk och dess ortstrohet och dåliga spridningsförmåga gör den känslig för fragmentering. Entita är typisk art för </w:t>
+      </w:r>
+      <w:r>
+        <w:rPr>
+          <w:i/>
+        </w:rPr>
+        <w:t>9080 Lövsumpskog</w:t>
+      </w:r>
+      <w:r>
+        <w:t xml:space="preserve"> (Skogsstyrelsen, 2016, SLU Artdatabanken, 2021).</w:t>
+      </w:r>
+    </w:p>
+    <w:p>
+      <w:r>
+        <w:rPr>
+          <w:b/>
+        </w:rPr>
+        <w:t>Veckticka (NT)</w:t>
+      </w:r>
+      <w:r>
+        <w:t xml:space="preserve"> förekommer främst i äldre naturskogsartad löv- och blandskog i sena åldersstadier med gamla, döende och döda aspar. Avverkning eller gallring av aspbestånd är ett hot och aspskogar och asprika blandskogar måste bevaras i högre utsträckning än hittills. Sumpskog med asp och sälg har ett särskilt högt naturvärde och bör skyddas helt från skogsbruk. Veckticka är typisk art för </w:t>
+      </w:r>
+      <w:r>
+        <w:rPr>
+          <w:i/>
+        </w:rPr>
+        <w:t xml:space="preserve">9010 Taiga </w:t>
+      </w:r>
+      <w:r>
+        <w:t xml:space="preserve">och </w:t>
+      </w:r>
+      <w:r>
+        <w:rPr>
+          <w:i/>
+        </w:rPr>
+        <w:t>9030 Landhöjningsskog</w:t>
+      </w:r>
+      <w:r>
+        <w:t xml:space="preserve"> (SLU Artdatabanken, 2024; Nitare &amp; Skogsstyrelsen, 2019).</w:t>
+      </w:r>
+    </w:p>
+    <w:p>
+      <w:r>
+        <w:rPr>
+          <w:b/>
+        </w:rPr>
+        <w:t>Hasselticka</w:t>
+      </w:r>
+      <w:r>
+        <w:t xml:space="preserve"> är en bra signalart för lundar med höga naturvärden. På lokalerna förekommer ofta många andra ovanliga och rödlistade arter. Växtplatserna har normalt långvarig lövkontinuitet av hassel (ibland al). Den kräver dessutom att det successivt bildas, och i området kontinuerligt förekommit, en viss mängd döda stammar. Arten tycks saknas i sekundära och i sen tid uppkomna al- och hasselmarker om dessa inte ligger i direkt anslutning till äldre förekomster. Hasselticka är typisk art för </w:t>
+      </w:r>
+      <w:r>
+        <w:rPr>
+          <w:i/>
+        </w:rPr>
+        <w:t xml:space="preserve">9020 Nordlig ädellövskog </w:t>
+      </w:r>
+      <w:r>
+        <w:t xml:space="preserve">och </w:t>
+      </w:r>
+      <w:r>
+        <w:rPr>
+          <w:i/>
+        </w:rPr>
+        <w:t xml:space="preserve">9160 Näringsrik ekskog </w:t>
+      </w:r>
+      <w:r>
+        <w:t>(Nitare &amp; Skogsstyrelsen, 2019; SLU Artdatabanken, 2025).</w:t>
+      </w:r>
+    </w:p>
+    <w:p>
+      <w:r>
+        <w:rPr>
+          <w:b/>
+        </w:rPr>
+        <w:t xml:space="preserve">Vätteros </w:t>
+      </w:r>
+      <w:r>
+        <w:t xml:space="preserve">är typisk art för </w:t>
+      </w:r>
+      <w:r>
+        <w:rPr>
+          <w:i/>
+        </w:rPr>
+        <w:t xml:space="preserve">9020 Nordlig ädellövskog </w:t>
+      </w:r>
+      <w:r>
+        <w:t>och</w:t>
+      </w:r>
+      <w:r>
+        <w:rPr>
+          <w:i/>
+        </w:rPr>
+        <w:t xml:space="preserve"> 9160 Näringsrik ekskog </w:t>
+      </w:r>
+      <w:r>
+        <w:t>(SLU Artdatabanken, 2025).</w:t>
       </w:r>
     </w:p>
     <w:p>
@@ -311,26 +417,6 @@
         <w:rPr>
           <w:b/>
         </w:rPr>
-        <w:t>Entita (NT, §4)</w:t>
-      </w:r>
-      <w:r>
-        <w:t xml:space="preserve">, rödlistad som nära hotad och prioriterad art i Skogsvårdslagen, har häckningsrevir i anmälan. Minskningstakten innevarande 10-årsperiod beräknas till 20 (10–30) % och bedöms vara nära gränsvärdet för Sårbar (VU). Entitan är ortstrogen och reviret är i genomsnitt omkring 5 hektar, ibland uppåt 20 hektar stort. Entitan är en utpräglad lövskogsfågel som föredrar flerskiktade, gärna högvuxna skogar med inslag av äldre träd och välutvecklat buskskikt. Även alkärr med videsnår hör till de miljöer som utnyttjas. Arten häckar ofta i skogar som är svagt eller inte alls påverkade av skogsbruk, ofta rör det sig om värdekärnor med höga naturvärden. Entitan missgynnas av konventionellt skogsbruk och dess ortstrohet och dåliga spridningsförmåga gör den känslig för fragmentering. Entita är typisk art för </w:t>
-      </w:r>
-      <w:r>
-        <w:rPr>
-          <w:i/>
-        </w:rPr>
-        <w:t>9080 Lövsumpskog</w:t>
-      </w:r>
-      <w:r>
-        <w:t xml:space="preserve"> (Skogsstyrelsen, 2016, SLU Artdatabanken, 2021).</w:t>
-      </w:r>
-    </w:p>
-    <w:p>
-      <w:r>
-        <w:rPr>
-          <w:b/>
-        </w:rPr>
         <w:t>Spillkråka (§4)</w:t>
       </w:r>
       <w:r>
@@ -382,135 +468,6 @@
       </w:r>
       <w:r>
         <w:t>. Tjädern är en utpräglad skogsfågel knuten till större sammanhängande barrskogsområden. Tupparna och hönorna utnyttjar till viss del olika miljöer, och habitatvalet varierar dessutom mellan olika delar av året. För att det ska finnas livskraftiga tjäderbestånd krävs funktionella skogslandskap med en blandning av uppvuxen, gles och luckig skog, täta sumpskogar, myrar och andra små våtmarker. Arten försvinner när skogen fragmenteras och den sammanlagda arealen hyggen och andra öppna områden blir för stor. Ett småskaligt och försiktigt virkesuttag genom hyggesfria metoder kan i vissa fall vara möjligt i området inom 200 m från lekcentrum. Längre ut från lekcentrum, inom 200–500 m bör den avverkade ytan inte överskrida 1 hektar för att undvika alltför stora och snabba förändringar (Skogsstyrelsen, 2019; SLU Artdatabanken, 2024).</w:t>
-      </w:r>
-    </w:p>
-    <w:p>
-      <w:r>
-        <w:t>I BILAGA 1 finns mer detaljerad information om ekologi samt krav på livsmiljö hos fridlysta arter.</w:t>
-      </w:r>
-    </w:p>
-    <w:p>
-      <w:pPr>
-        <w:pStyle w:val="Heading2"/>
-      </w:pPr>
-      <w:r>
-        <w:t>Övriga naturvårdsarter</w:t>
-      </w:r>
-    </w:p>
-    <w:p>
-      <w:r>
-        <w:rPr>
-          <w:b/>
-        </w:rPr>
-        <w:t>Hasselticka</w:t>
-      </w:r>
-      <w:r>
-        <w:t xml:space="preserve"> är en bra signalart för lundar med höga naturvärden. På lokalerna förekommer ofta många andra ovanliga och rödlistade arter. Växtplatserna har normalt långvarig lövkontinuitet av hassel (ibland al). Den kräver dessutom att det successivt bildas, och i området kontinuerligt förekommit, en viss mängd döda stammar. Arten tycks saknas i sekundära och i sen tid uppkomna al- och hasselmarker om dessa inte ligger i direkt anslutning till äldre förekomster. Hasselticka är typisk art för </w:t>
-      </w:r>
-      <w:r>
-        <w:rPr>
-          <w:i/>
-        </w:rPr>
-        <w:t xml:space="preserve">9020 Nordlig ädellövskog </w:t>
-      </w:r>
-      <w:r>
-        <w:t xml:space="preserve">och </w:t>
-      </w:r>
-      <w:r>
-        <w:rPr>
-          <w:i/>
-        </w:rPr>
-        <w:t xml:space="preserve">9160 Näringsrik ekskog </w:t>
-      </w:r>
-      <w:r>
-        <w:t>(Nitare &amp; Skogsstyrelsen, 2019; SLU Artdatabanken, 2025).</w:t>
-      </w:r>
-    </w:p>
-    <w:p>
-      <w:r>
-        <w:rPr>
-          <w:b/>
-        </w:rPr>
-        <w:t xml:space="preserve">Ostticka (VU) </w:t>
-      </w:r>
-      <w:r>
-        <w:t xml:space="preserve">växer huvudsakligen på grova granlågor i urskogsartad barrskog. Växtplatserna ligger vanligtvis i brandrefugiala områden med relativt hög luftfuktighet där skogen under lång tid haft en intern beståndsdynamik med successivt avdöende träd. Alla skogsskötselåtgärder på eller i omedelbar närhet av lokalerna inverkar negativt på artens fortlevnad. Ostticka är typisk art för </w:t>
-      </w:r>
-      <w:r>
-        <w:rPr>
-          <w:i/>
-        </w:rPr>
-        <w:t xml:space="preserve">9010 Taiga </w:t>
-      </w:r>
-      <w:r>
-        <w:t xml:space="preserve">och </w:t>
-      </w:r>
-      <w:r>
-        <w:rPr>
-          <w:i/>
-        </w:rPr>
-        <w:t>9030 Landhöjningsskog</w:t>
-      </w:r>
-      <w:r>
-        <w:t xml:space="preserve"> (SLU Artdatabanken, 2024; Nitare &amp; Skogsstyrelsen, 2019).</w:t>
-      </w:r>
-    </w:p>
-    <w:p>
-      <w:r>
-        <w:rPr>
-          <w:b/>
-        </w:rPr>
-        <w:t>Veckticka (NT)</w:t>
-      </w:r>
-      <w:r>
-        <w:t xml:space="preserve"> förekommer främst i äldre naturskogsartad löv- och blandskog i sena åldersstadier med gamla, döende och döda aspar. Avverkning eller gallring av aspbestånd är ett hot och aspskogar och asprika blandskogar måste bevaras i högre utsträckning än hittills. Sumpskog med asp och sälg har ett särskilt högt naturvärde och bör skyddas helt från skogsbruk. Veckticka är typisk art för </w:t>
-      </w:r>
-      <w:r>
-        <w:rPr>
-          <w:i/>
-        </w:rPr>
-        <w:t xml:space="preserve">9010 Taiga </w:t>
-      </w:r>
-      <w:r>
-        <w:t xml:space="preserve">och </w:t>
-      </w:r>
-      <w:r>
-        <w:rPr>
-          <w:i/>
-        </w:rPr>
-        <w:t>9030 Landhöjningsskog</w:t>
-      </w:r>
-      <w:r>
-        <w:t xml:space="preserve"> (SLU Artdatabanken, 2024; Nitare &amp; Skogsstyrelsen, 2019).</w:t>
-      </w:r>
-    </w:p>
-    <w:p>
-      <w:r>
-        <w:rPr>
-          <w:b/>
-        </w:rPr>
-        <w:t xml:space="preserve">Vätteros </w:t>
-      </w:r>
-      <w:r>
-        <w:t xml:space="preserve">är typisk art för </w:t>
-      </w:r>
-      <w:r>
-        <w:rPr>
-          <w:i/>
-        </w:rPr>
-        <w:t xml:space="preserve">9020 Nordlig ädellövskog </w:t>
-      </w:r>
-      <w:r>
-        <w:t>och</w:t>
-      </w:r>
-      <w:r>
-        <w:rPr>
-          <w:i/>
-        </w:rPr>
-        <w:t xml:space="preserve"> 9160 Näringsrik ekskog </w:t>
-      </w:r>
-      <w:r>
-        <w:t>(SLU Artdatabanken, 2025).</w:t>
       </w:r>
     </w:p>
     <w:p>
@@ -1161,7 +1118,7 @@
     <w:r>
       <w:tab/>
       <w:tab/>
-      <w:t>2026-06-20</w:t>
+      <w:t>2026-06-21</w:t>
       <w:br/>
       <w:br/>
     </w:r>

--- a/klagomål/A 55142-2025 FSC-klagomål.docx
+++ b/klagomål/A 55142-2025 FSC-klagomål.docx
@@ -1118,7 +1118,7 @@
     <w:r>
       <w:tab/>
       <w:tab/>
-      <w:t>2026-06-21</w:t>
+      <w:t>2026-06-22</w:t>
       <w:br/>
       <w:br/>
     </w:r>

--- a/klagomål/A 55142-2025 FSC-klagomål.docx
+++ b/klagomål/A 55142-2025 FSC-klagomål.docx
@@ -1118,7 +1118,7 @@
     <w:r>
       <w:tab/>
       <w:tab/>
-      <w:t>2026-06-22</w:t>
+      <w:t>2026-06-23</w:t>
       <w:br/>
       <w:br/>
     </w:r>

--- a/klagomål/A 55142-2025 FSC-klagomål.docx
+++ b/klagomål/A 55142-2025 FSC-klagomål.docx
@@ -1118,7 +1118,7 @@
     <w:r>
       <w:tab/>
       <w:tab/>
-      <w:t>2026-06-23</w:t>
+      <w:t>2026-06-24</w:t>
       <w:br/>
       <w:br/>
     </w:r>

--- a/klagomål/A 55142-2025 FSC-klagomål.docx
+++ b/klagomål/A 55142-2025 FSC-klagomål.docx
@@ -1118,7 +1118,7 @@
     <w:r>
       <w:tab/>
       <w:tab/>
-      <w:t>2026-06-24</w:t>
+      <w:t>2026-06-25</w:t>
       <w:br/>
       <w:br/>
     </w:r>

--- a/klagomål/A 55142-2025 FSC-klagomål.docx
+++ b/klagomål/A 55142-2025 FSC-klagomål.docx
@@ -1118,7 +1118,7 @@
     <w:r>
       <w:tab/>
       <w:tab/>
-      <w:t>2026-06-25</w:t>
+      <w:t>2026-06-26</w:t>
       <w:br/>
       <w:br/>
     </w:r>

--- a/klagomål/A 55142-2025 FSC-klagomål.docx
+++ b/klagomål/A 55142-2025 FSC-klagomål.docx
@@ -1118,7 +1118,7 @@
     <w:r>
       <w:tab/>
       <w:tab/>
-      <w:t>2026-06-26</w:t>
+      <w:t>2026-06-27</w:t>
       <w:br/>
       <w:br/>
     </w:r>

--- a/klagomål/A 55142-2025 FSC-klagomål.docx
+++ b/klagomål/A 55142-2025 FSC-klagomål.docx
@@ -1118,7 +1118,7 @@
     <w:r>
       <w:tab/>
       <w:tab/>
-      <w:t>2026-06-27</w:t>
+      <w:t>2026-06-28</w:t>
       <w:br/>
       <w:br/>
     </w:r>

--- a/klagomål/A 55142-2025 FSC-klagomål.docx
+++ b/klagomål/A 55142-2025 FSC-klagomål.docx
@@ -1118,7 +1118,7 @@
     <w:r>
       <w:tab/>
       <w:tab/>
-      <w:t>2026-06-28</w:t>
+      <w:t>2026-06-29</w:t>
       <w:br/>
       <w:br/>
     </w:r>

--- a/klagomål/A 55142-2025 FSC-klagomål.docx
+++ b/klagomål/A 55142-2025 FSC-klagomål.docx
@@ -1118,7 +1118,7 @@
     <w:r>
       <w:tab/>
       <w:tab/>
-      <w:t>2026-06-29</w:t>
+      <w:t>2026-06-30</w:t>
       <w:br/>
       <w:br/>
     </w:r>

--- a/klagomål/A 55142-2025 FSC-klagomål.docx
+++ b/klagomål/A 55142-2025 FSC-klagomål.docx
@@ -1118,7 +1118,7 @@
     <w:r>
       <w:tab/>
       <w:tab/>
-      <w:t>2026-06-30</w:t>
+      <w:t>2026-07-01</w:t>
       <w:br/>
       <w:br/>
     </w:r>
